--- a/PHengLEI/Documents/PHengLEI软件开源协议.docx
+++ b/PHengLEI/Documents/PHengLEI软件开源协议.docx
@@ -1,11 +1,152 @@
 
 <file path=word/document.xml><?xml version="1.0" encoding="utf-8"?>
-<w:document xmlns:wpc="http://schemas.microsoft.com/office/word/2010/wordprocessingCanvas" xmlns:mc="http://schemas.openxmlformats.org/markup-compatibility/2006" xmlns:o="urn:schemas-microsoft-com:office:office" xmlns:r="http://schemas.openxmlformats.org/officeDocument/2006/relationships" xmlns:m="http://schemas.openxmlformats.org/officeDocument/2006/math" xmlns:v="urn:schemas-microsoft-com:vml" xmlns:wp14="http://schemas.microsoft.com/office/word/2010/wordprocessingDrawing" xmlns:wp="http://schemas.openxmlformats.org/drawingml/2006/wordprocessingDrawing" xmlns:w="http://schemas.openxmlformats.org/wordprocessingml/2006/main" xmlns:w14="http://schemas.microsoft.com/office/word/2010/wordml" xmlns:w10="urn:schemas-microsoft-com:office:word" xmlns:w15="http://schemas.microsoft.com/office/word/2012/wordml" xmlns:wpg="http://schemas.microsoft.com/office/word/2010/wordprocessingGroup" xmlns:wpi="http://schemas.microsoft.com/office/word/2010/wordprocessingInk" xmlns:wne="http://schemas.microsoft.com/office/word/2006/wordml" xmlns:wps="http://schemas.microsoft.com/office/word/2010/wordprocessingShape" xmlns:wpsCustomData="http://www.wps.cn/officeDocument/2013/wpsCustomData" mc:Ignorable="w14 w15 wp14">
+<w:document xmlns:wpc="http://schemas.microsoft.com/office/word/2010/wordprocessingCanvas" xmlns:cx="http://schemas.microsoft.com/office/drawing/2014/chartex" xmlns:cx1="http://schemas.microsoft.com/office/drawing/2015/9/8/chartex" xmlns:cx2="http://schemas.microsoft.com/office/drawing/2015/10/21/chartex" xmlns:cx3="http://schemas.microsoft.com/office/drawing/2016/5/9/chartex" xmlns:cx4="http://schemas.microsoft.com/office/drawing/2016/5/10/chartex" xmlns:cx5="http://schemas.microsoft.com/office/drawing/2016/5/11/chartex" xmlns:cx6="http://schemas.microsoft.com/office/drawing/2016/5/12/chartex" xmlns:cx7="http://schemas.microsoft.com/office/drawing/2016/5/13/chartex" xmlns:cx8="http://schemas.microsoft.com/office/drawing/2016/5/14/chartex" xmlns:mc="http://schemas.openxmlformats.org/markup-compatibility/2006" xmlns:aink="http://schemas.microsoft.com/office/drawing/2016/ink" xmlns:am3d="http://schemas.microsoft.com/office/drawing/2017/model3d" xmlns:o="urn:schemas-microsoft-com:office:office" xmlns:oel="http://schemas.microsoft.com/office/2019/extlst" xmlns:r="http://schemas.openxmlformats.org/officeDocument/2006/relationships" xmlns:m="http://schemas.openxmlformats.org/officeDocument/2006/math" xmlns:v="urn:schemas-microsoft-com:vml" xmlns:wp14="http://schemas.microsoft.com/office/word/2010/wordprocessingDrawing" xmlns:wp="http://schemas.openxmlformats.org/drawingml/2006/wordprocessingDrawing" xmlns:w10="urn:schemas-microsoft-com:office:word" xmlns:w="http://schemas.openxmlformats.org/wordprocessingml/2006/main" xmlns:w14="http://schemas.microsoft.com/office/word/2010/wordml" xmlns:w15="http://schemas.microsoft.com/office/word/2012/wordml" xmlns:w16cex="http://schemas.microsoft.com/office/word/2018/wordml/cex" xmlns:w16cid="http://schemas.microsoft.com/office/word/2016/wordml/cid" xmlns:w16="http://schemas.microsoft.com/office/word/2018/wordml" xmlns:w16du="http://schemas.microsoft.com/office/word/2023/wordml/word16du" xmlns:w16sdtdh="http://schemas.microsoft.com/office/word/2020/wordml/sdtdatahash" xmlns:w16se="http://schemas.microsoft.com/office/word/2015/wordml/symex" xmlns:wpg="http://schemas.microsoft.com/office/word/2010/wordprocessingGroup" xmlns:wpi="http://schemas.microsoft.com/office/word/2010/wordprocessingInk" xmlns:wne="http://schemas.microsoft.com/office/word/2006/wordml" xmlns:wps="http://schemas.microsoft.com/office/word/2010/wordprocessingShape" mc:Ignorable="w14 w15 w16se w16cid w16 w16cex w16sdtdh w16du wp14">
   <w:body>
     <w:p>
       <w:pPr>
         <w:adjustRightInd w:val="0"/>
         <w:spacing w:before="112" w:after="120"/>
+        <w:rPr>
+          <w:rFonts w:ascii="仿宋_GB2312" w:eastAsia="仿宋_GB2312" w:hint="eastAsia"/>
+          <w:bCs/>
+          <w:sz w:val="28"/>
+        </w:rPr>
+      </w:pPr>
+      <w:r>
+        <w:rPr>
+          <w:rFonts w:ascii="仿宋_GB2312" w:eastAsia="仿宋_GB2312"/>
+          <w:bCs/>
+          <w:sz w:val="28"/>
+        </w:rPr>
+        <w:fldChar w:fldCharType="begin"/>
+      </w:r>
+      <w:r>
+        <w:rPr>
+          <w:rFonts w:ascii="仿宋_GB2312" w:eastAsia="仿宋_GB2312"/>
+          <w:bCs/>
+          <w:sz w:val="28"/>
+        </w:rPr>
+        <w:instrText xml:space="preserve"> MACROBUTTON MTEditEquationSection2 </w:instrText>
+      </w:r>
+      <w:r>
+        <w:rPr>
+          <w:rStyle w:val="MTEquationSection"/>
+          <w:rFonts w:hint="eastAsia"/>
+        </w:rPr>
+        <w:instrText>公式章</w:instrText>
+      </w:r>
+      <w:r>
+        <w:rPr>
+          <w:rStyle w:val="MTEquationSection"/>
+        </w:rPr>
+        <w:instrText xml:space="preserve"> 1 </w:instrText>
+      </w:r>
+      <w:r>
+        <w:rPr>
+          <w:rStyle w:val="MTEquationSection"/>
+          <w:rFonts w:hint="eastAsia"/>
+        </w:rPr>
+        <w:instrText>节</w:instrText>
+      </w:r>
+      <w:r>
+        <w:rPr>
+          <w:rStyle w:val="MTEquationSection"/>
+        </w:rPr>
+        <w:instrText xml:space="preserve"> 1</w:instrText>
+      </w:r>
+      <w:r>
+        <w:rPr>
+          <w:rFonts w:ascii="仿宋_GB2312" w:eastAsia="仿宋_GB2312"/>
+          <w:bCs/>
+          <w:sz w:val="28"/>
+        </w:rPr>
+        <w:fldChar w:fldCharType="begin"/>
+      </w:r>
+      <w:r>
+        <w:rPr>
+          <w:rFonts w:ascii="仿宋_GB2312" w:eastAsia="仿宋_GB2312"/>
+          <w:bCs/>
+          <w:sz w:val="28"/>
+        </w:rPr>
+        <w:instrText xml:space="preserve"> SEQ MTEqn \r \h \* MERGEFORMAT </w:instrText>
+      </w:r>
+      <w:r>
+        <w:rPr>
+          <w:rFonts w:ascii="仿宋_GB2312" w:eastAsia="仿宋_GB2312"/>
+          <w:bCs/>
+          <w:sz w:val="28"/>
+        </w:rPr>
+        <w:fldChar w:fldCharType="end"/>
+      </w:r>
+      <w:r>
+        <w:rPr>
+          <w:rFonts w:ascii="仿宋_GB2312" w:eastAsia="仿宋_GB2312"/>
+          <w:bCs/>
+          <w:sz w:val="28"/>
+        </w:rPr>
+        <w:fldChar w:fldCharType="begin"/>
+      </w:r>
+      <w:r>
+        <w:rPr>
+          <w:rFonts w:ascii="仿宋_GB2312" w:eastAsia="仿宋_GB2312"/>
+          <w:bCs/>
+          <w:sz w:val="28"/>
+        </w:rPr>
+        <w:instrText xml:space="preserve"> SEQ MTSec \r 1 \h \* MERGEFORMAT </w:instrText>
+      </w:r>
+      <w:r>
+        <w:rPr>
+          <w:rFonts w:ascii="仿宋_GB2312" w:eastAsia="仿宋_GB2312"/>
+          <w:bCs/>
+          <w:sz w:val="28"/>
+        </w:rPr>
+        <w:fldChar w:fldCharType="end"/>
+      </w:r>
+      <w:r>
+        <w:rPr>
+          <w:rFonts w:ascii="仿宋_GB2312" w:eastAsia="仿宋_GB2312"/>
+          <w:bCs/>
+          <w:sz w:val="28"/>
+        </w:rPr>
+        <w:fldChar w:fldCharType="begin"/>
+      </w:r>
+      <w:r>
+        <w:rPr>
+          <w:rFonts w:ascii="仿宋_GB2312" w:eastAsia="仿宋_GB2312"/>
+          <w:bCs/>
+          <w:sz w:val="28"/>
+        </w:rPr>
+        <w:instrText xml:space="preserve"> SEQ MTChap \r 1 \h \* MERGEFORMAT </w:instrText>
+      </w:r>
+      <w:r>
+        <w:rPr>
+          <w:rFonts w:ascii="仿宋_GB2312" w:eastAsia="仿宋_GB2312"/>
+          <w:bCs/>
+          <w:sz w:val="28"/>
+        </w:rPr>
+        <w:fldChar w:fldCharType="end"/>
+      </w:r>
+      <w:r>
+        <w:rPr>
+          <w:rFonts w:ascii="仿宋_GB2312" w:eastAsia="仿宋_GB2312"/>
+          <w:bCs/>
+          <w:sz w:val="28"/>
+        </w:rPr>
+        <w:fldChar w:fldCharType="end"/>
+      </w:r>
+      <w:r>
+        <w:rPr>
+          <w:rFonts w:ascii="仿宋_GB2312" w:eastAsia="仿宋_GB2312" w:hint="eastAsia"/>
+          <w:bCs/>
+          <w:sz w:val="28"/>
+        </w:rPr>
+        <w:t>个人版：</w:t>
+      </w:r>
+    </w:p>
+    <w:p>
+      <w:pPr>
+        <w:adjustRightInd w:val="0"/>
+        <w:spacing w:before="112" w:after="120"/>
         <w:jc w:val="center"/>
         <w:rPr>
           <w:rFonts w:ascii="仿宋_GB2312" w:eastAsia="仿宋_GB2312"/>
@@ -15,33 +156,62 @@
       </w:pPr>
       <w:r>
         <w:rPr>
-          <w:rFonts w:hint="eastAsia" w:ascii="仿宋_GB2312" w:eastAsia="仿宋_GB2312"/>
+          <w:rFonts w:ascii="仿宋_GB2312" w:eastAsia="仿宋_GB2312" w:hint="eastAsia"/>
           <w:b/>
           <w:sz w:val="28"/>
         </w:rPr>
-        <w:t>国家数值风洞“风雷（PHengLEI）”软件开源协议</w:t>
+        <w:t>国家数值风洞</w:t>
+      </w:r>
+      <w:r>
+        <w:rPr>
+          <w:rFonts w:ascii="仿宋_GB2312" w:eastAsia="仿宋_GB2312" w:hint="eastAsia"/>
+          <w:b/>
+          <w:sz w:val="28"/>
+        </w:rPr>
+        <w:t>“风雷（</w:t>
+      </w:r>
+      <w:proofErr w:type="spellStart"/>
+      <w:r>
+        <w:rPr>
+          <w:rFonts w:ascii="仿宋_GB2312" w:eastAsia="仿宋_GB2312" w:hint="eastAsia"/>
+          <w:b/>
+          <w:sz w:val="28"/>
+        </w:rPr>
+        <w:t>PHengLEI</w:t>
+      </w:r>
+      <w:proofErr w:type="spellEnd"/>
+      <w:r>
+        <w:rPr>
+          <w:rFonts w:ascii="仿宋_GB2312" w:eastAsia="仿宋_GB2312" w:hint="eastAsia"/>
+          <w:b/>
+          <w:sz w:val="28"/>
+        </w:rPr>
+        <w:t>）”软件</w:t>
+      </w:r>
+      <w:r>
+        <w:rPr>
+          <w:rFonts w:ascii="仿宋_GB2312" w:eastAsia="仿宋_GB2312" w:hint="eastAsia"/>
+          <w:b/>
+          <w:sz w:val="28"/>
+        </w:rPr>
+        <w:t>开源</w:t>
+      </w:r>
+      <w:r>
+        <w:rPr>
+          <w:rFonts w:ascii="仿宋_GB2312" w:eastAsia="仿宋_GB2312" w:hint="eastAsia"/>
+          <w:b/>
+          <w:sz w:val="28"/>
+        </w:rPr>
+        <w:t>协议</w:t>
       </w:r>
     </w:p>
     <w:tbl>
       <w:tblPr>
-        <w:tblStyle w:val="6"/>
+        <w:tblStyle w:val="a3"/>
         <w:tblW w:w="9162" w:type="dxa"/>
         <w:jc w:val="center"/>
-        <w:tblBorders>
-          <w:top w:val="single" w:color="auto" w:sz="4" w:space="0"/>
-          <w:left w:val="single" w:color="auto" w:sz="4" w:space="0"/>
-          <w:bottom w:val="single" w:color="auto" w:sz="4" w:space="0"/>
-          <w:right w:val="single" w:color="auto" w:sz="4" w:space="0"/>
-          <w:insideH w:val="single" w:color="auto" w:sz="4" w:space="0"/>
-          <w:insideV w:val="single" w:color="auto" w:sz="4" w:space="0"/>
-        </w:tblBorders>
         <w:tblLayout w:type="fixed"/>
-        <w:tblCellMar>
-          <w:top w:w="0" w:type="dxa"/>
-          <w:left w:w="108" w:type="dxa"/>
-          <w:bottom w:w="0" w:type="dxa"/>
-          <w:right w:w="108" w:type="dxa"/>
-        </w:tblCellMar>
+        <w:tblLook w:val="04A0" w:firstRow="1" w:lastRow="0" w:firstColumn="1" w:lastColumn="0" w:noHBand="0" w:noVBand="1"/>
       </w:tblPr>
       <w:tblGrid>
         <w:gridCol w:w="1664"/>
@@ -50,24 +220,8 @@
         <w:gridCol w:w="3195"/>
       </w:tblGrid>
       <w:tr>
-        <w:tblPrEx>
-          <w:tblBorders>
-            <w:top w:val="single" w:color="auto" w:sz="4" w:space="0"/>
-            <w:left w:val="single" w:color="auto" w:sz="4" w:space="0"/>
-            <w:bottom w:val="single" w:color="auto" w:sz="4" w:space="0"/>
-            <w:right w:val="single" w:color="auto" w:sz="4" w:space="0"/>
-            <w:insideH w:val="single" w:color="auto" w:sz="4" w:space="0"/>
-            <w:insideV w:val="single" w:color="auto" w:sz="4" w:space="0"/>
-          </w:tblBorders>
-          <w:tblCellMar>
-            <w:top w:w="0" w:type="dxa"/>
-            <w:left w:w="108" w:type="dxa"/>
-            <w:bottom w:w="0" w:type="dxa"/>
-            <w:right w:w="108" w:type="dxa"/>
-          </w:tblCellMar>
-        </w:tblPrEx>
         <w:trPr>
-          <w:trHeight w:val="638" w:hRule="exact"/>
+          <w:trHeight w:hRule="exact" w:val="638"/>
           <w:jc w:val="center"/>
         </w:trPr>
         <w:tc>
@@ -85,7 +239,7 @@
             </w:pPr>
             <w:r>
               <w:rPr>
-                <w:rFonts w:hint="eastAsia" w:ascii="仿宋_GB2312" w:eastAsia="仿宋_GB2312"/>
+                <w:rFonts w:ascii="仿宋_GB2312" w:eastAsia="仿宋_GB2312" w:hint="eastAsia"/>
               </w:rPr>
               <w:t>姓  名</w:t>
             </w:r>
@@ -121,7 +275,7 @@
             </w:pPr>
             <w:r>
               <w:rPr>
-                <w:rFonts w:hint="eastAsia" w:ascii="仿宋_GB2312" w:eastAsia="仿宋_GB2312"/>
+                <w:rFonts w:ascii="仿宋_GB2312" w:eastAsia="仿宋_GB2312" w:hint="eastAsia"/>
               </w:rPr>
               <w:t>工作单位</w:t>
             </w:r>
@@ -136,7 +290,7 @@
             </w:pPr>
             <w:r>
               <w:rPr>
-                <w:rFonts w:hint="eastAsia" w:ascii="仿宋_GB2312" w:eastAsia="仿宋_GB2312"/>
+                <w:rFonts w:ascii="仿宋_GB2312" w:eastAsia="仿宋_GB2312" w:hint="eastAsia"/>
               </w:rPr>
               <w:t>职称（或职务）</w:t>
             </w:r>
@@ -159,24 +313,8 @@
         </w:tc>
       </w:tr>
       <w:tr>
-        <w:tblPrEx>
-          <w:tblBorders>
-            <w:top w:val="single" w:color="auto" w:sz="4" w:space="0"/>
-            <w:left w:val="single" w:color="auto" w:sz="4" w:space="0"/>
-            <w:bottom w:val="single" w:color="auto" w:sz="4" w:space="0"/>
-            <w:right w:val="single" w:color="auto" w:sz="4" w:space="0"/>
-            <w:insideH w:val="single" w:color="auto" w:sz="4" w:space="0"/>
-            <w:insideV w:val="single" w:color="auto" w:sz="4" w:space="0"/>
-          </w:tblBorders>
-          <w:tblCellMar>
-            <w:top w:w="0" w:type="dxa"/>
-            <w:left w:w="108" w:type="dxa"/>
-            <w:bottom w:w="0" w:type="dxa"/>
-            <w:right w:w="108" w:type="dxa"/>
-          </w:tblCellMar>
-        </w:tblPrEx>
         <w:trPr>
-          <w:trHeight w:val="632" w:hRule="exact"/>
+          <w:trHeight w:hRule="exact" w:val="632"/>
           <w:jc w:val="center"/>
         </w:trPr>
         <w:tc>
@@ -194,7 +332,7 @@
             </w:pPr>
             <w:r>
               <w:rPr>
-                <w:rFonts w:hint="eastAsia" w:ascii="仿宋_GB2312" w:eastAsia="仿宋_GB2312"/>
+                <w:rFonts w:ascii="仿宋_GB2312" w:eastAsia="仿宋_GB2312" w:hint="eastAsia"/>
               </w:rPr>
               <w:t>联系电话</w:t>
             </w:r>
@@ -204,7 +342,7 @@
           <w:tcPr>
             <w:tcW w:w="2546" w:type="dxa"/>
             <w:tcBorders>
-              <w:bottom w:val="single" w:color="auto" w:sz="4" w:space="0"/>
+              <w:bottom w:val="single" w:sz="4" w:space="0" w:color="auto"/>
             </w:tcBorders>
             <w:vAlign w:val="center"/>
           </w:tcPr>
@@ -233,7 +371,7 @@
             </w:pPr>
             <w:r>
               <w:rPr>
-                <w:rFonts w:hint="eastAsia" w:ascii="仿宋_GB2312" w:hAnsi="宋体" w:eastAsia="仿宋_GB2312"/>
+                <w:rFonts w:ascii="仿宋_GB2312" w:eastAsia="仿宋_GB2312" w:hAnsi="宋体" w:hint="eastAsia"/>
               </w:rPr>
               <w:t>电子邮箱</w:t>
             </w:r>
@@ -256,24 +394,8 @@
         </w:tc>
       </w:tr>
       <w:tr>
-        <w:tblPrEx>
-          <w:tblBorders>
-            <w:top w:val="single" w:color="auto" w:sz="4" w:space="0"/>
-            <w:left w:val="single" w:color="auto" w:sz="4" w:space="0"/>
-            <w:bottom w:val="single" w:color="auto" w:sz="4" w:space="0"/>
-            <w:right w:val="single" w:color="auto" w:sz="4" w:space="0"/>
-            <w:insideH w:val="single" w:color="auto" w:sz="4" w:space="0"/>
-            <w:insideV w:val="single" w:color="auto" w:sz="4" w:space="0"/>
-          </w:tblBorders>
-          <w:tblCellMar>
-            <w:top w:w="0" w:type="dxa"/>
-            <w:left w:w="108" w:type="dxa"/>
-            <w:bottom w:w="0" w:type="dxa"/>
-            <w:right w:w="108" w:type="dxa"/>
-          </w:tblCellMar>
-        </w:tblPrEx>
         <w:trPr>
-          <w:trHeight w:val="632" w:hRule="exact"/>
+          <w:trHeight w:hRule="exact" w:val="632"/>
           <w:jc w:val="center"/>
         </w:trPr>
         <w:tc>
@@ -292,7 +414,7 @@
             </w:pPr>
             <w:r>
               <w:rPr>
-                <w:rFonts w:hint="eastAsia" w:ascii="仿宋_GB2312" w:eastAsia="仿宋_GB2312"/>
+                <w:rFonts w:ascii="仿宋_GB2312" w:eastAsia="仿宋_GB2312" w:hint="eastAsia"/>
               </w:rPr>
               <w:t>导师</w:t>
             </w:r>
@@ -304,7 +426,7 @@
             </w:r>
             <w:r>
               <w:rPr>
-                <w:rFonts w:hint="eastAsia" w:ascii="仿宋_GB2312" w:eastAsia="仿宋_GB2312"/>
+                <w:rFonts w:ascii="仿宋_GB2312" w:eastAsia="仿宋_GB2312" w:hint="eastAsia"/>
               </w:rPr>
               <w:t>组</w:t>
             </w:r>
@@ -316,7 +438,7 @@
             </w:r>
             <w:r>
               <w:rPr>
-                <w:rFonts w:hint="eastAsia" w:ascii="仿宋_GB2312" w:eastAsia="仿宋_GB2312"/>
+                <w:rFonts w:ascii="仿宋_GB2312" w:eastAsia="仿宋_GB2312" w:hint="eastAsia"/>
               </w:rPr>
               <w:t>（学生必填）</w:t>
             </w:r>
@@ -340,24 +462,8 @@
         </w:tc>
       </w:tr>
       <w:tr>
-        <w:tblPrEx>
-          <w:tblBorders>
-            <w:top w:val="single" w:color="auto" w:sz="4" w:space="0"/>
-            <w:left w:val="single" w:color="auto" w:sz="4" w:space="0"/>
-            <w:bottom w:val="single" w:color="auto" w:sz="4" w:space="0"/>
-            <w:right w:val="single" w:color="auto" w:sz="4" w:space="0"/>
-            <w:insideH w:val="single" w:color="auto" w:sz="4" w:space="0"/>
-            <w:insideV w:val="single" w:color="auto" w:sz="4" w:space="0"/>
-          </w:tblBorders>
-          <w:tblCellMar>
-            <w:top w:w="0" w:type="dxa"/>
-            <w:left w:w="108" w:type="dxa"/>
-            <w:bottom w:w="0" w:type="dxa"/>
-            <w:right w:w="108" w:type="dxa"/>
-          </w:tblCellMar>
-        </w:tblPrEx>
         <w:trPr>
-          <w:trHeight w:val="633" w:hRule="exact"/>
+          <w:trHeight w:hRule="exact" w:val="633"/>
           <w:jc w:val="center"/>
         </w:trPr>
         <w:tc>
@@ -366,9 +472,9 @@
             <w:gridSpan w:val="4"/>
             <w:tcBorders>
               <w:top w:val="nil"/>
-              <w:left w:val="single" w:color="auto" w:sz="4" w:space="0"/>
+              <w:left w:val="single" w:sz="4" w:space="0" w:color="auto"/>
               <w:bottom w:val="nil"/>
-              <w:right w:val="single" w:color="auto" w:sz="4" w:space="0"/>
+              <w:right w:val="single" w:sz="4" w:space="0" w:color="auto"/>
             </w:tcBorders>
           </w:tcPr>
           <w:p>
@@ -380,7 +486,7 @@
             </w:pPr>
             <w:r>
               <w:rPr>
-                <w:rFonts w:hint="eastAsia" w:ascii="仿宋_GB2312" w:eastAsia="仿宋_GB2312"/>
+                <w:rFonts w:ascii="仿宋_GB2312" w:eastAsia="仿宋_GB2312" w:hint="eastAsia"/>
               </w:rPr>
               <w:t>申请人自愿遵守以下条款：</w:t>
             </w:r>
@@ -388,24 +494,8 @@
         </w:tc>
       </w:tr>
       <w:tr>
-        <w:tblPrEx>
-          <w:tblBorders>
-            <w:top w:val="single" w:color="auto" w:sz="4" w:space="0"/>
-            <w:left w:val="single" w:color="auto" w:sz="4" w:space="0"/>
-            <w:bottom w:val="single" w:color="auto" w:sz="4" w:space="0"/>
-            <w:right w:val="single" w:color="auto" w:sz="4" w:space="0"/>
-            <w:insideH w:val="single" w:color="auto" w:sz="4" w:space="0"/>
-            <w:insideV w:val="single" w:color="auto" w:sz="4" w:space="0"/>
-          </w:tblBorders>
-          <w:tblCellMar>
-            <w:top w:w="0" w:type="dxa"/>
-            <w:left w:w="108" w:type="dxa"/>
-            <w:bottom w:w="0" w:type="dxa"/>
-            <w:right w:w="108" w:type="dxa"/>
-          </w:tblCellMar>
-        </w:tblPrEx>
         <w:trPr>
-          <w:trHeight w:val="6958" w:hRule="atLeast"/>
+          <w:trHeight w:val="6958"/>
           <w:jc w:val="center"/>
         </w:trPr>
         <w:tc>
@@ -414,12 +504,12 @@
             <w:gridSpan w:val="4"/>
             <w:tcBorders>
               <w:top w:val="nil"/>
-              <w:bottom w:val="single" w:color="auto" w:sz="4" w:space="0"/>
+              <w:bottom w:val="single" w:sz="4" w:space="0" w:color="auto"/>
             </w:tcBorders>
           </w:tcPr>
           <w:p>
             <w:pPr>
-              <w:ind w:firstLine="485" w:firstLineChars="231"/>
+              <w:ind w:firstLineChars="231" w:firstLine="485"/>
               <w:rPr>
                 <w:rFonts w:ascii="仿宋_GB2312" w:eastAsia="仿宋_GB2312"/>
                 <w:vertAlign w:val="subscript"/>
@@ -427,35 +517,106 @@
             </w:pPr>
             <w:r>
               <w:rPr>
-                <w:rFonts w:hint="eastAsia" w:ascii="仿宋_GB2312" w:eastAsia="仿宋_GB2312"/>
-              </w:rPr>
-              <w:t>本协议是您（如下也称“用户”）与中国空气动力研究与发展中心（以下简称“中心”），关于国家数值风洞（NNW）“风雷（PHengLEI）”软件的协议，请认真阅读。</w:t>
-            </w:r>
-          </w:p>
-          <w:p>
-            <w:pPr>
-              <w:pStyle w:val="12"/>
-              <w:numPr>
-                <w:ilvl w:val="0"/>
-                <w:numId w:val="1"/>
-              </w:numPr>
-              <w:ind w:left="422" w:hanging="422" w:hangingChars="200"/>
-              <w:rPr>
-                <w:rFonts w:ascii="仿宋_GB2312" w:eastAsia="仿宋_GB2312"/>
-              </w:rPr>
-            </w:pPr>
-            <w:r>
-              <w:rPr>
-                <w:rFonts w:hint="eastAsia" w:ascii="仿宋_GB2312" w:eastAsia="仿宋_GB2312"/>
-                <w:b/>
-                <w:u w:val="single"/>
-              </w:rPr>
-              <w:t>申请者不得私自以拷贝、刻录等方式向第三者（包括同一单位内的其他人员）传播。所有用户均需填写本协议，向中心申请并获授权后方能免费获取。</w:t>
-            </w:r>
-          </w:p>
-          <w:p>
-            <w:pPr>
-              <w:pStyle w:val="12"/>
+                <w:rFonts w:ascii="仿宋_GB2312" w:eastAsia="仿宋_GB2312" w:hint="eastAsia"/>
+              </w:rPr>
+              <w:t>本协议是您</w:t>
+            </w:r>
+            <w:r>
+              <w:rPr>
+                <w:rFonts w:ascii="仿宋_GB2312" w:eastAsia="仿宋_GB2312" w:hint="eastAsia"/>
+              </w:rPr>
+              <w:t>（</w:t>
+            </w:r>
+            <w:r>
+              <w:rPr>
+                <w:rFonts w:ascii="仿宋_GB2312" w:eastAsia="仿宋_GB2312" w:hint="eastAsia"/>
+              </w:rPr>
+              <w:t>如下也称“用户”</w:t>
+            </w:r>
+            <w:r>
+              <w:rPr>
+                <w:rFonts w:ascii="仿宋_GB2312" w:eastAsia="仿宋_GB2312" w:hint="eastAsia"/>
+              </w:rPr>
+              <w:t>）</w:t>
+            </w:r>
+            <w:r>
+              <w:rPr>
+                <w:rFonts w:ascii="仿宋_GB2312" w:eastAsia="仿宋_GB2312" w:hint="eastAsia"/>
+              </w:rPr>
+              <w:t>与</w:t>
+            </w:r>
+            <w:r>
+              <w:rPr>
+                <w:rFonts w:ascii="仿宋_GB2312" w:eastAsia="仿宋_GB2312" w:hint="eastAsia"/>
+              </w:rPr>
+              <w:t>中国空气动力研究与发展中心</w:t>
+            </w:r>
+            <w:r>
+              <w:rPr>
+                <w:rFonts w:ascii="仿宋_GB2312" w:eastAsia="仿宋_GB2312" w:hint="eastAsia"/>
+              </w:rPr>
+              <w:t>（以下简称“中心”）</w:t>
+            </w:r>
+            <w:r>
+              <w:rPr>
+                <w:rFonts w:ascii="仿宋_GB2312" w:eastAsia="仿宋_GB2312" w:hint="eastAsia"/>
+              </w:rPr>
+              <w:t>，</w:t>
+            </w:r>
+            <w:r>
+              <w:rPr>
+                <w:rFonts w:ascii="仿宋_GB2312" w:eastAsia="仿宋_GB2312" w:hint="eastAsia"/>
+              </w:rPr>
+              <w:t>关于</w:t>
+            </w:r>
+            <w:r>
+              <w:rPr>
+                <w:rFonts w:ascii="仿宋_GB2312" w:eastAsia="仿宋_GB2312" w:hint="eastAsia"/>
+              </w:rPr>
+              <w:t>国家数值风洞</w:t>
+            </w:r>
+            <w:r>
+              <w:rPr>
+                <w:rFonts w:ascii="仿宋_GB2312" w:eastAsia="仿宋_GB2312" w:hint="eastAsia"/>
+              </w:rPr>
+              <w:t>（NNW）</w:t>
+            </w:r>
+            <w:r>
+              <w:rPr>
+                <w:rFonts w:ascii="仿宋_GB2312" w:eastAsia="仿宋_GB2312" w:hint="eastAsia"/>
+              </w:rPr>
+              <w:t>“风雷（</w:t>
+            </w:r>
+            <w:proofErr w:type="spellStart"/>
+            <w:r>
+              <w:rPr>
+                <w:rFonts w:ascii="仿宋_GB2312" w:eastAsia="仿宋_GB2312" w:hint="eastAsia"/>
+              </w:rPr>
+              <w:t>PHengLEI</w:t>
+            </w:r>
+            <w:proofErr w:type="spellEnd"/>
+            <w:r>
+              <w:rPr>
+                <w:rFonts w:ascii="仿宋_GB2312" w:eastAsia="仿宋_GB2312" w:hint="eastAsia"/>
+              </w:rPr>
+              <w:t>）”软</w:t>
+            </w:r>
+            <w:r>
+              <w:rPr>
+                <w:rFonts w:ascii="仿宋_GB2312" w:eastAsia="仿宋_GB2312" w:hint="eastAsia"/>
+              </w:rPr>
+              <w:t>件的协议，请认真阅读</w:t>
+            </w:r>
+            <w:r>
+              <w:rPr>
+                <w:rFonts w:ascii="仿宋_GB2312" w:eastAsia="仿宋_GB2312" w:hint="eastAsia"/>
+              </w:rPr>
+              <w:t>。</w:t>
+            </w:r>
+          </w:p>
+          <w:p>
+            <w:pPr>
+              <w:pStyle w:val="ab"/>
               <w:numPr>
                 <w:ilvl w:val="0"/>
                 <w:numId w:val="1"/>
@@ -467,14 +628,112 @@
             </w:pPr>
             <w:r>
               <w:rPr>
-                <w:rFonts w:hint="eastAsia" w:ascii="仿宋_GB2312" w:eastAsia="仿宋_GB2312"/>
-              </w:rPr>
-              <w:t>用户可以在“风雷（PHengLEI）”软件上添加、修改源代码，有权提出软件的使用反馈及意见，用户可以发表软件的使用体验及感受，但不得随意诽谤、中伤。</w:t>
-            </w:r>
-          </w:p>
-          <w:p>
-            <w:pPr>
-              <w:pStyle w:val="12"/>
+                <w:rFonts w:ascii="仿宋_GB2312" w:eastAsia="仿宋_GB2312" w:hint="eastAsia"/>
+                <w:b/>
+                <w:u w:val="single"/>
+              </w:rPr>
+              <w:t>申请</w:t>
+            </w:r>
+            <w:r>
+              <w:rPr>
+                <w:rFonts w:ascii="仿宋_GB2312" w:eastAsia="仿宋_GB2312" w:hint="eastAsia"/>
+                <w:b/>
+                <w:u w:val="single"/>
+              </w:rPr>
+              <w:t>者</w:t>
+            </w:r>
+            <w:r>
+              <w:rPr>
+                <w:rFonts w:ascii="仿宋_GB2312" w:eastAsia="仿宋_GB2312" w:hint="eastAsia"/>
+                <w:b/>
+                <w:u w:val="single"/>
+              </w:rPr>
+              <w:t>不得私自以拷贝、</w:t>
+            </w:r>
+            <w:r>
+              <w:rPr>
+                <w:rFonts w:ascii="仿宋_GB2312" w:eastAsia="仿宋_GB2312" w:hint="eastAsia"/>
+                <w:b/>
+                <w:u w:val="single"/>
+              </w:rPr>
+              <w:t>刻录等方式向第三者</w:t>
+            </w:r>
+            <w:r>
+              <w:rPr>
+                <w:rFonts w:ascii="仿宋_GB2312" w:eastAsia="仿宋_GB2312" w:hint="eastAsia"/>
+                <w:b/>
+                <w:u w:val="single"/>
+              </w:rPr>
+              <w:t>（包括同一单位内的其他人员）</w:t>
+            </w:r>
+            <w:r>
+              <w:rPr>
+                <w:rFonts w:ascii="仿宋_GB2312" w:eastAsia="仿宋_GB2312" w:hint="eastAsia"/>
+                <w:b/>
+                <w:u w:val="single"/>
+              </w:rPr>
+              <w:t>传播。</w:t>
+            </w:r>
+            <w:r>
+              <w:rPr>
+                <w:rFonts w:ascii="仿宋_GB2312" w:eastAsia="仿宋_GB2312" w:hint="eastAsia"/>
+                <w:b/>
+                <w:u w:val="single"/>
+              </w:rPr>
+              <w:t>所有用户均</w:t>
+            </w:r>
+            <w:r>
+              <w:rPr>
+                <w:rFonts w:ascii="仿宋_GB2312" w:eastAsia="仿宋_GB2312" w:hint="eastAsia"/>
+                <w:b/>
+                <w:u w:val="single"/>
+              </w:rPr>
+              <w:t>需填写本</w:t>
+            </w:r>
+            <w:r>
+              <w:rPr>
+                <w:rFonts w:ascii="仿宋_GB2312" w:eastAsia="仿宋_GB2312" w:hint="eastAsia"/>
+                <w:b/>
+                <w:u w:val="single"/>
+              </w:rPr>
+              <w:t>协议</w:t>
+            </w:r>
+            <w:r>
+              <w:rPr>
+                <w:rFonts w:ascii="仿宋_GB2312" w:eastAsia="仿宋_GB2312" w:hint="eastAsia"/>
+                <w:b/>
+                <w:u w:val="single"/>
+              </w:rPr>
+              <w:t>，</w:t>
+            </w:r>
+            <w:r>
+              <w:rPr>
+                <w:rFonts w:ascii="仿宋_GB2312" w:eastAsia="仿宋_GB2312" w:hint="eastAsia"/>
+                <w:b/>
+                <w:u w:val="single"/>
+              </w:rPr>
+              <w:t>向中心申请</w:t>
+            </w:r>
+            <w:r>
+              <w:rPr>
+                <w:rFonts w:ascii="仿宋_GB2312" w:eastAsia="仿宋_GB2312" w:hint="eastAsia"/>
+                <w:b/>
+                <w:u w:val="single"/>
+              </w:rPr>
+              <w:t>并获授权</w:t>
+            </w:r>
+            <w:r>
+              <w:rPr>
+                <w:rFonts w:ascii="仿宋_GB2312" w:eastAsia="仿宋_GB2312" w:hint="eastAsia"/>
+                <w:b/>
+                <w:u w:val="single"/>
+              </w:rPr>
+              <w:t>后方能免费获取。</w:t>
+            </w:r>
+          </w:p>
+          <w:p>
+            <w:pPr>
+              <w:pStyle w:val="ab"/>
               <w:numPr>
                 <w:ilvl w:val="0"/>
                 <w:numId w:val="1"/>
@@ -486,14 +745,88 @@
             </w:pPr>
             <w:r>
               <w:rPr>
-                <w:rFonts w:hint="eastAsia" w:ascii="仿宋_GB2312" w:eastAsia="仿宋_GB2312"/>
-              </w:rPr>
-              <w:t>用户享有其开发代码的知识产权。鼓励将开发成果返回至开发团队，或在“风雷（PHengLEI）”软件中开源，开发者将在代码中署名。</w:t>
-            </w:r>
-          </w:p>
-          <w:p>
-            <w:pPr>
-              <w:pStyle w:val="12"/>
+                <w:rFonts w:ascii="仿宋_GB2312" w:eastAsia="仿宋_GB2312" w:hint="eastAsia"/>
+              </w:rPr>
+              <w:t>用户可以在</w:t>
+            </w:r>
+            <w:r>
+              <w:rPr>
+                <w:rFonts w:ascii="仿宋_GB2312" w:eastAsia="仿宋_GB2312" w:hint="eastAsia"/>
+              </w:rPr>
+              <w:t>“</w:t>
+            </w:r>
+            <w:r>
+              <w:rPr>
+                <w:rFonts w:ascii="仿宋_GB2312" w:eastAsia="仿宋_GB2312" w:hint="eastAsia"/>
+              </w:rPr>
+              <w:t>风雷（</w:t>
+            </w:r>
+            <w:proofErr w:type="spellStart"/>
+            <w:r>
+              <w:rPr>
+                <w:rFonts w:ascii="仿宋_GB2312" w:eastAsia="仿宋_GB2312" w:hint="eastAsia"/>
+              </w:rPr>
+              <w:t>PHengLEI</w:t>
+            </w:r>
+            <w:proofErr w:type="spellEnd"/>
+            <w:r>
+              <w:rPr>
+                <w:rFonts w:ascii="仿宋_GB2312" w:eastAsia="仿宋_GB2312" w:hint="eastAsia"/>
+              </w:rPr>
+              <w:t>）</w:t>
+            </w:r>
+            <w:r>
+              <w:rPr>
+                <w:rFonts w:ascii="仿宋_GB2312" w:eastAsia="仿宋_GB2312" w:hint="eastAsia"/>
+              </w:rPr>
+              <w:t>”</w:t>
+            </w:r>
+            <w:r>
+              <w:rPr>
+                <w:rFonts w:ascii="仿宋_GB2312" w:eastAsia="仿宋_GB2312" w:hint="eastAsia"/>
+              </w:rPr>
+              <w:t>软件上</w:t>
+            </w:r>
+            <w:r>
+              <w:rPr>
+                <w:rFonts w:ascii="仿宋_GB2312" w:eastAsia="仿宋_GB2312" w:hint="eastAsia"/>
+              </w:rPr>
+              <w:t>添加、修改源代码</w:t>
+            </w:r>
+            <w:r>
+              <w:rPr>
+                <w:rFonts w:ascii="仿宋_GB2312" w:eastAsia="仿宋_GB2312" w:hint="eastAsia"/>
+              </w:rPr>
+              <w:t>，</w:t>
+            </w:r>
+            <w:r>
+              <w:rPr>
+                <w:rFonts w:ascii="仿宋_GB2312" w:eastAsia="仿宋_GB2312" w:hint="eastAsia"/>
+              </w:rPr>
+              <w:t>有权提出软件的使用反馈及意见</w:t>
+            </w:r>
+            <w:r>
+              <w:rPr>
+                <w:rFonts w:ascii="仿宋_GB2312" w:eastAsia="仿宋_GB2312" w:hint="eastAsia"/>
+              </w:rPr>
+              <w:t>，</w:t>
+            </w:r>
+            <w:r>
+              <w:rPr>
+                <w:rFonts w:ascii="仿宋_GB2312" w:eastAsia="仿宋_GB2312" w:hint="eastAsia"/>
+              </w:rPr>
+              <w:t>用户可以发表软件的使用体验及感受，但不得随意诽谤、中伤</w:t>
+            </w:r>
+            <w:r>
+              <w:rPr>
+                <w:rFonts w:ascii="仿宋_GB2312" w:eastAsia="仿宋_GB2312" w:hint="eastAsia"/>
+              </w:rPr>
+              <w:t>。</w:t>
+            </w:r>
+          </w:p>
+          <w:p>
+            <w:pPr>
+              <w:pStyle w:val="ab"/>
               <w:numPr>
                 <w:ilvl w:val="0"/>
                 <w:numId w:val="1"/>
@@ -505,14 +838,134 @@
             </w:pPr>
             <w:r>
               <w:rPr>
-                <w:rFonts w:hint="eastAsia" w:ascii="仿宋_GB2312" w:eastAsia="仿宋_GB2312"/>
-              </w:rPr>
-              <w:t>若该软件被申请人用于学术研究，则相关论文成果中应引用国家数值风洞“风雷（PHengLEI）”软件;若用于其它用途,需在显要处标注基于“风雷（PHengLEI）”软件开发。</w:t>
-            </w:r>
-          </w:p>
-          <w:p>
-            <w:pPr>
-              <w:pStyle w:val="12"/>
+                <w:rFonts w:ascii="仿宋_GB2312" w:eastAsia="仿宋_GB2312" w:hint="eastAsia"/>
+              </w:rPr>
+              <w:t>用户享有其开发代码的知识产权。鼓励</w:t>
+            </w:r>
+            <w:r>
+              <w:rPr>
+                <w:rFonts w:ascii="仿宋_GB2312" w:eastAsia="仿宋_GB2312" w:hint="eastAsia"/>
+              </w:rPr>
+              <w:t>将开发成果返回</w:t>
+            </w:r>
+            <w:proofErr w:type="gramStart"/>
+            <w:r>
+              <w:rPr>
+                <w:rFonts w:ascii="仿宋_GB2312" w:eastAsia="仿宋_GB2312" w:hint="eastAsia"/>
+              </w:rPr>
+              <w:t>至</w:t>
+            </w:r>
+            <w:r>
+              <w:rPr>
+                <w:rFonts w:ascii="仿宋_GB2312" w:eastAsia="仿宋_GB2312" w:hint="eastAsia"/>
+              </w:rPr>
+              <w:t>开发</w:t>
+            </w:r>
+            <w:proofErr w:type="gramEnd"/>
+            <w:r>
+              <w:rPr>
+                <w:rFonts w:ascii="仿宋_GB2312" w:eastAsia="仿宋_GB2312" w:hint="eastAsia"/>
+              </w:rPr>
+              <w:t>团队</w:t>
+            </w:r>
+            <w:r>
+              <w:rPr>
+                <w:rFonts w:ascii="仿宋_GB2312" w:eastAsia="仿宋_GB2312" w:hint="eastAsia"/>
+              </w:rPr>
+              <w:t>，或在</w:t>
+            </w:r>
+            <w:r>
+              <w:rPr>
+                <w:rFonts w:ascii="仿宋_GB2312" w:eastAsia="仿宋_GB2312" w:hint="eastAsia"/>
+              </w:rPr>
+              <w:t>“</w:t>
+            </w:r>
+            <w:r>
+              <w:rPr>
+                <w:rFonts w:ascii="仿宋_GB2312" w:eastAsia="仿宋_GB2312" w:hint="eastAsia"/>
+              </w:rPr>
+              <w:t>风雷（</w:t>
+            </w:r>
+            <w:proofErr w:type="spellStart"/>
+            <w:r>
+              <w:rPr>
+                <w:rFonts w:ascii="仿宋_GB2312" w:eastAsia="仿宋_GB2312" w:hint="eastAsia"/>
+              </w:rPr>
+              <w:t>PHengLEI</w:t>
+            </w:r>
+            <w:proofErr w:type="spellEnd"/>
+            <w:r>
+              <w:rPr>
+                <w:rFonts w:ascii="仿宋_GB2312" w:eastAsia="仿宋_GB2312" w:hint="eastAsia"/>
+              </w:rPr>
+              <w:t>）</w:t>
+            </w:r>
+            <w:r>
+              <w:rPr>
+                <w:rFonts w:ascii="仿宋_GB2312" w:eastAsia="仿宋_GB2312" w:hint="eastAsia"/>
+              </w:rPr>
+              <w:t>”</w:t>
+            </w:r>
+            <w:r>
+              <w:rPr>
+                <w:rFonts w:ascii="仿宋_GB2312" w:eastAsia="仿宋_GB2312" w:hint="eastAsia"/>
+              </w:rPr>
+              <w:t>软件中开源</w:t>
+            </w:r>
+            <w:r>
+              <w:rPr>
+                <w:rFonts w:ascii="仿宋_GB2312" w:eastAsia="仿宋_GB2312" w:hint="eastAsia"/>
+              </w:rPr>
+              <w:t>，</w:t>
+            </w:r>
+            <w:r>
+              <w:rPr>
+                <w:rFonts w:ascii="仿宋_GB2312" w:eastAsia="仿宋_GB2312" w:hint="eastAsia"/>
+              </w:rPr>
+              <w:t>开发者</w:t>
+            </w:r>
+            <w:r>
+              <w:rPr>
+                <w:rFonts w:ascii="仿宋_GB2312" w:eastAsia="仿宋_GB2312" w:hint="eastAsia"/>
+              </w:rPr>
+              <w:t>将</w:t>
+            </w:r>
+            <w:r>
+              <w:rPr>
+                <w:rFonts w:ascii="仿宋_GB2312" w:eastAsia="仿宋_GB2312" w:hint="eastAsia"/>
+              </w:rPr>
+              <w:t>在代码</w:t>
+            </w:r>
+            <w:proofErr w:type="gramStart"/>
+            <w:r>
+              <w:rPr>
+                <w:rFonts w:ascii="仿宋_GB2312" w:eastAsia="仿宋_GB2312" w:hint="eastAsia"/>
+              </w:rPr>
+              <w:t>中</w:t>
+            </w:r>
+            <w:r>
+              <w:rPr>
+                <w:rFonts w:ascii="仿宋_GB2312" w:eastAsia="仿宋_GB2312" w:hint="eastAsia"/>
+              </w:rPr>
+              <w:t>署</w:t>
+            </w:r>
+            <w:proofErr w:type="gramEnd"/>
+            <w:r>
+              <w:rPr>
+                <w:rFonts w:ascii="仿宋_GB2312" w:eastAsia="仿宋_GB2312" w:hint="eastAsia"/>
+              </w:rPr>
+              <w:t>名</w:t>
+            </w:r>
+            <w:r>
+              <w:rPr>
+                <w:rFonts w:ascii="仿宋_GB2312" w:eastAsia="仿宋_GB2312" w:hint="eastAsia"/>
+              </w:rPr>
+              <w:t>。</w:t>
+            </w:r>
+          </w:p>
+          <w:p>
+            <w:pPr>
+              <w:pStyle w:val="ab"/>
               <w:numPr>
                 <w:ilvl w:val="0"/>
                 <w:numId w:val="1"/>
@@ -524,14 +977,134 @@
             </w:pPr>
             <w:r>
               <w:rPr>
-                <w:rFonts w:hint="eastAsia" w:ascii="仿宋_GB2312" w:eastAsia="仿宋_GB2312"/>
-              </w:rPr>
-              <w:t>一旦申请使用本软件，即表示同意接受协议各项条件的约束。如果您不同意协议的条件，则不能获得使用本软件的权利。</w:t>
-            </w:r>
-          </w:p>
-          <w:p>
-            <w:pPr>
-              <w:pStyle w:val="12"/>
+                <w:rFonts w:ascii="仿宋_GB2312" w:eastAsia="仿宋_GB2312" w:hint="eastAsia"/>
+              </w:rPr>
+              <w:t>若</w:t>
+            </w:r>
+            <w:r>
+              <w:rPr>
+                <w:rFonts w:ascii="仿宋_GB2312" w:eastAsia="仿宋_GB2312" w:hint="eastAsia"/>
+              </w:rPr>
+              <w:t>该</w:t>
+            </w:r>
+            <w:r>
+              <w:rPr>
+                <w:rFonts w:ascii="仿宋_GB2312" w:eastAsia="仿宋_GB2312" w:hint="eastAsia"/>
+              </w:rPr>
+              <w:t>软件被申请人用于学术研究，</w:t>
+            </w:r>
+            <w:proofErr w:type="gramStart"/>
+            <w:r>
+              <w:rPr>
+                <w:rFonts w:ascii="仿宋_GB2312" w:eastAsia="仿宋_GB2312" w:hint="eastAsia"/>
+              </w:rPr>
+              <w:t>则相关</w:t>
+            </w:r>
+            <w:proofErr w:type="gramEnd"/>
+            <w:r>
+              <w:rPr>
+                <w:rFonts w:ascii="仿宋_GB2312" w:eastAsia="仿宋_GB2312" w:hint="eastAsia"/>
+              </w:rPr>
+              <w:t>论文成果中应</w:t>
+            </w:r>
+            <w:r>
+              <w:rPr>
+                <w:rFonts w:ascii="仿宋_GB2312" w:eastAsia="仿宋_GB2312" w:hint="eastAsia"/>
+              </w:rPr>
+              <w:t>引用国家数值风洞</w:t>
+            </w:r>
+            <w:r>
+              <w:rPr>
+                <w:rFonts w:ascii="仿宋_GB2312" w:eastAsia="仿宋_GB2312" w:hint="eastAsia"/>
+              </w:rPr>
+              <w:t>“风雷</w:t>
+            </w:r>
+            <w:r>
+              <w:rPr>
+                <w:rFonts w:ascii="仿宋_GB2312" w:eastAsia="仿宋_GB2312" w:hint="eastAsia"/>
+              </w:rPr>
+              <w:t>（</w:t>
+            </w:r>
+            <w:proofErr w:type="spellStart"/>
+            <w:r>
+              <w:rPr>
+                <w:rFonts w:ascii="仿宋_GB2312" w:eastAsia="仿宋_GB2312" w:hint="eastAsia"/>
+              </w:rPr>
+              <w:t>PHengLEI</w:t>
+            </w:r>
+            <w:proofErr w:type="spellEnd"/>
+            <w:r>
+              <w:rPr>
+                <w:rFonts w:ascii="仿宋_GB2312" w:eastAsia="仿宋_GB2312" w:hint="eastAsia"/>
+              </w:rPr>
+              <w:t>）</w:t>
+            </w:r>
+            <w:r>
+              <w:rPr>
+                <w:rFonts w:ascii="仿宋_GB2312" w:eastAsia="仿宋_GB2312" w:hint="eastAsia"/>
+              </w:rPr>
+              <w:t>”软件</w:t>
+            </w:r>
+            <w:r>
+              <w:rPr>
+                <w:rFonts w:ascii="仿宋_GB2312" w:eastAsia="仿宋_GB2312" w:hint="eastAsia"/>
+              </w:rPr>
+              <w:t>;若用于其它用途,需</w:t>
+            </w:r>
+            <w:r>
+              <w:rPr>
+                <w:rFonts w:ascii="仿宋_GB2312" w:eastAsia="仿宋_GB2312" w:hint="eastAsia"/>
+              </w:rPr>
+              <w:t>在显要处</w:t>
+            </w:r>
+            <w:r>
+              <w:rPr>
+                <w:rFonts w:ascii="仿宋_GB2312" w:eastAsia="仿宋_GB2312" w:hint="eastAsia"/>
+              </w:rPr>
+              <w:t>标注基于</w:t>
+            </w:r>
+            <w:r>
+              <w:rPr>
+                <w:rFonts w:ascii="仿宋_GB2312" w:eastAsia="仿宋_GB2312" w:hint="eastAsia"/>
+              </w:rPr>
+              <w:t>“</w:t>
+            </w:r>
+            <w:r>
+              <w:rPr>
+                <w:rFonts w:ascii="仿宋_GB2312" w:eastAsia="仿宋_GB2312" w:hint="eastAsia"/>
+              </w:rPr>
+              <w:t>风雷（</w:t>
+            </w:r>
+            <w:proofErr w:type="spellStart"/>
+            <w:r>
+              <w:rPr>
+                <w:rFonts w:ascii="仿宋_GB2312" w:eastAsia="仿宋_GB2312" w:hint="eastAsia"/>
+              </w:rPr>
+              <w:t>PHengLEI</w:t>
+            </w:r>
+            <w:proofErr w:type="spellEnd"/>
+            <w:r>
+              <w:rPr>
+                <w:rFonts w:ascii="仿宋_GB2312" w:eastAsia="仿宋_GB2312" w:hint="eastAsia"/>
+              </w:rPr>
+              <w:t>）</w:t>
+            </w:r>
+            <w:r>
+              <w:rPr>
+                <w:rFonts w:ascii="仿宋_GB2312" w:eastAsia="仿宋_GB2312" w:hint="eastAsia"/>
+              </w:rPr>
+              <w:t>”</w:t>
+            </w:r>
+            <w:r>
+              <w:rPr>
+                <w:rFonts w:ascii="仿宋_GB2312" w:eastAsia="仿宋_GB2312" w:hint="eastAsia"/>
+              </w:rPr>
+              <w:t>软件开发。</w:t>
+            </w:r>
+          </w:p>
+          <w:p>
+            <w:pPr>
+              <w:pStyle w:val="ab"/>
               <w:numPr>
                 <w:ilvl w:val="0"/>
                 <w:numId w:val="1"/>
@@ -543,14 +1116,50 @@
             </w:pPr>
             <w:r>
               <w:rPr>
-                <w:rFonts w:hint="eastAsia" w:ascii="仿宋_GB2312" w:eastAsia="仿宋_GB2312"/>
-              </w:rPr>
-              <w:t>“风雷（PHengLEI）”软件由中心开发,一切知识产权，以及与软件相关的所有信息内容，包括但不限于：文字表述及其组合、图标、图饰、图表、色彩、版面框架、有关数据、印刷材料、或电子文档等均受《中华人民共和国著作权法》、《中华人民共和国计算机软件保护条例》、《中华人民共和国商标法》、《中华人民共和国专利法》、反不正当竞争法和相应的国际条约以及其他知识产权法律法规的保护，除涉及第三方授权的软件或技术外，中心享有上述知识产权。</w:t>
-            </w:r>
-          </w:p>
-          <w:p>
-            <w:pPr>
-              <w:pStyle w:val="12"/>
+                <w:rFonts w:ascii="仿宋_GB2312" w:eastAsia="仿宋_GB2312" w:hint="eastAsia"/>
+              </w:rPr>
+              <w:t>一</w:t>
+            </w:r>
+            <w:r>
+              <w:rPr>
+                <w:rFonts w:ascii="仿宋_GB2312" w:eastAsia="仿宋_GB2312" w:hint="eastAsia"/>
+              </w:rPr>
+              <w:t>旦申请使用本软件</w:t>
+            </w:r>
+            <w:r>
+              <w:rPr>
+                <w:rFonts w:ascii="仿宋_GB2312" w:eastAsia="仿宋_GB2312" w:hint="eastAsia"/>
+              </w:rPr>
+              <w:t>，即表示同意接受协议各项条件的约束。</w:t>
+            </w:r>
+            <w:r>
+              <w:rPr>
+                <w:rFonts w:ascii="仿宋_GB2312" w:eastAsia="仿宋_GB2312" w:hint="eastAsia"/>
+              </w:rPr>
+              <w:t>如果您不同意协议的条件，则不能获得使用本软件</w:t>
+            </w:r>
+            <w:r>
+              <w:rPr>
+                <w:rFonts w:ascii="仿宋_GB2312" w:eastAsia="仿宋_GB2312" w:hint="eastAsia"/>
+              </w:rPr>
+              <w:t>的权</w:t>
+            </w:r>
+            <w:r>
+              <w:rPr>
+                <w:rFonts w:ascii="仿宋_GB2312" w:eastAsia="仿宋_GB2312" w:hint="eastAsia"/>
+              </w:rPr>
+              <w:t>利</w:t>
+            </w:r>
+            <w:r>
+              <w:rPr>
+                <w:rFonts w:ascii="仿宋_GB2312" w:eastAsia="仿宋_GB2312" w:hint="eastAsia"/>
+              </w:rPr>
+              <w:t>。</w:t>
+            </w:r>
+          </w:p>
+          <w:p>
+            <w:pPr>
+              <w:pStyle w:val="ab"/>
               <w:numPr>
                 <w:ilvl w:val="0"/>
                 <w:numId w:val="1"/>
@@ -562,14 +1171,64 @@
             </w:pPr>
             <w:r>
               <w:rPr>
-                <w:rFonts w:hint="eastAsia" w:ascii="仿宋_GB2312" w:eastAsia="仿宋_GB2312"/>
-              </w:rPr>
-              <w:t>您获得的只是本软件的使用权。本软件仅限中华人民共和国公民申请使用。</w:t>
-            </w:r>
-          </w:p>
-          <w:p>
-            <w:pPr>
-              <w:pStyle w:val="12"/>
+                <w:rFonts w:ascii="仿宋_GB2312" w:eastAsia="仿宋_GB2312" w:hint="eastAsia"/>
+              </w:rPr>
+              <w:t>“风雷（</w:t>
+            </w:r>
+            <w:proofErr w:type="spellStart"/>
+            <w:r>
+              <w:rPr>
+                <w:rFonts w:ascii="仿宋_GB2312" w:eastAsia="仿宋_GB2312" w:hint="eastAsia"/>
+              </w:rPr>
+              <w:t>PHengLEI</w:t>
+            </w:r>
+            <w:proofErr w:type="spellEnd"/>
+            <w:r>
+              <w:rPr>
+                <w:rFonts w:ascii="仿宋_GB2312" w:eastAsia="仿宋_GB2312" w:hint="eastAsia"/>
+              </w:rPr>
+              <w:t>）”软件由</w:t>
+            </w:r>
+            <w:r>
+              <w:rPr>
+                <w:rFonts w:ascii="仿宋_GB2312" w:eastAsia="仿宋_GB2312" w:hint="eastAsia"/>
+              </w:rPr>
+              <w:t>中心</w:t>
+            </w:r>
+            <w:r>
+              <w:rPr>
+                <w:rFonts w:ascii="仿宋_GB2312" w:eastAsia="仿宋_GB2312" w:hint="eastAsia"/>
+              </w:rPr>
+              <w:t>开发,一切知识产权，以及与软件相关的所有信息内容，包括但不限于：文字表述及其组合、图标、图饰、图表、色彩、版面框架、有关数据、印刷材料、或电子文档等均受</w:t>
+            </w:r>
+            <w:r>
+              <w:rPr>
+                <w:rFonts w:ascii="仿宋_GB2312" w:eastAsia="仿宋_GB2312" w:hint="eastAsia"/>
+              </w:rPr>
+              <w:t>《中华人民共和国著作权法》、《中华人民共和国计算机软件保护条例》、《中华人民共和国商标法》、《中华人民共和国专利法》</w:t>
+            </w:r>
+            <w:r>
+              <w:rPr>
+                <w:rFonts w:ascii="仿宋_GB2312" w:eastAsia="仿宋_GB2312" w:hint="eastAsia"/>
+              </w:rPr>
+              <w:t>、反不正当竞争法和相应的国际条约以及其他知识产权法律法规的保护，除涉及第三方授权的软件或技术外，</w:t>
+            </w:r>
+            <w:r>
+              <w:rPr>
+                <w:rFonts w:ascii="仿宋_GB2312" w:eastAsia="仿宋_GB2312" w:hint="eastAsia"/>
+              </w:rPr>
+              <w:t>中心</w:t>
+            </w:r>
+            <w:r>
+              <w:rPr>
+                <w:rFonts w:ascii="仿宋_GB2312" w:eastAsia="仿宋_GB2312" w:hint="eastAsia"/>
+              </w:rPr>
+              <w:t>享有上述知识产权。</w:t>
+            </w:r>
+          </w:p>
+          <w:p>
+            <w:pPr>
+              <w:pStyle w:val="ab"/>
               <w:numPr>
                 <w:ilvl w:val="0"/>
                 <w:numId w:val="1"/>
@@ -581,9 +1240,47 @@
             </w:pPr>
             <w:r>
               <w:rPr>
-                <w:rFonts w:hint="eastAsia" w:ascii="仿宋_GB2312" w:eastAsia="仿宋_GB2312"/>
-              </w:rPr>
-              <w:t>本协议的最终解释权归中心。</w:t>
+                <w:rFonts w:ascii="仿宋_GB2312" w:eastAsia="仿宋_GB2312" w:hint="eastAsia"/>
+              </w:rPr>
+              <w:t>您获得的只是本软件的使用权。本软件仅限中华人民共和国公民申请使用。</w:t>
+            </w:r>
+          </w:p>
+          <w:p>
+            <w:pPr>
+              <w:pStyle w:val="ab"/>
+              <w:numPr>
+                <w:ilvl w:val="0"/>
+                <w:numId w:val="1"/>
+              </w:numPr>
+              <w:ind w:left="420" w:hangingChars="200"/>
+              <w:rPr>
+                <w:rFonts w:ascii="仿宋_GB2312" w:eastAsia="仿宋_GB2312"/>
+              </w:rPr>
+            </w:pPr>
+            <w:r>
+              <w:rPr>
+                <w:rFonts w:ascii="仿宋_GB2312" w:eastAsia="仿宋_GB2312" w:hint="eastAsia"/>
+              </w:rPr>
+              <w:lastRenderedPageBreak/>
+              <w:t>本协议的</w:t>
+            </w:r>
+            <w:r>
+              <w:rPr>
+                <w:rFonts w:ascii="仿宋_GB2312" w:eastAsia="仿宋_GB2312" w:hint="eastAsia"/>
+              </w:rPr>
+              <w:t>最终解释权</w:t>
+            </w:r>
+            <w:r>
+              <w:rPr>
+                <w:rFonts w:ascii="仿宋_GB2312" w:eastAsia="仿宋_GB2312" w:hint="eastAsia"/>
+              </w:rPr>
+              <w:t>归中心</w:t>
+            </w:r>
+            <w:r>
+              <w:rPr>
+                <w:rFonts w:ascii="仿宋_GB2312" w:eastAsia="仿宋_GB2312" w:hint="eastAsia"/>
+              </w:rPr>
+              <w:t>。</w:t>
             </w:r>
           </w:p>
           <w:p>
@@ -596,24 +1293,8 @@
         </w:tc>
       </w:tr>
       <w:tr>
-        <w:tblPrEx>
-          <w:tblBorders>
-            <w:top w:val="single" w:color="auto" w:sz="4" w:space="0"/>
-            <w:left w:val="single" w:color="auto" w:sz="4" w:space="0"/>
-            <w:bottom w:val="single" w:color="auto" w:sz="4" w:space="0"/>
-            <w:right w:val="single" w:color="auto" w:sz="4" w:space="0"/>
-            <w:insideH w:val="single" w:color="auto" w:sz="4" w:space="0"/>
-            <w:insideV w:val="single" w:color="auto" w:sz="4" w:space="0"/>
-          </w:tblBorders>
-          <w:tblCellMar>
-            <w:top w:w="0" w:type="dxa"/>
-            <w:left w:w="108" w:type="dxa"/>
-            <w:bottom w:w="0" w:type="dxa"/>
-            <w:right w:w="108" w:type="dxa"/>
-          </w:tblCellMar>
-        </w:tblPrEx>
         <w:trPr>
-          <w:trHeight w:val="3674" w:hRule="atLeast"/>
+          <w:trHeight w:val="3674"/>
           <w:jc w:val="center"/>
         </w:trPr>
         <w:tc>
@@ -653,7 +1334,7 @@
             </w:r>
             <w:r>
               <w:rPr>
-                <w:rFonts w:hint="eastAsia" w:ascii="仿宋_GB2312" w:eastAsia="仿宋_GB2312"/>
+                <w:rFonts w:ascii="仿宋_GB2312" w:eastAsia="仿宋_GB2312" w:hint="eastAsia"/>
               </w:rPr>
               <w:t xml:space="preserve">  </w:t>
             </w:r>
@@ -661,7 +1342,7 @@
           <w:p>
             <w:pPr>
               <w:spacing w:line="360" w:lineRule="auto"/>
-              <w:ind w:firstLine="1260" w:firstLineChars="450"/>
+              <w:ind w:firstLineChars="450" w:firstLine="1260"/>
               <w:rPr>
                 <w:rFonts w:ascii="仿宋_GB2312" w:eastAsia="仿宋_GB2312"/>
                 <w:sz w:val="28"/>
@@ -670,7 +1351,7 @@
             </w:pPr>
             <w:r>
               <w:rPr>
-                <w:rFonts w:hint="eastAsia" w:ascii="仿宋_GB2312" w:eastAsia="仿宋_GB2312"/>
+                <w:rFonts w:ascii="仿宋_GB2312" w:eastAsia="仿宋_GB2312" w:hint="eastAsia"/>
                 <w:sz w:val="28"/>
                 <w:szCs w:val="28"/>
                 <w:highlight w:val="lightGray"/>
@@ -688,7 +1369,7 @@
             </w:r>
             <w:r>
               <w:rPr>
-                <w:rFonts w:hint="eastAsia" w:ascii="仿宋_GB2312" w:eastAsia="仿宋_GB2312"/>
+                <w:rFonts w:ascii="仿宋_GB2312" w:eastAsia="仿宋_GB2312" w:hint="eastAsia"/>
                 <w:sz w:val="28"/>
                 <w:szCs w:val="28"/>
               </w:rPr>
@@ -696,7 +1377,7 @@
             </w:r>
             <w:r>
               <w:rPr>
-                <w:rFonts w:hint="eastAsia" w:ascii="仿宋_GB2312" w:eastAsia="仿宋_GB2312"/>
+                <w:rFonts w:ascii="仿宋_GB2312" w:eastAsia="仿宋_GB2312" w:hint="eastAsia"/>
               </w:rPr>
               <w:t>申请人（签字）：</w:t>
             </w:r>
@@ -713,7 +1394,7 @@
             </w:pPr>
             <w:r>
               <w:rPr>
-                <w:rFonts w:hint="eastAsia" w:ascii="仿宋_GB2312" w:eastAsia="仿宋_GB2312"/>
+                <w:rFonts w:ascii="仿宋_GB2312" w:eastAsia="仿宋_GB2312" w:hint="eastAsia"/>
               </w:rPr>
               <w:t xml:space="preserve">  </w:t>
             </w:r>
@@ -725,7 +1406,7 @@
             </w:r>
             <w:r>
               <w:rPr>
-                <w:rFonts w:hint="eastAsia" w:ascii="仿宋_GB2312" w:eastAsia="仿宋_GB2312"/>
+                <w:rFonts w:ascii="仿宋_GB2312" w:eastAsia="仿宋_GB2312" w:hint="eastAsia"/>
               </w:rPr>
               <w:t xml:space="preserve">    </w:t>
             </w:r>
@@ -737,13 +1418,13 @@
             </w:r>
             <w:r>
               <w:rPr>
-                <w:rFonts w:hint="eastAsia" w:ascii="仿宋_GB2312" w:eastAsia="仿宋_GB2312"/>
+                <w:rFonts w:ascii="仿宋_GB2312" w:eastAsia="仿宋_GB2312" w:hint="eastAsia"/>
               </w:rPr>
               <w:t xml:space="preserve"> </w:t>
             </w:r>
             <w:r>
               <w:rPr>
-                <w:rFonts w:hint="eastAsia" w:ascii="仿宋_GB2312" w:eastAsia="仿宋_GB2312"/>
+                <w:rFonts w:ascii="仿宋_GB2312" w:eastAsia="仿宋_GB2312" w:hint="eastAsia"/>
                 <w:sz w:val="28"/>
                 <w:szCs w:val="28"/>
                 <w:highlight w:val="lightGray"/>
@@ -761,7 +1442,7 @@
             </w:r>
             <w:r>
               <w:rPr>
-                <w:rFonts w:hint="eastAsia" w:ascii="仿宋_GB2312" w:eastAsia="仿宋_GB2312"/>
+                <w:rFonts w:ascii="仿宋_GB2312" w:eastAsia="仿宋_GB2312" w:hint="eastAsia"/>
                 <w:sz w:val="28"/>
                 <w:szCs w:val="28"/>
                 <w:highlight w:val="lightGray"/>
@@ -770,29 +1451,53 @@
             </w:r>
             <w:r>
               <w:rPr>
-                <w:rFonts w:hint="eastAsia" w:ascii="仿宋_GB2312" w:eastAsia="仿宋_GB2312"/>
+                <w:rFonts w:ascii="仿宋_GB2312" w:eastAsia="仿宋_GB2312" w:hint="eastAsia"/>
                 <w:sz w:val="28"/>
                 <w:szCs w:val="28"/>
               </w:rPr>
-              <w:t xml:space="preserve">                    </w:t>
-            </w:r>
-            <w:r>
-              <w:rPr>
-                <w:rFonts w:ascii="仿宋_GB2312" w:eastAsia="仿宋_GB2312"/>
+              <w:t xml:space="preserve">    </w:t>
+            </w:r>
+            <w:r>
+              <w:rPr>
+                <w:rFonts w:ascii="仿宋_GB2312" w:eastAsia="仿宋_GB2312" w:hint="eastAsia"/>
                 <w:sz w:val="28"/>
                 <w:szCs w:val="28"/>
               </w:rPr>
+              <w:t xml:space="preserve">       </w:t>
+            </w:r>
+            <w:r>
+              <w:rPr>
+                <w:rFonts w:ascii="仿宋_GB2312" w:eastAsia="仿宋_GB2312" w:hint="eastAsia"/>
+                <w:sz w:val="28"/>
+                <w:szCs w:val="28"/>
+              </w:rPr>
+              <w:t xml:space="preserve">     </w:t>
+            </w:r>
+            <w:r>
+              <w:rPr>
+                <w:rFonts w:ascii="仿宋_GB2312" w:eastAsia="仿宋_GB2312" w:hint="eastAsia"/>
+                <w:sz w:val="28"/>
+                <w:szCs w:val="28"/>
+              </w:rPr>
+              <w:t xml:space="preserve">    </w:t>
+            </w:r>
+            <w:r>
+              <w:rPr>
+                <w:rFonts w:ascii="仿宋_GB2312" w:eastAsia="仿宋_GB2312"/>
+                <w:sz w:val="28"/>
+                <w:szCs w:val="28"/>
+              </w:rPr>
               <w:t xml:space="preserve">  </w:t>
             </w:r>
             <w:r>
               <w:rPr>
-                <w:rFonts w:hint="eastAsia" w:ascii="仿宋_GB2312" w:eastAsia="仿宋_GB2312"/>
+                <w:rFonts w:ascii="仿宋_GB2312" w:eastAsia="仿宋_GB2312" w:hint="eastAsia"/>
               </w:rPr>
               <w:t>日期：    年    月    日</w:t>
             </w:r>
             <w:r>
               <w:rPr>
-                <w:rFonts w:hint="eastAsia" w:ascii="仿宋_GB2312" w:eastAsia="仿宋_GB2312"/>
+                <w:rFonts w:ascii="仿宋_GB2312" w:eastAsia="仿宋_GB2312" w:hint="eastAsia"/>
                 <w:sz w:val="28"/>
                 <w:szCs w:val="28"/>
               </w:rPr>
@@ -813,75 +1518,75 @@
     </w:tbl>
     <w:p>
       <w:pPr>
-        <w:ind w:firstLine="420" w:firstLineChars="200"/>
+        <w:ind w:firstLineChars="200" w:firstLine="420"/>
         <w:rPr>
           <w:rFonts w:ascii="仿宋_GB2312" w:eastAsia="仿宋_GB2312"/>
         </w:rPr>
       </w:pPr>
       <w:r>
         <w:rPr>
-          <w:rFonts w:hint="eastAsia" w:ascii="仿宋_GB2312" w:eastAsia="仿宋_GB2312"/>
+          <w:rFonts w:ascii="仿宋_GB2312" w:eastAsia="仿宋_GB2312" w:hint="eastAsia"/>
         </w:rPr>
         <w:tab/>
       </w:r>
       <w:r>
         <w:rPr>
-          <w:rFonts w:hint="eastAsia" w:ascii="仿宋_GB2312" w:eastAsia="仿宋_GB2312"/>
+          <w:rFonts w:ascii="仿宋_GB2312" w:eastAsia="仿宋_GB2312" w:hint="eastAsia"/>
         </w:rPr>
         <w:tab/>
       </w:r>
       <w:r>
         <w:rPr>
-          <w:rFonts w:hint="eastAsia" w:ascii="仿宋_GB2312" w:eastAsia="仿宋_GB2312"/>
+          <w:rFonts w:ascii="仿宋_GB2312" w:eastAsia="仿宋_GB2312" w:hint="eastAsia"/>
         </w:rPr>
         <w:tab/>
       </w:r>
       <w:r>
         <w:rPr>
-          <w:rFonts w:hint="eastAsia" w:ascii="仿宋_GB2312" w:eastAsia="仿宋_GB2312"/>
+          <w:rFonts w:ascii="仿宋_GB2312" w:eastAsia="仿宋_GB2312" w:hint="eastAsia"/>
         </w:rPr>
         <w:tab/>
       </w:r>
       <w:r>
         <w:rPr>
-          <w:rFonts w:hint="eastAsia" w:ascii="仿宋_GB2312" w:eastAsia="仿宋_GB2312"/>
+          <w:rFonts w:ascii="仿宋_GB2312" w:eastAsia="仿宋_GB2312" w:hint="eastAsia"/>
         </w:rPr>
         <w:tab/>
       </w:r>
       <w:r>
         <w:rPr>
-          <w:rFonts w:hint="eastAsia" w:ascii="仿宋_GB2312" w:eastAsia="仿宋_GB2312"/>
+          <w:rFonts w:ascii="仿宋_GB2312" w:eastAsia="仿宋_GB2312" w:hint="eastAsia"/>
         </w:rPr>
         <w:tab/>
       </w:r>
       <w:r>
         <w:rPr>
-          <w:rFonts w:hint="eastAsia" w:ascii="仿宋_GB2312" w:eastAsia="仿宋_GB2312"/>
+          <w:rFonts w:ascii="仿宋_GB2312" w:eastAsia="仿宋_GB2312" w:hint="eastAsia"/>
         </w:rPr>
         <w:tab/>
       </w:r>
       <w:r>
         <w:rPr>
-          <w:rFonts w:hint="eastAsia" w:ascii="仿宋_GB2312" w:eastAsia="仿宋_GB2312"/>
+          <w:rFonts w:ascii="仿宋_GB2312" w:eastAsia="仿宋_GB2312" w:hint="eastAsia"/>
         </w:rPr>
         <w:tab/>
       </w:r>
       <w:r>
         <w:rPr>
-          <w:rFonts w:hint="eastAsia" w:ascii="仿宋_GB2312" w:eastAsia="仿宋_GB2312"/>
+          <w:rFonts w:ascii="仿宋_GB2312" w:eastAsia="仿宋_GB2312" w:hint="eastAsia"/>
         </w:rPr>
         <w:tab/>
       </w:r>
       <w:r>
         <w:rPr>
-          <w:rFonts w:hint="eastAsia" w:ascii="仿宋_GB2312" w:eastAsia="仿宋_GB2312"/>
+          <w:rFonts w:ascii="仿宋_GB2312" w:eastAsia="仿宋_GB2312" w:hint="eastAsia"/>
         </w:rPr>
         <w:tab/>
       </w:r>
     </w:p>
     <w:p>
       <w:pPr>
-        <w:ind w:firstLine="630" w:firstLineChars="300"/>
+        <w:ind w:firstLineChars="300" w:firstLine="630"/>
         <w:rPr>
           <w:rFonts w:ascii="仿宋_GB2312" w:eastAsia="仿宋_GB2312"/>
           <w:u w:val="single"/>
@@ -889,61 +1594,931 @@
       </w:pPr>
       <w:r>
         <w:rPr>
-          <w:rFonts w:hint="eastAsia" w:ascii="仿宋_GB2312" w:eastAsia="仿宋_GB2312"/>
+          <w:rFonts w:ascii="仿宋_GB2312" w:eastAsia="仿宋_GB2312" w:hint="eastAsia"/>
           <w:u w:val="single"/>
         </w:rPr>
-        <w:t>注：申请人打印申请表，签名后，扫描</w:t>
-      </w:r>
-      <w:r>
-        <w:rPr>
-          <w:rFonts w:hint="eastAsia" w:ascii="仿宋_GB2312" w:eastAsia="仿宋_GB2312"/>
+        <w:t>注：申请人打印</w:t>
+      </w:r>
+      <w:r>
+        <w:rPr>
+          <w:rFonts w:ascii="仿宋_GB2312" w:eastAsia="仿宋_GB2312" w:hint="eastAsia"/>
           <w:u w:val="single"/>
-          <w:lang w:val="en-US" w:eastAsia="zh-CN"/>
-        </w:rPr>
-        <w:t>上传</w:t>
-      </w:r>
-      <w:bookmarkStart w:id="0" w:name="_GoBack"/>
-      <w:bookmarkEnd w:id="0"/>
-      <w:r>
-        <w:rPr>
-          <w:rFonts w:hint="eastAsia" w:ascii="仿宋_GB2312" w:eastAsia="仿宋_GB2312"/>
+        </w:rPr>
+        <w:t>申请表，</w:t>
+      </w:r>
+      <w:r>
+        <w:rPr>
+          <w:rFonts w:ascii="仿宋_GB2312" w:eastAsia="仿宋_GB2312" w:hint="eastAsia"/>
           <w:u w:val="single"/>
         </w:rPr>
-        <w:t>至</w:t>
-      </w:r>
-      <w:r>
-        <w:rPr>
-          <w:rFonts w:hint="eastAsia" w:ascii="仿宋_GB2312" w:eastAsia="仿宋_GB2312"/>
+        <w:t>签名后，扫描上传至代码托管平台。如有疑问，</w:t>
+      </w:r>
+      <w:hyperlink r:id="rId8" w:history="1">
+        <w:r>
+          <w:rPr>
+            <w:rStyle w:val="aa"/>
+            <w:rFonts w:ascii="仿宋_GB2312" w:eastAsia="仿宋_GB2312" w:hint="eastAsia"/>
+          </w:rPr>
+          <w:t>请联系phenglei@126.com</w:t>
+        </w:r>
+      </w:hyperlink>
+    </w:p>
+    <w:p>
+      <w:pPr>
+        <w:widowControl/>
+        <w:jc w:val="left"/>
+        <w:rPr>
+          <w:rFonts w:ascii="仿宋_GB2312" w:eastAsia="仿宋_GB2312"/>
           <w:u w:val="single"/>
-          <w:lang w:val="en-US" w:eastAsia="zh-CN"/>
-        </w:rPr>
-        <w:t>代码托管平台。如有疑问，请联系</w:t>
-      </w:r>
-      <w:r>
-        <w:rPr>
-          <w:rFonts w:hint="eastAsia" w:ascii="仿宋_GB2312" w:eastAsia="仿宋_GB2312"/>
+        </w:rPr>
+      </w:pPr>
+      <w:r>
+        <w:rPr>
+          <w:rFonts w:ascii="仿宋_GB2312" w:eastAsia="仿宋_GB2312"/>
           <w:u w:val="single"/>
         </w:rPr>
-        <w:t>phenglei@126.com</w:t>
-      </w:r>
+        <w:br w:type="page"/>
+      </w:r>
+    </w:p>
+    <w:p>
+      <w:pPr>
+        <w:adjustRightInd w:val="0"/>
+        <w:spacing w:before="112" w:after="120"/>
+        <w:rPr>
+          <w:rFonts w:ascii="仿宋_GB2312" w:eastAsia="仿宋_GB2312" w:hint="eastAsia"/>
+          <w:bCs/>
+          <w:sz w:val="28"/>
+        </w:rPr>
+      </w:pPr>
+      <w:r>
+        <w:rPr>
+          <w:rFonts w:ascii="仿宋_GB2312" w:eastAsia="仿宋_GB2312" w:hint="eastAsia"/>
+          <w:bCs/>
+          <w:sz w:val="28"/>
+        </w:rPr>
+        <w:lastRenderedPageBreak/>
+        <w:t>企业</w:t>
+      </w:r>
+      <w:r>
+        <w:rPr>
+          <w:rFonts w:ascii="仿宋_GB2312" w:eastAsia="仿宋_GB2312" w:hint="eastAsia"/>
+          <w:bCs/>
+          <w:sz w:val="28"/>
+        </w:rPr>
+        <w:t>版：</w:t>
+      </w:r>
+    </w:p>
+    <w:p>
+      <w:pPr>
+        <w:adjustRightInd w:val="0"/>
+        <w:spacing w:before="112" w:after="120"/>
+        <w:jc w:val="center"/>
+        <w:rPr>
+          <w:rFonts w:ascii="仿宋_GB2312" w:eastAsia="仿宋_GB2312"/>
+          <w:b/>
+          <w:sz w:val="28"/>
+        </w:rPr>
+      </w:pPr>
+      <w:r>
+        <w:rPr>
+          <w:rFonts w:ascii="仿宋_GB2312" w:eastAsia="仿宋_GB2312" w:hint="eastAsia"/>
+          <w:b/>
+          <w:sz w:val="28"/>
+        </w:rPr>
+        <w:t>国家数值风洞“风雷（</w:t>
+      </w:r>
+      <w:proofErr w:type="spellStart"/>
+      <w:r>
+        <w:rPr>
+          <w:rFonts w:ascii="仿宋_GB2312" w:eastAsia="仿宋_GB2312" w:hint="eastAsia"/>
+          <w:b/>
+          <w:sz w:val="28"/>
+        </w:rPr>
+        <w:t>PHengLEI</w:t>
+      </w:r>
+      <w:proofErr w:type="spellEnd"/>
+      <w:r>
+        <w:rPr>
+          <w:rFonts w:ascii="仿宋_GB2312" w:eastAsia="仿宋_GB2312" w:hint="eastAsia"/>
+          <w:b/>
+          <w:sz w:val="28"/>
+        </w:rPr>
+        <w:t>）”软件开源协议</w:t>
+      </w:r>
+    </w:p>
+    <w:tbl>
+      <w:tblPr>
+        <w:tblStyle w:val="1"/>
+        <w:tblW w:w="9162" w:type="dxa"/>
+        <w:jc w:val="center"/>
+        <w:tblLayout w:type="fixed"/>
+        <w:tblLook w:val="04A0" w:firstRow="1" w:lastRow="0" w:firstColumn="1" w:lastColumn="0" w:noHBand="0" w:noVBand="1"/>
+      </w:tblPr>
+      <w:tblGrid>
+        <w:gridCol w:w="1664"/>
+        <w:gridCol w:w="2547"/>
+        <w:gridCol w:w="1658"/>
+        <w:gridCol w:w="98"/>
+        <w:gridCol w:w="3195"/>
+      </w:tblGrid>
+      <w:tr>
+        <w:trPr>
+          <w:trHeight w:hRule="exact" w:val="638"/>
+          <w:jc w:val="center"/>
+        </w:trPr>
+        <w:tc>
+          <w:tcPr>
+            <w:tcW w:w="1664" w:type="dxa"/>
+            <w:vAlign w:val="center"/>
+          </w:tcPr>
+          <w:p>
+            <w:pPr>
+              <w:spacing w:line="280" w:lineRule="exact"/>
+              <w:jc w:val="center"/>
+              <w:rPr>
+                <w:rFonts w:ascii="仿宋_GB2312" w:eastAsia="仿宋_GB2312"/>
+              </w:rPr>
+            </w:pPr>
+            <w:r>
+              <w:rPr>
+                <w:rFonts w:ascii="仿宋_GB2312" w:eastAsia="仿宋_GB2312" w:hint="eastAsia"/>
+              </w:rPr>
+              <w:t>申请单位</w:t>
+            </w:r>
+          </w:p>
+        </w:tc>
+        <w:tc>
+          <w:tcPr>
+            <w:tcW w:w="2547" w:type="dxa"/>
+            <w:vAlign w:val="center"/>
+          </w:tcPr>
+          <w:p>
+            <w:pPr>
+              <w:spacing w:line="280" w:lineRule="exact"/>
+              <w:jc w:val="center"/>
+              <w:rPr>
+                <w:rFonts w:ascii="仿宋_GB2312" w:eastAsia="仿宋_GB2312"/>
+              </w:rPr>
+            </w:pPr>
+          </w:p>
+        </w:tc>
+        <w:tc>
+          <w:tcPr>
+            <w:tcW w:w="1756" w:type="dxa"/>
+            <w:gridSpan w:val="2"/>
+            <w:vAlign w:val="center"/>
+          </w:tcPr>
+          <w:p>
+            <w:pPr>
+              <w:spacing w:line="280" w:lineRule="exact"/>
+              <w:jc w:val="center"/>
+              <w:rPr>
+                <w:rFonts w:ascii="仿宋_GB2312" w:eastAsia="仿宋_GB2312"/>
+              </w:rPr>
+            </w:pPr>
+            <w:r>
+              <w:rPr>
+                <w:rFonts w:ascii="仿宋_GB2312" w:eastAsia="仿宋_GB2312" w:hint="eastAsia"/>
+              </w:rPr>
+              <w:t>电子邮箱</w:t>
+            </w:r>
+          </w:p>
+        </w:tc>
+        <w:tc>
+          <w:tcPr>
+            <w:tcW w:w="3195" w:type="dxa"/>
+            <w:vAlign w:val="center"/>
+          </w:tcPr>
+          <w:p>
+            <w:pPr>
+              <w:spacing w:line="280" w:lineRule="exact"/>
+              <w:jc w:val="center"/>
+              <w:rPr>
+                <w:rFonts w:ascii="仿宋_GB2312" w:eastAsia="仿宋_GB2312"/>
+              </w:rPr>
+            </w:pPr>
+          </w:p>
+        </w:tc>
+      </w:tr>
+      <w:tr>
+        <w:trPr>
+          <w:trHeight w:hRule="exact" w:val="632"/>
+          <w:jc w:val="center"/>
+        </w:trPr>
+        <w:tc>
+          <w:tcPr>
+            <w:tcW w:w="1664" w:type="dxa"/>
+            <w:vAlign w:val="center"/>
+          </w:tcPr>
+          <w:p>
+            <w:pPr>
+              <w:spacing w:line="280" w:lineRule="exact"/>
+              <w:jc w:val="center"/>
+              <w:rPr>
+                <w:rFonts w:ascii="仿宋_GB2312" w:eastAsia="仿宋_GB2312"/>
+              </w:rPr>
+            </w:pPr>
+            <w:r>
+              <w:rPr>
+                <w:rFonts w:ascii="仿宋_GB2312" w:eastAsia="仿宋_GB2312" w:hint="eastAsia"/>
+              </w:rPr>
+              <w:t>联系人</w:t>
+            </w:r>
+          </w:p>
+        </w:tc>
+        <w:tc>
+          <w:tcPr>
+            <w:tcW w:w="2547" w:type="dxa"/>
+            <w:tcBorders>
+              <w:bottom w:val="single" w:sz="4" w:space="0" w:color="auto"/>
+            </w:tcBorders>
+            <w:vAlign w:val="center"/>
+          </w:tcPr>
+          <w:p>
+            <w:pPr>
+              <w:spacing w:line="280" w:lineRule="exact"/>
+              <w:jc w:val="center"/>
+              <w:rPr>
+                <w:rFonts w:ascii="仿宋_GB2312" w:eastAsia="仿宋_GB2312"/>
+              </w:rPr>
+            </w:pPr>
+          </w:p>
+        </w:tc>
+        <w:tc>
+          <w:tcPr>
+            <w:tcW w:w="1756" w:type="dxa"/>
+            <w:gridSpan w:val="2"/>
+            <w:vAlign w:val="center"/>
+          </w:tcPr>
+          <w:p>
+            <w:pPr>
+              <w:spacing w:line="280" w:lineRule="exact"/>
+              <w:jc w:val="center"/>
+              <w:rPr>
+                <w:rFonts w:ascii="仿宋_GB2312" w:eastAsia="仿宋_GB2312"/>
+              </w:rPr>
+            </w:pPr>
+            <w:r>
+              <w:rPr>
+                <w:rFonts w:ascii="仿宋_GB2312" w:eastAsia="仿宋_GB2312" w:hAnsi="宋体" w:hint="eastAsia"/>
+              </w:rPr>
+              <w:t>联系人电话</w:t>
+            </w:r>
+          </w:p>
+        </w:tc>
+        <w:tc>
+          <w:tcPr>
+            <w:tcW w:w="3195" w:type="dxa"/>
+            <w:vAlign w:val="center"/>
+          </w:tcPr>
+          <w:p>
+            <w:pPr>
+              <w:spacing w:line="280" w:lineRule="exact"/>
+              <w:jc w:val="center"/>
+              <w:rPr>
+                <w:rFonts w:ascii="仿宋_GB2312" w:eastAsia="仿宋_GB2312"/>
+              </w:rPr>
+            </w:pPr>
+          </w:p>
+        </w:tc>
+      </w:tr>
+      <w:tr>
+        <w:trPr>
+          <w:trHeight w:hRule="exact" w:val="633"/>
+          <w:jc w:val="center"/>
+        </w:trPr>
+        <w:tc>
+          <w:tcPr>
+            <w:tcW w:w="9162" w:type="dxa"/>
+            <w:gridSpan w:val="5"/>
+            <w:tcBorders>
+              <w:top w:val="nil"/>
+              <w:left w:val="single" w:sz="4" w:space="0" w:color="auto"/>
+              <w:bottom w:val="nil"/>
+              <w:right w:val="single" w:sz="4" w:space="0" w:color="auto"/>
+            </w:tcBorders>
+          </w:tcPr>
+          <w:p>
+            <w:pPr>
+              <w:spacing w:line="280" w:lineRule="exact"/>
+              <w:rPr>
+                <w:rFonts w:ascii="仿宋_GB2312" w:eastAsia="仿宋_GB2312"/>
+              </w:rPr>
+            </w:pPr>
+            <w:r>
+              <w:rPr>
+                <w:rFonts w:ascii="仿宋_GB2312" w:eastAsia="仿宋_GB2312" w:hint="eastAsia"/>
+              </w:rPr>
+              <w:t>申请单位自愿遵守以下条款：</w:t>
+            </w:r>
+          </w:p>
+        </w:tc>
+      </w:tr>
+      <w:tr>
+        <w:trPr>
+          <w:trHeight w:val="6958"/>
+          <w:jc w:val="center"/>
+        </w:trPr>
+        <w:tc>
+          <w:tcPr>
+            <w:tcW w:w="9162" w:type="dxa"/>
+            <w:gridSpan w:val="5"/>
+            <w:tcBorders>
+              <w:top w:val="nil"/>
+              <w:bottom w:val="single" w:sz="4" w:space="0" w:color="auto"/>
+            </w:tcBorders>
+          </w:tcPr>
+          <w:p>
+            <w:pPr>
+              <w:ind w:firstLineChars="231" w:firstLine="462"/>
+              <w:rPr>
+                <w:rFonts w:ascii="仿宋_GB2312" w:eastAsia="仿宋_GB2312"/>
+                <w:vertAlign w:val="subscript"/>
+              </w:rPr>
+            </w:pPr>
+            <w:r>
+              <w:rPr>
+                <w:rFonts w:ascii="仿宋_GB2312" w:eastAsia="仿宋_GB2312" w:hint="eastAsia"/>
+              </w:rPr>
+              <w:t>本协议是贵单位（如下也称“用户”）与中国空气动力研究与发展中心（以下简称“中心”），关于国家数值风洞（NNW）“风雷（</w:t>
+            </w:r>
+            <w:proofErr w:type="spellStart"/>
+            <w:r>
+              <w:rPr>
+                <w:rFonts w:ascii="仿宋_GB2312" w:eastAsia="仿宋_GB2312" w:hint="eastAsia"/>
+              </w:rPr>
+              <w:t>PHengLEI</w:t>
+            </w:r>
+            <w:proofErr w:type="spellEnd"/>
+            <w:r>
+              <w:rPr>
+                <w:rFonts w:ascii="仿宋_GB2312" w:eastAsia="仿宋_GB2312" w:hint="eastAsia"/>
+              </w:rPr>
+              <w:t>）”软件的协议，请认真阅读。</w:t>
+            </w:r>
+          </w:p>
+          <w:p>
+            <w:pPr>
+              <w:numPr>
+                <w:ilvl w:val="0"/>
+                <w:numId w:val="2"/>
+              </w:numPr>
+              <w:ind w:left="400" w:hangingChars="200" w:hanging="400"/>
+              <w:rPr>
+                <w:rFonts w:ascii="仿宋_GB2312" w:eastAsia="仿宋_GB2312"/>
+              </w:rPr>
+            </w:pPr>
+            <w:r>
+              <w:rPr>
+                <w:rFonts w:ascii="仿宋_GB2312" w:eastAsia="仿宋_GB2312" w:hint="eastAsia"/>
+                <w:b/>
+                <w:u w:val="single"/>
+              </w:rPr>
+              <w:t>申请单位填写本协议申请软件，获授权后仅限单位所属人员使用。</w:t>
+            </w:r>
+          </w:p>
+          <w:p>
+            <w:pPr>
+              <w:numPr>
+                <w:ilvl w:val="0"/>
+                <w:numId w:val="2"/>
+              </w:numPr>
+              <w:ind w:left="400" w:hangingChars="200" w:hanging="400"/>
+              <w:rPr>
+                <w:rFonts w:ascii="仿宋_GB2312" w:eastAsia="仿宋_GB2312"/>
+              </w:rPr>
+            </w:pPr>
+            <w:r>
+              <w:rPr>
+                <w:rFonts w:ascii="仿宋_GB2312" w:eastAsia="仿宋_GB2312" w:hint="eastAsia"/>
+              </w:rPr>
+              <w:t>用户可以在“风雷（</w:t>
+            </w:r>
+            <w:proofErr w:type="spellStart"/>
+            <w:r>
+              <w:rPr>
+                <w:rFonts w:ascii="仿宋_GB2312" w:eastAsia="仿宋_GB2312" w:hint="eastAsia"/>
+              </w:rPr>
+              <w:t>PHengLEI</w:t>
+            </w:r>
+            <w:proofErr w:type="spellEnd"/>
+            <w:r>
+              <w:rPr>
+                <w:rFonts w:ascii="仿宋_GB2312" w:eastAsia="仿宋_GB2312" w:hint="eastAsia"/>
+              </w:rPr>
+              <w:t>）”软件上添加、修改源代码，有权提出软件的使用反馈及意见，用户可以发表软件的使用体验及感受，但不得随意诽谤、中伤。</w:t>
+            </w:r>
+          </w:p>
+          <w:p>
+            <w:pPr>
+              <w:numPr>
+                <w:ilvl w:val="0"/>
+                <w:numId w:val="2"/>
+              </w:numPr>
+              <w:ind w:left="400" w:hangingChars="200" w:hanging="400"/>
+              <w:rPr>
+                <w:rFonts w:ascii="仿宋_GB2312" w:eastAsia="仿宋_GB2312"/>
+              </w:rPr>
+            </w:pPr>
+            <w:r>
+              <w:rPr>
+                <w:rFonts w:ascii="仿宋_GB2312" w:eastAsia="仿宋_GB2312" w:hint="eastAsia"/>
+              </w:rPr>
+              <w:t>用户享有其开发代码的知识产权。鼓励将开发成果返回</w:t>
+            </w:r>
+            <w:proofErr w:type="gramStart"/>
+            <w:r>
+              <w:rPr>
+                <w:rFonts w:ascii="仿宋_GB2312" w:eastAsia="仿宋_GB2312" w:hint="eastAsia"/>
+              </w:rPr>
+              <w:t>至开发</w:t>
+            </w:r>
+            <w:proofErr w:type="gramEnd"/>
+            <w:r>
+              <w:rPr>
+                <w:rFonts w:ascii="仿宋_GB2312" w:eastAsia="仿宋_GB2312" w:hint="eastAsia"/>
+              </w:rPr>
+              <w:t>团队，或在“风雷（</w:t>
+            </w:r>
+            <w:proofErr w:type="spellStart"/>
+            <w:r>
+              <w:rPr>
+                <w:rFonts w:ascii="仿宋_GB2312" w:eastAsia="仿宋_GB2312" w:hint="eastAsia"/>
+              </w:rPr>
+              <w:t>PHengLEI</w:t>
+            </w:r>
+            <w:proofErr w:type="spellEnd"/>
+            <w:r>
+              <w:rPr>
+                <w:rFonts w:ascii="仿宋_GB2312" w:eastAsia="仿宋_GB2312" w:hint="eastAsia"/>
+              </w:rPr>
+              <w:t>）”软件中开源，开发者将在代码</w:t>
+            </w:r>
+            <w:proofErr w:type="gramStart"/>
+            <w:r>
+              <w:rPr>
+                <w:rFonts w:ascii="仿宋_GB2312" w:eastAsia="仿宋_GB2312" w:hint="eastAsia"/>
+              </w:rPr>
+              <w:t>中署</w:t>
+            </w:r>
+            <w:proofErr w:type="gramEnd"/>
+            <w:r>
+              <w:rPr>
+                <w:rFonts w:ascii="仿宋_GB2312" w:eastAsia="仿宋_GB2312" w:hint="eastAsia"/>
+              </w:rPr>
+              <w:t>名。</w:t>
+            </w:r>
+          </w:p>
+          <w:p>
+            <w:pPr>
+              <w:numPr>
+                <w:ilvl w:val="0"/>
+                <w:numId w:val="2"/>
+              </w:numPr>
+              <w:ind w:left="400" w:hangingChars="200" w:hanging="400"/>
+              <w:rPr>
+                <w:rFonts w:ascii="仿宋_GB2312" w:eastAsia="仿宋_GB2312"/>
+              </w:rPr>
+            </w:pPr>
+            <w:r>
+              <w:rPr>
+                <w:rFonts w:ascii="仿宋_GB2312" w:eastAsia="仿宋_GB2312" w:hint="eastAsia"/>
+              </w:rPr>
+              <w:t>若该软件被申请人用于学术研究，</w:t>
+            </w:r>
+            <w:proofErr w:type="gramStart"/>
+            <w:r>
+              <w:rPr>
+                <w:rFonts w:ascii="仿宋_GB2312" w:eastAsia="仿宋_GB2312" w:hint="eastAsia"/>
+              </w:rPr>
+              <w:t>则相关</w:t>
+            </w:r>
+            <w:proofErr w:type="gramEnd"/>
+            <w:r>
+              <w:rPr>
+                <w:rFonts w:ascii="仿宋_GB2312" w:eastAsia="仿宋_GB2312" w:hint="eastAsia"/>
+              </w:rPr>
+              <w:t>论文成果中应引用国家数值风洞“风雷（</w:t>
+            </w:r>
+            <w:proofErr w:type="spellStart"/>
+            <w:r>
+              <w:rPr>
+                <w:rFonts w:ascii="仿宋_GB2312" w:eastAsia="仿宋_GB2312" w:hint="eastAsia"/>
+              </w:rPr>
+              <w:t>PHengLEI</w:t>
+            </w:r>
+            <w:proofErr w:type="spellEnd"/>
+            <w:r>
+              <w:rPr>
+                <w:rFonts w:ascii="仿宋_GB2312" w:eastAsia="仿宋_GB2312" w:hint="eastAsia"/>
+              </w:rPr>
+              <w:t>）”软件;若用于其它用途,需在显要处标注基于“风雷（</w:t>
+            </w:r>
+            <w:proofErr w:type="spellStart"/>
+            <w:r>
+              <w:rPr>
+                <w:rFonts w:ascii="仿宋_GB2312" w:eastAsia="仿宋_GB2312" w:hint="eastAsia"/>
+              </w:rPr>
+              <w:t>PHengLEI</w:t>
+            </w:r>
+            <w:proofErr w:type="spellEnd"/>
+            <w:r>
+              <w:rPr>
+                <w:rFonts w:ascii="仿宋_GB2312" w:eastAsia="仿宋_GB2312" w:hint="eastAsia"/>
+              </w:rPr>
+              <w:t>）”软件开发。</w:t>
+            </w:r>
+          </w:p>
+          <w:p>
+            <w:pPr>
+              <w:numPr>
+                <w:ilvl w:val="0"/>
+                <w:numId w:val="2"/>
+              </w:numPr>
+              <w:ind w:left="400" w:hangingChars="200" w:hanging="400"/>
+              <w:rPr>
+                <w:rFonts w:ascii="仿宋_GB2312" w:eastAsia="仿宋_GB2312"/>
+              </w:rPr>
+            </w:pPr>
+            <w:r>
+              <w:rPr>
+                <w:rFonts w:ascii="仿宋_GB2312" w:eastAsia="仿宋_GB2312" w:hint="eastAsia"/>
+              </w:rPr>
+              <w:t>一旦申请使用本软件，即表示同意接受协议各项条件的约束。如果贵单位不同意协议的条件，则不能获得使用本软件的权利。</w:t>
+            </w:r>
+          </w:p>
+          <w:p>
+            <w:pPr>
+              <w:numPr>
+                <w:ilvl w:val="0"/>
+                <w:numId w:val="2"/>
+              </w:numPr>
+              <w:ind w:left="400" w:hangingChars="200" w:hanging="400"/>
+              <w:rPr>
+                <w:rFonts w:ascii="仿宋_GB2312" w:eastAsia="仿宋_GB2312"/>
+              </w:rPr>
+            </w:pPr>
+            <w:r>
+              <w:rPr>
+                <w:rFonts w:ascii="仿宋_GB2312" w:eastAsia="仿宋_GB2312" w:hint="eastAsia"/>
+              </w:rPr>
+              <w:t>“风雷（</w:t>
+            </w:r>
+            <w:proofErr w:type="spellStart"/>
+            <w:r>
+              <w:rPr>
+                <w:rFonts w:ascii="仿宋_GB2312" w:eastAsia="仿宋_GB2312" w:hint="eastAsia"/>
+              </w:rPr>
+              <w:t>PHengLEI</w:t>
+            </w:r>
+            <w:proofErr w:type="spellEnd"/>
+            <w:r>
+              <w:rPr>
+                <w:rFonts w:ascii="仿宋_GB2312" w:eastAsia="仿宋_GB2312" w:hint="eastAsia"/>
+              </w:rPr>
+              <w:t>）”软件由中心开发,一切知识产权，以及与软件相关的所有信息内容，包括但不限于：文字表述及其组合、图标、图饰、图表、色彩、版面框架、有关数据、印刷材料、或电子文档等均受《中华人民共和国著作权法》、《中华人民共和国计算机软件保护条例》、《中华人民共和国商标法》、《中华人民共和国专利法》、反不正当竞争法和相应的国际条约以及其他知识产权法律法规的保护，除涉及第三方授权的软件或技术外，中心享有上述知识产权。</w:t>
+            </w:r>
+          </w:p>
+          <w:p>
+            <w:pPr>
+              <w:numPr>
+                <w:ilvl w:val="0"/>
+                <w:numId w:val="2"/>
+              </w:numPr>
+              <w:ind w:left="400" w:hangingChars="200" w:hanging="400"/>
+              <w:rPr>
+                <w:rFonts w:ascii="仿宋_GB2312" w:eastAsia="仿宋_GB2312"/>
+              </w:rPr>
+            </w:pPr>
+            <w:r>
+              <w:rPr>
+                <w:rFonts w:ascii="仿宋_GB2312" w:eastAsia="仿宋_GB2312" w:hint="eastAsia"/>
+              </w:rPr>
+              <w:t>申请单位获得的只是本软件的使用权。本软件仅限中华人民共和国公民使用。</w:t>
+            </w:r>
+          </w:p>
+          <w:p>
+            <w:pPr>
+              <w:numPr>
+                <w:ilvl w:val="0"/>
+                <w:numId w:val="2"/>
+              </w:numPr>
+              <w:ind w:left="400" w:hangingChars="200" w:hanging="400"/>
+              <w:rPr>
+                <w:rFonts w:ascii="仿宋_GB2312" w:eastAsia="仿宋_GB2312"/>
+              </w:rPr>
+            </w:pPr>
+            <w:r>
+              <w:rPr>
+                <w:rFonts w:ascii="仿宋_GB2312" w:eastAsia="仿宋_GB2312" w:hint="eastAsia"/>
+              </w:rPr>
+              <w:t>本协议的最终解释权归中心。</w:t>
+            </w:r>
+          </w:p>
+          <w:p>
+            <w:pPr>
+              <w:rPr>
+                <w:rFonts w:ascii="仿宋_GB2312" w:eastAsia="仿宋_GB2312"/>
+              </w:rPr>
+            </w:pPr>
+          </w:p>
+        </w:tc>
+      </w:tr>
+      <w:tr>
+        <w:trPr>
+          <w:trHeight w:val="3674"/>
+          <w:jc w:val="center"/>
+        </w:trPr>
+        <w:tc>
+          <w:tcPr>
+            <w:tcW w:w="5869" w:type="dxa"/>
+            <w:gridSpan w:val="3"/>
+            <w:tcBorders>
+              <w:right w:val="nil"/>
+            </w:tcBorders>
+            <w:vAlign w:val="center"/>
+          </w:tcPr>
+          <w:p>
+            <w:pPr>
+              <w:spacing w:line="360" w:lineRule="auto"/>
+              <w:jc w:val="center"/>
+              <w:rPr>
+                <w:rFonts w:ascii="仿宋_GB2312" w:eastAsia="仿宋_GB2312"/>
+              </w:rPr>
+            </w:pPr>
+            <w:r>
+              <w:rPr>
+                <w:rFonts w:ascii="仿宋_GB2312" w:eastAsia="仿宋_GB2312" w:hint="eastAsia"/>
+                <w:sz w:val="24"/>
+                <w:highlight w:val="lightGray"/>
+              </w:rPr>
+              <w:lastRenderedPageBreak/>
+              <w:t>营业执照或事业单位法人证书</w:t>
+            </w:r>
+          </w:p>
+        </w:tc>
+        <w:tc>
+          <w:tcPr>
+            <w:tcW w:w="3293" w:type="dxa"/>
+            <w:gridSpan w:val="2"/>
+            <w:tcBorders>
+              <w:left w:val="nil"/>
+            </w:tcBorders>
+          </w:tcPr>
+          <w:p>
+            <w:pPr>
+              <w:spacing w:line="360" w:lineRule="auto"/>
+              <w:ind w:firstLineChars="450" w:firstLine="90"/>
+              <w:rPr>
+                <w:rFonts w:ascii="仿宋_GB2312" w:eastAsia="仿宋_GB2312"/>
+                <w:sz w:val="2"/>
+                <w:szCs w:val="2"/>
+              </w:rPr>
+            </w:pPr>
+          </w:p>
+          <w:p>
+            <w:pPr>
+              <w:spacing w:line="360" w:lineRule="auto"/>
+              <w:ind w:firstLineChars="450" w:firstLine="90"/>
+              <w:rPr>
+                <w:rFonts w:ascii="仿宋_GB2312" w:eastAsia="仿宋_GB2312"/>
+                <w:sz w:val="2"/>
+                <w:szCs w:val="2"/>
+              </w:rPr>
+            </w:pPr>
+          </w:p>
+          <w:p>
+            <w:pPr>
+              <w:ind w:leftChars="15" w:left="31"/>
+              <w:rPr>
+                <w:rFonts w:ascii="仿宋_GB2312" w:eastAsia="仿宋_GB2312"/>
+                <w:sz w:val="28"/>
+                <w:szCs w:val="28"/>
+                <w:highlight w:val="lightGray"/>
+              </w:rPr>
+            </w:pPr>
+          </w:p>
+          <w:p>
+            <w:pPr>
+              <w:ind w:leftChars="15" w:left="31"/>
+              <w:rPr>
+                <w:rFonts w:ascii="仿宋_GB2312" w:eastAsia="仿宋_GB2312"/>
+                <w:sz w:val="28"/>
+                <w:szCs w:val="28"/>
+                <w:highlight w:val="lightGray"/>
+              </w:rPr>
+            </w:pPr>
+          </w:p>
+          <w:p>
+            <w:pPr>
+              <w:ind w:leftChars="15" w:left="31"/>
+              <w:rPr>
+                <w:rFonts w:ascii="仿宋_GB2312" w:eastAsia="仿宋_GB2312"/>
+              </w:rPr>
+            </w:pPr>
+            <w:r>
+              <w:rPr>
+                <w:rFonts w:ascii="仿宋_GB2312" w:eastAsia="仿宋_GB2312" w:hint="eastAsia"/>
+              </w:rPr>
+              <w:t>申请单位（盖章）：</w:t>
+            </w:r>
+          </w:p>
+          <w:p>
+            <w:pPr>
+              <w:ind w:leftChars="15" w:left="31"/>
+              <w:rPr>
+                <w:rFonts w:ascii="仿宋_GB2312" w:eastAsia="仿宋_GB2312"/>
+              </w:rPr>
+            </w:pPr>
+          </w:p>
+          <w:p>
+            <w:pPr>
+              <w:ind w:leftChars="15" w:left="31"/>
+              <w:rPr>
+                <w:rFonts w:ascii="仿宋_GB2312" w:eastAsia="仿宋_GB2312"/>
+              </w:rPr>
+            </w:pPr>
+            <w:r>
+              <w:rPr>
+                <w:rFonts w:ascii="仿宋_GB2312" w:eastAsia="仿宋_GB2312" w:hint="eastAsia"/>
+              </w:rPr>
+              <w:t xml:space="preserve">日期： </w:t>
+            </w:r>
+            <w:r>
+              <w:rPr>
+                <w:rFonts w:ascii="仿宋_GB2312" w:eastAsia="仿宋_GB2312"/>
+              </w:rPr>
+              <w:t xml:space="preserve">   </w:t>
+            </w:r>
+            <w:r>
+              <w:rPr>
+                <w:rFonts w:ascii="仿宋_GB2312" w:eastAsia="仿宋_GB2312" w:hint="eastAsia"/>
+              </w:rPr>
+              <w:t xml:space="preserve">年 </w:t>
+            </w:r>
+            <w:r>
+              <w:rPr>
+                <w:rFonts w:ascii="仿宋_GB2312" w:eastAsia="仿宋_GB2312"/>
+              </w:rPr>
+              <w:t xml:space="preserve">  </w:t>
+            </w:r>
+            <w:r>
+              <w:rPr>
+                <w:rFonts w:ascii="仿宋_GB2312" w:eastAsia="仿宋_GB2312" w:hint="eastAsia"/>
+              </w:rPr>
+              <w:t xml:space="preserve"> 月    日</w:t>
+            </w:r>
+          </w:p>
+        </w:tc>
+      </w:tr>
+    </w:tbl>
+    <w:p>
+      <w:pPr>
+        <w:ind w:firstLineChars="200" w:firstLine="420"/>
+        <w:rPr>
+          <w:rFonts w:ascii="仿宋_GB2312" w:eastAsia="仿宋_GB2312"/>
+        </w:rPr>
+      </w:pPr>
+      <w:r>
+        <w:rPr>
+          <w:rFonts w:ascii="仿宋_GB2312" w:eastAsia="仿宋_GB2312" w:hint="eastAsia"/>
+        </w:rPr>
+        <w:tab/>
+      </w:r>
+      <w:r>
+        <w:rPr>
+          <w:rFonts w:ascii="仿宋_GB2312" w:eastAsia="仿宋_GB2312" w:hint="eastAsia"/>
+        </w:rPr>
+        <w:tab/>
+      </w:r>
+      <w:r>
+        <w:rPr>
+          <w:rFonts w:ascii="仿宋_GB2312" w:eastAsia="仿宋_GB2312" w:hint="eastAsia"/>
+        </w:rPr>
+        <w:tab/>
+      </w:r>
+      <w:r>
+        <w:rPr>
+          <w:rFonts w:ascii="仿宋_GB2312" w:eastAsia="仿宋_GB2312" w:hint="eastAsia"/>
+        </w:rPr>
+        <w:tab/>
+      </w:r>
+      <w:r>
+        <w:rPr>
+          <w:rFonts w:ascii="仿宋_GB2312" w:eastAsia="仿宋_GB2312" w:hint="eastAsia"/>
+        </w:rPr>
+        <w:tab/>
+      </w:r>
+      <w:r>
+        <w:rPr>
+          <w:rFonts w:ascii="仿宋_GB2312" w:eastAsia="仿宋_GB2312" w:hint="eastAsia"/>
+        </w:rPr>
+        <w:tab/>
+      </w:r>
+      <w:r>
+        <w:rPr>
+          <w:rFonts w:ascii="仿宋_GB2312" w:eastAsia="仿宋_GB2312" w:hint="eastAsia"/>
+        </w:rPr>
+        <w:tab/>
+      </w:r>
+      <w:r>
+        <w:rPr>
+          <w:rFonts w:ascii="仿宋_GB2312" w:eastAsia="仿宋_GB2312" w:hint="eastAsia"/>
+        </w:rPr>
+        <w:tab/>
+      </w:r>
+      <w:r>
+        <w:rPr>
+          <w:rFonts w:ascii="仿宋_GB2312" w:eastAsia="仿宋_GB2312" w:hint="eastAsia"/>
+        </w:rPr>
+        <w:tab/>
+      </w:r>
+      <w:r>
+        <w:rPr>
+          <w:rFonts w:ascii="仿宋_GB2312" w:eastAsia="仿宋_GB2312" w:hint="eastAsia"/>
+        </w:rPr>
+        <w:tab/>
+      </w:r>
+    </w:p>
+    <w:p>
+      <w:pPr>
+        <w:ind w:firstLineChars="300" w:firstLine="630"/>
+        <w:rPr>
+          <w:rFonts w:ascii="仿宋_GB2312" w:eastAsia="仿宋_GB2312"/>
+          <w:u w:val="single"/>
+        </w:rPr>
+      </w:pPr>
+      <w:r>
+        <w:rPr>
+          <w:rFonts w:ascii="仿宋_GB2312" w:eastAsia="仿宋_GB2312" w:hint="eastAsia"/>
+          <w:u w:val="single"/>
+        </w:rPr>
+        <w:t>注：申请单位填写、盖章后，扫描上传至代码托管平台。如有疑问，请联系phenglei@126.com</w:t>
+      </w:r>
+    </w:p>
+    <w:p>
+      <w:pPr>
+        <w:rPr>
+          <w:rFonts w:ascii="仿宋_GB2312" w:eastAsia="仿宋_GB2312" w:hint="eastAsia"/>
+          <w:u w:val="single"/>
+        </w:rPr>
+      </w:pPr>
     </w:p>
     <w:sectPr>
-      <w:pgSz w:w="11907" w:h="16840"/>
+      <w:pgSz w:w="11907" w:h="16840" w:code="9"/>
       <w:pgMar w:top="720" w:right="720" w:bottom="720" w:left="720" w:header="851" w:footer="992" w:gutter="0"/>
-      <w:cols w:space="425" w:num="1"/>
-      <w:docGrid w:type="lines" w:linePitch="312" w:charSpace="0"/>
+      <w:cols w:space="425"/>
+      <w:docGrid w:type="lines" w:linePitch="312"/>
     </w:sectPr>
   </w:body>
 </w:document>
 </file>
 
+<file path=word/endnotes.xml><?xml version="1.0" encoding="utf-8"?>
+<w:endnotes xmlns:wpc="http://schemas.microsoft.com/office/word/2010/wordprocessingCanvas" xmlns:cx="http://schemas.microsoft.com/office/drawing/2014/chartex" xmlns:cx1="http://schemas.microsoft.com/office/drawing/2015/9/8/chartex" xmlns:cx2="http://schemas.microsoft.com/office/drawing/2015/10/21/chartex" xmlns:cx3="http://schemas.microsoft.com/office/drawing/2016/5/9/chartex" xmlns:cx4="http://schemas.microsoft.com/office/drawing/2016/5/10/chartex" xmlns:cx5="http://schemas.microsoft.com/office/drawing/2016/5/11/chartex" xmlns:cx6="http://schemas.microsoft.com/office/drawing/2016/5/12/chartex" xmlns:cx7="http://schemas.microsoft.com/office/drawing/2016/5/13/chartex" xmlns:cx8="http://schemas.microsoft.com/office/drawing/2016/5/14/chartex" xmlns:mc="http://schemas.openxmlformats.org/markup-compatibility/2006" xmlns:aink="http://schemas.microsoft.com/office/drawing/2016/ink" xmlns:am3d="http://schemas.microsoft.com/office/drawing/2017/model3d" xmlns:o="urn:schemas-microsoft-com:office:office" xmlns:oel="http://schemas.microsoft.com/office/2019/extlst" xmlns:r="http://schemas.openxmlformats.org/officeDocument/2006/relationships" xmlns:m="http://schemas.openxmlformats.org/officeDocument/2006/math" xmlns:v="urn:schemas-microsoft-com:vml" xmlns:wp14="http://schemas.microsoft.com/office/word/2010/wordprocessingDrawing" xmlns:wp="http://schemas.openxmlformats.org/drawingml/2006/wordprocessingDrawing" xmlns:w10="urn:schemas-microsoft-com:office:word" xmlns:w="http://schemas.openxmlformats.org/wordprocessingml/2006/main" xmlns:w14="http://schemas.microsoft.com/office/word/2010/wordml" xmlns:w15="http://schemas.microsoft.com/office/word/2012/wordml" xmlns:w16cex="http://schemas.microsoft.com/office/word/2018/wordml/cex" xmlns:w16cid="http://schemas.microsoft.com/office/word/2016/wordml/cid" xmlns:w16="http://schemas.microsoft.com/office/word/2018/wordml" xmlns:w16du="http://schemas.microsoft.com/office/word/2023/wordml/word16du" xmlns:w16sdtdh="http://schemas.microsoft.com/office/word/2020/wordml/sdtdatahash" xmlns:w16se="http://schemas.microsoft.com/office/word/2015/wordml/symex" xmlns:wpg="http://schemas.microsoft.com/office/word/2010/wordprocessingGroup" xmlns:wpi="http://schemas.microsoft.com/office/word/2010/wordprocessingInk" xmlns:wne="http://schemas.microsoft.com/office/word/2006/wordml" xmlns:wps="http://schemas.microsoft.com/office/word/2010/wordprocessingShape" mc:Ignorable="w14 w15 w16se w16cid w16 w16cex w16sdtdh w16du wp14">
+  <w:endnote w:type="separator" w:id="-1">
+    <w:p>
+      <w:r>
+        <w:separator/>
+      </w:r>
+    </w:p>
+  </w:endnote>
+  <w:endnote w:type="continuationSeparator" w:id="0">
+    <w:p>
+      <w:r>
+        <w:continuationSeparator/>
+      </w:r>
+    </w:p>
+  </w:endnote>
+</w:endnotes>
+</file>
+
+<file path=word/footnotes.xml><?xml version="1.0" encoding="utf-8"?>
+<w:footnotes xmlns:wpc="http://schemas.microsoft.com/office/word/2010/wordprocessingCanvas" xmlns:cx="http://schemas.microsoft.com/office/drawing/2014/chartex" xmlns:cx1="http://schemas.microsoft.com/office/drawing/2015/9/8/chartex" xmlns:cx2="http://schemas.microsoft.com/office/drawing/2015/10/21/chartex" xmlns:cx3="http://schemas.microsoft.com/office/drawing/2016/5/9/chartex" xmlns:cx4="http://schemas.microsoft.com/office/drawing/2016/5/10/chartex" xmlns:cx5="http://schemas.microsoft.com/office/drawing/2016/5/11/chartex" xmlns:cx6="http://schemas.microsoft.com/office/drawing/2016/5/12/chartex" xmlns:cx7="http://schemas.microsoft.com/office/drawing/2016/5/13/chartex" xmlns:cx8="http://schemas.microsoft.com/office/drawing/2016/5/14/chartex" xmlns:mc="http://schemas.openxmlformats.org/markup-compatibility/2006" xmlns:aink="http://schemas.microsoft.com/office/drawing/2016/ink" xmlns:am3d="http://schemas.microsoft.com/office/drawing/2017/model3d" xmlns:o="urn:schemas-microsoft-com:office:office" xmlns:oel="http://schemas.microsoft.com/office/2019/extlst" xmlns:r="http://schemas.openxmlformats.org/officeDocument/2006/relationships" xmlns:m="http://schemas.openxmlformats.org/officeDocument/2006/math" xmlns:v="urn:schemas-microsoft-com:vml" xmlns:wp14="http://schemas.microsoft.com/office/word/2010/wordprocessingDrawing" xmlns:wp="http://schemas.openxmlformats.org/drawingml/2006/wordprocessingDrawing" xmlns:w10="urn:schemas-microsoft-com:office:word" xmlns:w="http://schemas.openxmlformats.org/wordprocessingml/2006/main" xmlns:w14="http://schemas.microsoft.com/office/word/2010/wordml" xmlns:w15="http://schemas.microsoft.com/office/word/2012/wordml" xmlns:w16cex="http://schemas.microsoft.com/office/word/2018/wordml/cex" xmlns:w16cid="http://schemas.microsoft.com/office/word/2016/wordml/cid" xmlns:w16="http://schemas.microsoft.com/office/word/2018/wordml" xmlns:w16du="http://schemas.microsoft.com/office/word/2023/wordml/word16du" xmlns:w16sdtdh="http://schemas.microsoft.com/office/word/2020/wordml/sdtdatahash" xmlns:w16se="http://schemas.microsoft.com/office/word/2015/wordml/symex" xmlns:wpg="http://schemas.microsoft.com/office/word/2010/wordprocessingGroup" xmlns:wpi="http://schemas.microsoft.com/office/word/2010/wordprocessingInk" xmlns:wne="http://schemas.microsoft.com/office/word/2006/wordml" xmlns:wps="http://schemas.microsoft.com/office/word/2010/wordprocessingShape" mc:Ignorable="w14 w15 w16se w16cid w16 w16cex w16sdtdh w16du wp14">
+  <w:footnote w:type="separator" w:id="-1">
+    <w:p>
+      <w:r>
+        <w:separator/>
+      </w:r>
+    </w:p>
+  </w:footnote>
+  <w:footnote w:type="continuationSeparator" w:id="0">
+    <w:p>
+      <w:r>
+        <w:continuationSeparator/>
+      </w:r>
+    </w:p>
+  </w:footnote>
+</w:footnotes>
+</file>
+
 <file path=word/numbering.xml><?xml version="1.0" encoding="utf-8"?>
-<w:numbering xmlns:wpc="http://schemas.microsoft.com/office/word/2010/wordprocessingCanvas" xmlns:mc="http://schemas.openxmlformats.org/markup-compatibility/2006" xmlns:o="urn:schemas-microsoft-com:office:office" xmlns:r="http://schemas.openxmlformats.org/officeDocument/2006/relationships" xmlns:m="http://schemas.openxmlformats.org/officeDocument/2006/math" xmlns:v="urn:schemas-microsoft-com:vml" xmlns:wp14="http://schemas.microsoft.com/office/word/2010/wordprocessingDrawing" xmlns:wp="http://schemas.openxmlformats.org/drawingml/2006/wordprocessingDrawing" xmlns:w10="urn:schemas-microsoft-com:office:word" xmlns:w="http://schemas.openxmlformats.org/wordprocessingml/2006/main" xmlns:w14="http://schemas.microsoft.com/office/word/2010/wordml" xmlns:wpg="http://schemas.microsoft.com/office/word/2010/wordprocessingGroup" xmlns:wpi="http://schemas.microsoft.com/office/word/2010/wordprocessingInk" xmlns:wne="http://schemas.microsoft.com/office/word/2006/wordml" xmlns:wps="http://schemas.microsoft.com/office/word/2010/wordprocessingShape" xmlns:wpsCustomData="http://www.wps.cn/officeDocument/2013/wpsCustomData" mc:Ignorable="w14 wp14">
-  <w:abstractNum w:abstractNumId="0">
-    <w:nsid w:val="59165A03"/>
-    <w:multiLevelType w:val="multilevel"/>
-    <w:tmpl w:val="59165A03"/>
-    <w:lvl w:ilvl="0" w:tentative="0">
+<w:numbering xmlns:wpc="http://schemas.microsoft.com/office/word/2010/wordprocessingCanvas" xmlns:cx="http://schemas.microsoft.com/office/drawing/2014/chartex" xmlns:cx1="http://schemas.microsoft.com/office/drawing/2015/9/8/chartex" xmlns:cx2="http://schemas.microsoft.com/office/drawing/2015/10/21/chartex" xmlns:cx3="http://schemas.microsoft.com/office/drawing/2016/5/9/chartex" xmlns:cx4="http://schemas.microsoft.com/office/drawing/2016/5/10/chartex" xmlns:cx5="http://schemas.microsoft.com/office/drawing/2016/5/11/chartex" xmlns:cx6="http://schemas.microsoft.com/office/drawing/2016/5/12/chartex" xmlns:cx7="http://schemas.microsoft.com/office/drawing/2016/5/13/chartex" xmlns:cx8="http://schemas.microsoft.com/office/drawing/2016/5/14/chartex" xmlns:mc="http://schemas.openxmlformats.org/markup-compatibility/2006" xmlns:aink="http://schemas.microsoft.com/office/drawing/2016/ink" xmlns:am3d="http://schemas.microsoft.com/office/drawing/2017/model3d" xmlns:o="urn:schemas-microsoft-com:office:office" xmlns:oel="http://schemas.microsoft.com/office/2019/extlst" xmlns:r="http://schemas.openxmlformats.org/officeDocument/2006/relationships" xmlns:m="http://schemas.openxmlformats.org/officeDocument/2006/math" xmlns:v="urn:schemas-microsoft-com:vml" xmlns:wp14="http://schemas.microsoft.com/office/word/2010/wordprocessingDrawing" xmlns:wp="http://schemas.openxmlformats.org/drawingml/2006/wordprocessingDrawing" xmlns:w10="urn:schemas-microsoft-com:office:word" xmlns:w="http://schemas.openxmlformats.org/wordprocessingml/2006/main" xmlns:w14="http://schemas.microsoft.com/office/word/2010/wordml" xmlns:w15="http://schemas.microsoft.com/office/word/2012/wordml" xmlns:w16cex="http://schemas.microsoft.com/office/word/2018/wordml/cex" xmlns:w16cid="http://schemas.microsoft.com/office/word/2016/wordml/cid" xmlns:w16="http://schemas.microsoft.com/office/word/2018/wordml" xmlns:w16du="http://schemas.microsoft.com/office/word/2023/wordml/word16du" xmlns:w16sdtdh="http://schemas.microsoft.com/office/word/2020/wordml/sdtdatahash" xmlns:w16se="http://schemas.microsoft.com/office/word/2015/wordml/symex" xmlns:wpg="http://schemas.microsoft.com/office/word/2010/wordprocessingGroup" xmlns:wpi="http://schemas.microsoft.com/office/word/2010/wordprocessingInk" xmlns:wne="http://schemas.microsoft.com/office/word/2006/wordml" xmlns:wps="http://schemas.microsoft.com/office/word/2010/wordprocessingShape" mc:Ignorable="w14 w15 w16se w16cid w16 w16cex w16sdtdh w16du wp14">
+  <w:abstractNum w:abstractNumId="0" w15:restartNumberingAfterBreak="0">
+    <w:nsid w:val="0375452C"/>
+    <w:multiLevelType w:val="hybridMultilevel"/>
+    <w:tmpl w:val="C09C966A"/>
+    <w:lvl w:ilvl="0" w:tplc="FFFFFFFF">
       <w:start w:val="1"/>
       <w:numFmt w:val="decimal"/>
       <w:lvlText w:val="%1."/>
@@ -952,7 +2527,7 @@
         <w:ind w:left="905" w:hanging="420"/>
       </w:pPr>
     </w:lvl>
-    <w:lvl w:ilvl="1" w:tentative="0">
+    <w:lvl w:ilvl="1" w:tplc="FFFFFFFF" w:tentative="1">
       <w:start w:val="1"/>
       <w:numFmt w:val="lowerLetter"/>
       <w:lvlText w:val="%2)"/>
@@ -961,7 +2536,7 @@
         <w:ind w:left="1325" w:hanging="420"/>
       </w:pPr>
     </w:lvl>
-    <w:lvl w:ilvl="2" w:tentative="0">
+    <w:lvl w:ilvl="2" w:tplc="FFFFFFFF" w:tentative="1">
       <w:start w:val="1"/>
       <w:numFmt w:val="lowerRoman"/>
       <w:lvlText w:val="%3."/>
@@ -970,7 +2545,7 @@
         <w:ind w:left="1745" w:hanging="420"/>
       </w:pPr>
     </w:lvl>
-    <w:lvl w:ilvl="3" w:tentative="0">
+    <w:lvl w:ilvl="3" w:tplc="FFFFFFFF" w:tentative="1">
       <w:start w:val="1"/>
       <w:numFmt w:val="decimal"/>
       <w:lvlText w:val="%4."/>
@@ -979,7 +2554,7 @@
         <w:ind w:left="2165" w:hanging="420"/>
       </w:pPr>
     </w:lvl>
-    <w:lvl w:ilvl="4" w:tentative="0">
+    <w:lvl w:ilvl="4" w:tplc="FFFFFFFF" w:tentative="1">
       <w:start w:val="1"/>
       <w:numFmt w:val="lowerLetter"/>
       <w:lvlText w:val="%5)"/>
@@ -988,7 +2563,7 @@
         <w:ind w:left="2585" w:hanging="420"/>
       </w:pPr>
     </w:lvl>
-    <w:lvl w:ilvl="5" w:tentative="0">
+    <w:lvl w:ilvl="5" w:tplc="FFFFFFFF" w:tentative="1">
       <w:start w:val="1"/>
       <w:numFmt w:val="lowerRoman"/>
       <w:lvlText w:val="%6."/>
@@ -997,7 +2572,7 @@
         <w:ind w:left="3005" w:hanging="420"/>
       </w:pPr>
     </w:lvl>
-    <w:lvl w:ilvl="6" w:tentative="0">
+    <w:lvl w:ilvl="6" w:tplc="FFFFFFFF" w:tentative="1">
       <w:start w:val="1"/>
       <w:numFmt w:val="decimal"/>
       <w:lvlText w:val="%7."/>
@@ -1006,7 +2581,7 @@
         <w:ind w:left="3425" w:hanging="420"/>
       </w:pPr>
     </w:lvl>
-    <w:lvl w:ilvl="7" w:tentative="0">
+    <w:lvl w:ilvl="7" w:tplc="FFFFFFFF" w:tentative="1">
       <w:start w:val="1"/>
       <w:numFmt w:val="lowerLetter"/>
       <w:lvlText w:val="%8)"/>
@@ -1015,7 +2590,7 @@
         <w:ind w:left="3845" w:hanging="420"/>
       </w:pPr>
     </w:lvl>
-    <w:lvl w:ilvl="8" w:tentative="0">
+    <w:lvl w:ilvl="8" w:tplc="FFFFFFFF" w:tentative="1">
       <w:start w:val="1"/>
       <w:numFmt w:val="lowerRoman"/>
       <w:lvlText w:val="%9."/>
@@ -1025,301 +2600,519 @@
       </w:pPr>
     </w:lvl>
   </w:abstractNum>
-  <w:num w:numId="1">
+  <w:abstractNum w:abstractNumId="1" w15:restartNumberingAfterBreak="0">
+    <w:nsid w:val="59165A03"/>
+    <w:multiLevelType w:val="hybridMultilevel"/>
+    <w:tmpl w:val="C09C966A"/>
+    <w:lvl w:ilvl="0" w:tplc="0409000F">
+      <w:start w:val="1"/>
+      <w:numFmt w:val="decimal"/>
+      <w:lvlText w:val="%1."/>
+      <w:lvlJc w:val="left"/>
+      <w:pPr>
+        <w:ind w:left="905" w:hanging="420"/>
+      </w:pPr>
+    </w:lvl>
+    <w:lvl w:ilvl="1" w:tplc="04090019" w:tentative="1">
+      <w:start w:val="1"/>
+      <w:numFmt w:val="lowerLetter"/>
+      <w:lvlText w:val="%2)"/>
+      <w:lvlJc w:val="left"/>
+      <w:pPr>
+        <w:ind w:left="1325" w:hanging="420"/>
+      </w:pPr>
+    </w:lvl>
+    <w:lvl w:ilvl="2" w:tplc="0409001B" w:tentative="1">
+      <w:start w:val="1"/>
+      <w:numFmt w:val="lowerRoman"/>
+      <w:lvlText w:val="%3."/>
+      <w:lvlJc w:val="right"/>
+      <w:pPr>
+        <w:ind w:left="1745" w:hanging="420"/>
+      </w:pPr>
+    </w:lvl>
+    <w:lvl w:ilvl="3" w:tplc="0409000F" w:tentative="1">
+      <w:start w:val="1"/>
+      <w:numFmt w:val="decimal"/>
+      <w:lvlText w:val="%4."/>
+      <w:lvlJc w:val="left"/>
+      <w:pPr>
+        <w:ind w:left="2165" w:hanging="420"/>
+      </w:pPr>
+    </w:lvl>
+    <w:lvl w:ilvl="4" w:tplc="04090019" w:tentative="1">
+      <w:start w:val="1"/>
+      <w:numFmt w:val="lowerLetter"/>
+      <w:lvlText w:val="%5)"/>
+      <w:lvlJc w:val="left"/>
+      <w:pPr>
+        <w:ind w:left="2585" w:hanging="420"/>
+      </w:pPr>
+    </w:lvl>
+    <w:lvl w:ilvl="5" w:tplc="0409001B" w:tentative="1">
+      <w:start w:val="1"/>
+      <w:numFmt w:val="lowerRoman"/>
+      <w:lvlText w:val="%6."/>
+      <w:lvlJc w:val="right"/>
+      <w:pPr>
+        <w:ind w:left="3005" w:hanging="420"/>
+      </w:pPr>
+    </w:lvl>
+    <w:lvl w:ilvl="6" w:tplc="0409000F" w:tentative="1">
+      <w:start w:val="1"/>
+      <w:numFmt w:val="decimal"/>
+      <w:lvlText w:val="%7."/>
+      <w:lvlJc w:val="left"/>
+      <w:pPr>
+        <w:ind w:left="3425" w:hanging="420"/>
+      </w:pPr>
+    </w:lvl>
+    <w:lvl w:ilvl="7" w:tplc="04090019" w:tentative="1">
+      <w:start w:val="1"/>
+      <w:numFmt w:val="lowerLetter"/>
+      <w:lvlText w:val="%8)"/>
+      <w:lvlJc w:val="left"/>
+      <w:pPr>
+        <w:ind w:left="3845" w:hanging="420"/>
+      </w:pPr>
+    </w:lvl>
+    <w:lvl w:ilvl="8" w:tplc="0409001B" w:tentative="1">
+      <w:start w:val="1"/>
+      <w:numFmt w:val="lowerRoman"/>
+      <w:lvlText w:val="%9."/>
+      <w:lvlJc w:val="right"/>
+      <w:pPr>
+        <w:ind w:left="4265" w:hanging="420"/>
+      </w:pPr>
+    </w:lvl>
+  </w:abstractNum>
+  <w:num w:numId="1" w16cid:durableId="1554777897">
+    <w:abstractNumId w:val="1"/>
+  </w:num>
+  <w:num w:numId="2" w16cid:durableId="1555234907">
     <w:abstractNumId w:val="0"/>
   </w:num>
 </w:numbering>
 </file>
 
 <file path=word/styles.xml><?xml version="1.0" encoding="utf-8"?>
-<w:styles xmlns:mc="http://schemas.openxmlformats.org/markup-compatibility/2006" xmlns:o="urn:schemas-microsoft-com:office:office" xmlns:r="http://schemas.openxmlformats.org/officeDocument/2006/relationships" xmlns:m="http://schemas.openxmlformats.org/officeDocument/2006/math" xmlns:v="urn:schemas-microsoft-com:vml" xmlns:w="http://schemas.openxmlformats.org/wordprocessingml/2006/main" xmlns:w14="http://schemas.microsoft.com/office/word/2010/wordml" xmlns:w10="urn:schemas-microsoft-com:office:word" xmlns:sl="http://schemas.openxmlformats.org/schemaLibrary/2006/main" xmlns:wpsCustomData="http://www.wps.cn/officeDocument/2013/wpsCustomData" mc:Ignorable="w14">
+<w:styles xmlns:mc="http://schemas.openxmlformats.org/markup-compatibility/2006" xmlns:r="http://schemas.openxmlformats.org/officeDocument/2006/relationships" xmlns:w="http://schemas.openxmlformats.org/wordprocessingml/2006/main" xmlns:w14="http://schemas.microsoft.com/office/word/2010/wordml" xmlns:w15="http://schemas.microsoft.com/office/word/2012/wordml" xmlns:w16cex="http://schemas.microsoft.com/office/word/2018/wordml/cex" xmlns:w16cid="http://schemas.microsoft.com/office/word/2016/wordml/cid" xmlns:w16="http://schemas.microsoft.com/office/word/2018/wordml" xmlns:w16du="http://schemas.microsoft.com/office/word/2023/wordml/word16du" xmlns:w16sdtdh="http://schemas.microsoft.com/office/word/2020/wordml/sdtdatahash" xmlns:w16se="http://schemas.microsoft.com/office/word/2015/wordml/symex" mc:Ignorable="w14 w15 w16se w16cid w16 w16cex w16sdtdh w16du">
   <w:docDefaults>
     <w:rPrDefault>
       <w:rPr>
-        <w:rFonts w:asciiTheme="minorHAnsi" w:hAnsiTheme="minorHAnsi" w:eastAsiaTheme="minorEastAsia" w:cstheme="minorBidi"/>
+        <w:rFonts w:asciiTheme="minorHAnsi" w:eastAsiaTheme="minorEastAsia" w:hAnsiTheme="minorHAnsi" w:cstheme="minorBidi"/>
+        <w:kern w:val="2"/>
+        <w:sz w:val="21"/>
+        <w:szCs w:val="22"/>
+        <w:lang w:val="en-US" w:eastAsia="zh-CN" w:bidi="ar-SA"/>
       </w:rPr>
     </w:rPrDefault>
     <w:pPrDefault/>
   </w:docDefaults>
-  <w:latentStyles w:count="260" w:defQFormat="0" w:defUnhideWhenUsed="1" w:defSemiHidden="1" w:defUIPriority="99" w:defLockedState="0">
-    <w:lsdException w:qFormat="1" w:unhideWhenUsed="0" w:uiPriority="0" w:semiHidden="0" w:name="Normal"/>
-    <w:lsdException w:qFormat="1" w:unhideWhenUsed="0" w:uiPriority="9" w:semiHidden="0" w:name="heading 1"/>
-    <w:lsdException w:qFormat="1" w:uiPriority="9" w:name="heading 2"/>
-    <w:lsdException w:qFormat="1" w:uiPriority="9" w:name="heading 3"/>
-    <w:lsdException w:qFormat="1" w:uiPriority="9" w:name="heading 4"/>
-    <w:lsdException w:qFormat="1" w:uiPriority="9" w:name="heading 5"/>
-    <w:lsdException w:qFormat="1" w:uiPriority="9" w:name="heading 6"/>
-    <w:lsdException w:qFormat="1" w:uiPriority="9" w:name="heading 7"/>
-    <w:lsdException w:qFormat="1" w:uiPriority="9" w:name="heading 8"/>
-    <w:lsdException w:qFormat="1" w:uiPriority="9" w:name="heading 9"/>
-    <w:lsdException w:uiPriority="99" w:name="index 1"/>
-    <w:lsdException w:uiPriority="99" w:name="index 2"/>
-    <w:lsdException w:uiPriority="99" w:name="index 3"/>
-    <w:lsdException w:uiPriority="99" w:name="index 4"/>
-    <w:lsdException w:uiPriority="99" w:name="index 5"/>
-    <w:lsdException w:uiPriority="99" w:name="index 6"/>
-    <w:lsdException w:uiPriority="99" w:name="index 7"/>
-    <w:lsdException w:uiPriority="99" w:name="index 8"/>
-    <w:lsdException w:uiPriority="99" w:name="index 9"/>
-    <w:lsdException w:uiPriority="39" w:name="toc 1"/>
-    <w:lsdException w:uiPriority="39" w:name="toc 2"/>
-    <w:lsdException w:uiPriority="39" w:name="toc 3"/>
-    <w:lsdException w:uiPriority="39" w:name="toc 4"/>
-    <w:lsdException w:uiPriority="39" w:name="toc 5"/>
-    <w:lsdException w:uiPriority="39" w:name="toc 6"/>
-    <w:lsdException w:uiPriority="39" w:name="toc 7"/>
-    <w:lsdException w:uiPriority="39" w:name="toc 8"/>
-    <w:lsdException w:uiPriority="39" w:name="toc 9"/>
-    <w:lsdException w:uiPriority="99" w:name="Normal Indent"/>
-    <w:lsdException w:uiPriority="99" w:name="footnote text"/>
-    <w:lsdException w:uiPriority="99" w:name="annotation text"/>
-    <w:lsdException w:uiPriority="99" w:semiHidden="0" w:name="header"/>
-    <w:lsdException w:uiPriority="99" w:semiHidden="0" w:name="footer"/>
-    <w:lsdException w:uiPriority="99" w:name="index heading"/>
-    <w:lsdException w:qFormat="1" w:uiPriority="35" w:name="caption"/>
-    <w:lsdException w:uiPriority="99" w:name="table of figures"/>
-    <w:lsdException w:uiPriority="99" w:name="envelope address"/>
-    <w:lsdException w:uiPriority="99" w:name="envelope return"/>
-    <w:lsdException w:uiPriority="99" w:name="footnote reference"/>
-    <w:lsdException w:uiPriority="99" w:name="annotation reference"/>
-    <w:lsdException w:uiPriority="99" w:name="line number"/>
-    <w:lsdException w:uiPriority="99" w:name="page number"/>
-    <w:lsdException w:uiPriority="99" w:name="endnote reference"/>
-    <w:lsdException w:uiPriority="99" w:name="endnote text"/>
-    <w:lsdException w:uiPriority="99" w:name="table of authorities"/>
-    <w:lsdException w:uiPriority="99" w:name="macro"/>
-    <w:lsdException w:uiPriority="99" w:name="toa heading"/>
-    <w:lsdException w:uiPriority="99" w:name="List"/>
-    <w:lsdException w:uiPriority="99" w:name="List Bullet"/>
-    <w:lsdException w:uiPriority="99" w:name="List Number"/>
-    <w:lsdException w:uiPriority="99" w:name="List 2"/>
-    <w:lsdException w:uiPriority="99" w:name="List 3"/>
-    <w:lsdException w:uiPriority="99" w:name="List 4"/>
-    <w:lsdException w:uiPriority="99" w:name="List 5"/>
-    <w:lsdException w:uiPriority="99" w:name="List Bullet 2"/>
-    <w:lsdException w:uiPriority="99" w:name="List Bullet 3"/>
-    <w:lsdException w:uiPriority="99" w:name="List Bullet 4"/>
-    <w:lsdException w:uiPriority="99" w:name="List Bullet 5"/>
-    <w:lsdException w:uiPriority="99" w:name="List Number 2"/>
-    <w:lsdException w:uiPriority="99" w:name="List Number 3"/>
-    <w:lsdException w:uiPriority="99" w:name="List Number 4"/>
-    <w:lsdException w:uiPriority="99" w:name="List Number 5"/>
-    <w:lsdException w:qFormat="1" w:unhideWhenUsed="0" w:uiPriority="10" w:semiHidden="0" w:name="Title"/>
-    <w:lsdException w:uiPriority="99" w:name="Closing"/>
-    <w:lsdException w:uiPriority="99" w:name="Signature"/>
-    <w:lsdException w:uiPriority="1" w:name="Default Paragraph Font"/>
-    <w:lsdException w:uiPriority="99" w:name="Body Text"/>
-    <w:lsdException w:unhideWhenUsed="0" w:uiPriority="0" w:semiHidden="0" w:name="Body Text Indent"/>
-    <w:lsdException w:uiPriority="99" w:name="List Continue"/>
-    <w:lsdException w:uiPriority="99" w:name="List Continue 2"/>
-    <w:lsdException w:uiPriority="99" w:name="List Continue 3"/>
-    <w:lsdException w:uiPriority="99" w:name="List Continue 4"/>
-    <w:lsdException w:uiPriority="99" w:name="List Continue 5"/>
-    <w:lsdException w:uiPriority="99" w:name="Message Header"/>
-    <w:lsdException w:qFormat="1" w:unhideWhenUsed="0" w:uiPriority="11" w:semiHidden="0" w:name="Subtitle"/>
-    <w:lsdException w:uiPriority="99" w:name="Salutation"/>
-    <w:lsdException w:uiPriority="99" w:name="Date"/>
-    <w:lsdException w:uiPriority="99" w:name="Body Text First Indent"/>
-    <w:lsdException w:uiPriority="99" w:name="Body Text First Indent 2"/>
-    <w:lsdException w:uiPriority="99" w:name="Note Heading"/>
-    <w:lsdException w:uiPriority="99" w:name="Body Text 2"/>
-    <w:lsdException w:uiPriority="99" w:name="Body Text 3"/>
-    <w:lsdException w:uiPriority="99" w:name="Body Text Indent 2"/>
-    <w:lsdException w:uiPriority="99" w:name="Body Text Indent 3"/>
-    <w:lsdException w:uiPriority="99" w:name="Block Text"/>
-    <w:lsdException w:uiPriority="99" w:semiHidden="0" w:name="Hyperlink"/>
-    <w:lsdException w:uiPriority="99" w:name="FollowedHyperlink"/>
-    <w:lsdException w:qFormat="1" w:unhideWhenUsed="0" w:uiPriority="22" w:semiHidden="0" w:name="Strong"/>
-    <w:lsdException w:qFormat="1" w:unhideWhenUsed="0" w:uiPriority="20" w:semiHidden="0" w:name="Emphasis"/>
-    <w:lsdException w:uiPriority="99" w:name="Document Map"/>
-    <w:lsdException w:uiPriority="99" w:name="Plain Text"/>
-    <w:lsdException w:uiPriority="99" w:name="E-mail Signature"/>
-    <w:lsdException w:uiPriority="99" w:name="Normal (Web)"/>
-    <w:lsdException w:uiPriority="99" w:name="HTML Acronym"/>
-    <w:lsdException w:uiPriority="99" w:name="HTML Address"/>
-    <w:lsdException w:uiPriority="99" w:name="HTML Cite"/>
-    <w:lsdException w:uiPriority="99" w:name="HTML Code"/>
-    <w:lsdException w:uiPriority="99" w:name="HTML Definition"/>
-    <w:lsdException w:uiPriority="99" w:name="HTML Keyboard"/>
-    <w:lsdException w:uiPriority="99" w:name="HTML Preformatted"/>
-    <w:lsdException w:uiPriority="99" w:name="HTML Sample"/>
-    <w:lsdException w:uiPriority="99" w:name="HTML Typewriter"/>
-    <w:lsdException w:uiPriority="99" w:name="HTML Variable"/>
-    <w:lsdException w:uiPriority="99" w:name="Normal Table"/>
-    <w:lsdException w:uiPriority="99" w:name="annotation subject"/>
-    <w:lsdException w:uiPriority="99" w:name="Table Simple 1"/>
-    <w:lsdException w:uiPriority="99" w:name="Table Simple 2"/>
-    <w:lsdException w:uiPriority="99" w:name="Table Simple 3"/>
-    <w:lsdException w:uiPriority="99" w:name="Table Classic 1"/>
-    <w:lsdException w:uiPriority="99" w:name="Table Classic 2"/>
-    <w:lsdException w:uiPriority="99" w:name="Table Classic 3"/>
-    <w:lsdException w:uiPriority="99" w:name="Table Classic 4"/>
-    <w:lsdException w:uiPriority="99" w:name="Table Colorful 1"/>
-    <w:lsdException w:uiPriority="99" w:name="Table Colorful 2"/>
-    <w:lsdException w:uiPriority="99" w:name="Table Colorful 3"/>
-    <w:lsdException w:uiPriority="99" w:name="Table Columns 1"/>
-    <w:lsdException w:uiPriority="99" w:name="Table Columns 2"/>
-    <w:lsdException w:uiPriority="99" w:name="Table Columns 3"/>
-    <w:lsdException w:uiPriority="99" w:name="Table Columns 4"/>
-    <w:lsdException w:uiPriority="99" w:name="Table Columns 5"/>
-    <w:lsdException w:uiPriority="99" w:name="Table Grid 1"/>
-    <w:lsdException w:uiPriority="99" w:name="Table Grid 2"/>
-    <w:lsdException w:uiPriority="99" w:name="Table Grid 3"/>
-    <w:lsdException w:uiPriority="99" w:name="Table Grid 4"/>
-    <w:lsdException w:uiPriority="99" w:name="Table Grid 5"/>
-    <w:lsdException w:uiPriority="99" w:name="Table Grid 6"/>
-    <w:lsdException w:uiPriority="99" w:name="Table Grid 7"/>
-    <w:lsdException w:uiPriority="99" w:name="Table Grid 8"/>
-    <w:lsdException w:uiPriority="99" w:name="Table List 1"/>
-    <w:lsdException w:uiPriority="99" w:name="Table List 2"/>
-    <w:lsdException w:uiPriority="99" w:name="Table List 3"/>
-    <w:lsdException w:uiPriority="99" w:name="Table List 4"/>
-    <w:lsdException w:uiPriority="99" w:name="Table List 5"/>
-    <w:lsdException w:uiPriority="99" w:name="Table List 6"/>
-    <w:lsdException w:uiPriority="99" w:name="Table List 7"/>
-    <w:lsdException w:uiPriority="99" w:name="Table List 8"/>
-    <w:lsdException w:uiPriority="99" w:name="Table 3D effects 1"/>
-    <w:lsdException w:uiPriority="99" w:name="Table 3D effects 2"/>
-    <w:lsdException w:uiPriority="99" w:name="Table 3D effects 3"/>
-    <w:lsdException w:uiPriority="99" w:name="Table Contemporary"/>
-    <w:lsdException w:uiPriority="99" w:name="Table Elegant"/>
-    <w:lsdException w:uiPriority="99" w:name="Table Professional"/>
-    <w:lsdException w:uiPriority="99" w:name="Table Subtle 1"/>
-    <w:lsdException w:uiPriority="99" w:name="Table Subtle 2"/>
-    <w:lsdException w:uiPriority="99" w:name="Table Web 1"/>
-    <w:lsdException w:uiPriority="99" w:name="Table Web 2"/>
-    <w:lsdException w:uiPriority="99" w:name="Table Web 3"/>
-    <w:lsdException w:uiPriority="99" w:name="Balloon Text"/>
-    <w:lsdException w:unhideWhenUsed="0" w:uiPriority="59" w:semiHidden="0" w:name="Table Grid"/>
-    <w:lsdException w:uiPriority="99" w:name="Table Theme"/>
-    <w:lsdException w:unhideWhenUsed="0" w:uiPriority="60" w:semiHidden="0" w:name="Light Shading"/>
-    <w:lsdException w:unhideWhenUsed="0" w:uiPriority="61" w:semiHidden="0" w:name="Light List"/>
-    <w:lsdException w:unhideWhenUsed="0" w:uiPriority="62" w:semiHidden="0" w:name="Light Grid"/>
-    <w:lsdException w:unhideWhenUsed="0" w:uiPriority="63" w:semiHidden="0" w:name="Medium Shading 1"/>
-    <w:lsdException w:unhideWhenUsed="0" w:uiPriority="64" w:semiHidden="0" w:name="Medium Shading 2"/>
-    <w:lsdException w:unhideWhenUsed="0" w:uiPriority="65" w:semiHidden="0" w:name="Medium List 1"/>
-    <w:lsdException w:unhideWhenUsed="0" w:uiPriority="66" w:semiHidden="0" w:name="Medium List 2"/>
-    <w:lsdException w:unhideWhenUsed="0" w:uiPriority="67" w:semiHidden="0" w:name="Medium Grid 1"/>
-    <w:lsdException w:unhideWhenUsed="0" w:uiPriority="68" w:semiHidden="0" w:name="Medium Grid 2"/>
-    <w:lsdException w:unhideWhenUsed="0" w:uiPriority="69" w:semiHidden="0" w:name="Medium Grid 3"/>
-    <w:lsdException w:unhideWhenUsed="0" w:uiPriority="70" w:semiHidden="0" w:name="Dark List"/>
-    <w:lsdException w:unhideWhenUsed="0" w:uiPriority="71" w:semiHidden="0" w:name="Colorful Shading"/>
-    <w:lsdException w:unhideWhenUsed="0" w:uiPriority="72" w:semiHidden="0" w:name="Colorful List"/>
-    <w:lsdException w:unhideWhenUsed="0" w:uiPriority="73" w:semiHidden="0" w:name="Colorful Grid"/>
-    <w:lsdException w:unhideWhenUsed="0" w:uiPriority="60" w:semiHidden="0" w:name="Light Shading Accent 1"/>
-    <w:lsdException w:unhideWhenUsed="0" w:uiPriority="61" w:semiHidden="0" w:name="Light List Accent 1"/>
-    <w:lsdException w:unhideWhenUsed="0" w:uiPriority="62" w:semiHidden="0" w:name="Light Grid Accent 1"/>
-    <w:lsdException w:unhideWhenUsed="0" w:uiPriority="63" w:semiHidden="0" w:name="Medium Shading 1 Accent 1"/>
-    <w:lsdException w:unhideWhenUsed="0" w:uiPriority="64" w:semiHidden="0" w:name="Medium Shading 2 Accent 1"/>
-    <w:lsdException w:unhideWhenUsed="0" w:uiPriority="65" w:semiHidden="0" w:name="Medium List 1 Accent 1"/>
-    <w:lsdException w:qFormat="1" w:unhideWhenUsed="0" w:uiPriority="34" w:semiHidden="0" w:name="List Paragraph"/>
-    <w:lsdException w:unhideWhenUsed="0" w:uiPriority="66" w:semiHidden="0" w:name="Medium List 2 Accent 1"/>
-    <w:lsdException w:unhideWhenUsed="0" w:uiPriority="67" w:semiHidden="0" w:name="Medium Grid 1 Accent 1"/>
-    <w:lsdException w:unhideWhenUsed="0" w:uiPriority="68" w:semiHidden="0" w:name="Medium Grid 2 Accent 1"/>
-    <w:lsdException w:unhideWhenUsed="0" w:uiPriority="69" w:semiHidden="0" w:name="Medium Grid 3 Accent 1"/>
-    <w:lsdException w:unhideWhenUsed="0" w:uiPriority="70" w:semiHidden="0" w:name="Dark List Accent 1"/>
-    <w:lsdException w:unhideWhenUsed="0" w:uiPriority="71" w:semiHidden="0" w:name="Colorful Shading Accent 1"/>
-    <w:lsdException w:unhideWhenUsed="0" w:uiPriority="72" w:semiHidden="0" w:name="Colorful List Accent 1"/>
-    <w:lsdException w:unhideWhenUsed="0" w:uiPriority="73" w:semiHidden="0" w:name="Colorful Grid Accent 1"/>
-    <w:lsdException w:unhideWhenUsed="0" w:uiPriority="60" w:semiHidden="0" w:name="Light Shading Accent 2"/>
-    <w:lsdException w:unhideWhenUsed="0" w:uiPriority="61" w:semiHidden="0" w:name="Light List Accent 2"/>
-    <w:lsdException w:unhideWhenUsed="0" w:uiPriority="62" w:semiHidden="0" w:name="Light Grid Accent 2"/>
-    <w:lsdException w:unhideWhenUsed="0" w:uiPriority="63" w:semiHidden="0" w:name="Medium Shading 1 Accent 2"/>
-    <w:lsdException w:unhideWhenUsed="0" w:uiPriority="64" w:semiHidden="0" w:name="Medium Shading 2 Accent 2"/>
-    <w:lsdException w:unhideWhenUsed="0" w:uiPriority="65" w:semiHidden="0" w:name="Medium List 1 Accent 2"/>
-    <w:lsdException w:unhideWhenUsed="0" w:uiPriority="66" w:semiHidden="0" w:name="Medium List 2 Accent 2"/>
-    <w:lsdException w:unhideWhenUsed="0" w:uiPriority="67" w:semiHidden="0" w:name="Medium Grid 1 Accent 2"/>
-    <w:lsdException w:unhideWhenUsed="0" w:uiPriority="68" w:semiHidden="0" w:name="Medium Grid 2 Accent 2"/>
-    <w:lsdException w:unhideWhenUsed="0" w:uiPriority="69" w:semiHidden="0" w:name="Medium Grid 3 Accent 2"/>
-    <w:lsdException w:unhideWhenUsed="0" w:uiPriority="70" w:semiHidden="0" w:name="Dark List Accent 2"/>
-    <w:lsdException w:unhideWhenUsed="0" w:uiPriority="71" w:semiHidden="0" w:name="Colorful Shading Accent 2"/>
-    <w:lsdException w:unhideWhenUsed="0" w:uiPriority="72" w:semiHidden="0" w:name="Colorful List Accent 2"/>
-    <w:lsdException w:unhideWhenUsed="0" w:uiPriority="73" w:semiHidden="0" w:name="Colorful Grid Accent 2"/>
-    <w:lsdException w:unhideWhenUsed="0" w:uiPriority="60" w:semiHidden="0" w:name="Light Shading Accent 3"/>
-    <w:lsdException w:unhideWhenUsed="0" w:uiPriority="61" w:semiHidden="0" w:name="Light List Accent 3"/>
-    <w:lsdException w:unhideWhenUsed="0" w:uiPriority="62" w:semiHidden="0" w:name="Light Grid Accent 3"/>
-    <w:lsdException w:unhideWhenUsed="0" w:uiPriority="63" w:semiHidden="0" w:name="Medium Shading 1 Accent 3"/>
-    <w:lsdException w:unhideWhenUsed="0" w:uiPriority="64" w:semiHidden="0" w:name="Medium Shading 2 Accent 3"/>
-    <w:lsdException w:unhideWhenUsed="0" w:uiPriority="65" w:semiHidden="0" w:name="Medium List 1 Accent 3"/>
-    <w:lsdException w:unhideWhenUsed="0" w:uiPriority="66" w:semiHidden="0" w:name="Medium List 2 Accent 3"/>
-    <w:lsdException w:unhideWhenUsed="0" w:uiPriority="67" w:semiHidden="0" w:name="Medium Grid 1 Accent 3"/>
-    <w:lsdException w:unhideWhenUsed="0" w:uiPriority="68" w:semiHidden="0" w:name="Medium Grid 2 Accent 3"/>
-    <w:lsdException w:unhideWhenUsed="0" w:uiPriority="69" w:semiHidden="0" w:name="Medium Grid 3 Accent 3"/>
-    <w:lsdException w:unhideWhenUsed="0" w:uiPriority="70" w:semiHidden="0" w:name="Dark List Accent 3"/>
-    <w:lsdException w:unhideWhenUsed="0" w:uiPriority="71" w:semiHidden="0" w:name="Colorful Shading Accent 3"/>
-    <w:lsdException w:unhideWhenUsed="0" w:uiPriority="72" w:semiHidden="0" w:name="Colorful List Accent 3"/>
-    <w:lsdException w:unhideWhenUsed="0" w:uiPriority="73" w:semiHidden="0" w:name="Colorful Grid Accent 3"/>
-    <w:lsdException w:unhideWhenUsed="0" w:uiPriority="60" w:semiHidden="0" w:name="Light Shading Accent 4"/>
-    <w:lsdException w:unhideWhenUsed="0" w:uiPriority="61" w:semiHidden="0" w:name="Light List Accent 4"/>
-    <w:lsdException w:unhideWhenUsed="0" w:uiPriority="62" w:semiHidden="0" w:name="Light Grid Accent 4"/>
-    <w:lsdException w:unhideWhenUsed="0" w:uiPriority="63" w:semiHidden="0" w:name="Medium Shading 1 Accent 4"/>
-    <w:lsdException w:unhideWhenUsed="0" w:uiPriority="64" w:semiHidden="0" w:name="Medium Shading 2 Accent 4"/>
-    <w:lsdException w:unhideWhenUsed="0" w:uiPriority="65" w:semiHidden="0" w:name="Medium List 1 Accent 4"/>
-    <w:lsdException w:unhideWhenUsed="0" w:uiPriority="66" w:semiHidden="0" w:name="Medium List 2 Accent 4"/>
-    <w:lsdException w:unhideWhenUsed="0" w:uiPriority="67" w:semiHidden="0" w:name="Medium Grid 1 Accent 4"/>
-    <w:lsdException w:unhideWhenUsed="0" w:uiPriority="68" w:semiHidden="0" w:name="Medium Grid 2 Accent 4"/>
-    <w:lsdException w:unhideWhenUsed="0" w:uiPriority="69" w:semiHidden="0" w:name="Medium Grid 3 Accent 4"/>
-    <w:lsdException w:unhideWhenUsed="0" w:uiPriority="70" w:semiHidden="0" w:name="Dark List Accent 4"/>
-    <w:lsdException w:unhideWhenUsed="0" w:uiPriority="71" w:semiHidden="0" w:name="Colorful Shading Accent 4"/>
-    <w:lsdException w:unhideWhenUsed="0" w:uiPriority="72" w:semiHidden="0" w:name="Colorful List Accent 4"/>
-    <w:lsdException w:unhideWhenUsed="0" w:uiPriority="73" w:semiHidden="0" w:name="Colorful Grid Accent 4"/>
-    <w:lsdException w:unhideWhenUsed="0" w:uiPriority="60" w:semiHidden="0" w:name="Light Shading Accent 5"/>
-    <w:lsdException w:unhideWhenUsed="0" w:uiPriority="61" w:semiHidden="0" w:name="Light List Accent 5"/>
-    <w:lsdException w:unhideWhenUsed="0" w:uiPriority="62" w:semiHidden="0" w:name="Light Grid Accent 5"/>
-    <w:lsdException w:unhideWhenUsed="0" w:uiPriority="63" w:semiHidden="0" w:name="Medium Shading 1 Accent 5"/>
-    <w:lsdException w:unhideWhenUsed="0" w:uiPriority="64" w:semiHidden="0" w:name="Medium Shading 2 Accent 5"/>
-    <w:lsdException w:unhideWhenUsed="0" w:uiPriority="65" w:semiHidden="0" w:name="Medium List 1 Accent 5"/>
-    <w:lsdException w:unhideWhenUsed="0" w:uiPriority="66" w:semiHidden="0" w:name="Medium List 2 Accent 5"/>
-    <w:lsdException w:unhideWhenUsed="0" w:uiPriority="67" w:semiHidden="0" w:name="Medium Grid 1 Accent 5"/>
-    <w:lsdException w:unhideWhenUsed="0" w:uiPriority="68" w:semiHidden="0" w:name="Medium Grid 2 Accent 5"/>
-    <w:lsdException w:unhideWhenUsed="0" w:uiPriority="69" w:semiHidden="0" w:name="Medium Grid 3 Accent 5"/>
-    <w:lsdException w:unhideWhenUsed="0" w:uiPriority="70" w:semiHidden="0" w:name="Dark List Accent 5"/>
-    <w:lsdException w:unhideWhenUsed="0" w:uiPriority="71" w:semiHidden="0" w:name="Colorful Shading Accent 5"/>
-    <w:lsdException w:unhideWhenUsed="0" w:uiPriority="72" w:semiHidden="0" w:name="Colorful List Accent 5"/>
-    <w:lsdException w:unhideWhenUsed="0" w:uiPriority="73" w:semiHidden="0" w:name="Colorful Grid Accent 5"/>
-    <w:lsdException w:unhideWhenUsed="0" w:uiPriority="60" w:semiHidden="0" w:name="Light Shading Accent 6"/>
-    <w:lsdException w:unhideWhenUsed="0" w:uiPriority="61" w:semiHidden="0" w:name="Light List Accent 6"/>
-    <w:lsdException w:unhideWhenUsed="0" w:uiPriority="62" w:semiHidden="0" w:name="Light Grid Accent 6"/>
-    <w:lsdException w:unhideWhenUsed="0" w:uiPriority="63" w:semiHidden="0" w:name="Medium Shading 1 Accent 6"/>
-    <w:lsdException w:unhideWhenUsed="0" w:uiPriority="64" w:semiHidden="0" w:name="Medium Shading 2 Accent 6"/>
-    <w:lsdException w:unhideWhenUsed="0" w:uiPriority="65" w:semiHidden="0" w:name="Medium List 1 Accent 6"/>
-    <w:lsdException w:unhideWhenUsed="0" w:uiPriority="66" w:semiHidden="0" w:name="Medium List 2 Accent 6"/>
-    <w:lsdException w:unhideWhenUsed="0" w:uiPriority="67" w:semiHidden="0" w:name="Medium Grid 1 Accent 6"/>
-    <w:lsdException w:unhideWhenUsed="0" w:uiPriority="68" w:semiHidden="0" w:name="Medium Grid 2 Accent 6"/>
-    <w:lsdException w:unhideWhenUsed="0" w:uiPriority="69" w:semiHidden="0" w:name="Medium Grid 3 Accent 6"/>
-    <w:lsdException w:unhideWhenUsed="0" w:uiPriority="70" w:semiHidden="0" w:name="Dark List Accent 6"/>
-    <w:lsdException w:unhideWhenUsed="0" w:uiPriority="71" w:semiHidden="0" w:name="Colorful Shading Accent 6"/>
-    <w:lsdException w:unhideWhenUsed="0" w:uiPriority="72" w:semiHidden="0" w:name="Colorful List Accent 6"/>
-    <w:lsdException w:unhideWhenUsed="0" w:uiPriority="73" w:semiHidden="0" w:name="Colorful Grid Accent 6"/>
+  <w:latentStyles w:defLockedState="0" w:defUIPriority="99" w:defSemiHidden="0" w:defUnhideWhenUsed="0" w:defQFormat="0" w:count="376">
+    <w:lsdException w:name="Normal" w:uiPriority="0" w:qFormat="1"/>
+    <w:lsdException w:name="heading 1" w:uiPriority="9" w:qFormat="1"/>
+    <w:lsdException w:name="heading 2" w:semiHidden="1" w:uiPriority="9" w:unhideWhenUsed="1" w:qFormat="1"/>
+    <w:lsdException w:name="heading 3" w:semiHidden="1" w:uiPriority="9" w:unhideWhenUsed="1" w:qFormat="1"/>
+    <w:lsdException w:name="heading 4" w:semiHidden="1" w:uiPriority="9" w:unhideWhenUsed="1" w:qFormat="1"/>
+    <w:lsdException w:name="heading 5" w:semiHidden="1" w:uiPriority="9" w:unhideWhenUsed="1" w:qFormat="1"/>
+    <w:lsdException w:name="heading 6" w:semiHidden="1" w:uiPriority="9" w:unhideWhenUsed="1" w:qFormat="1"/>
+    <w:lsdException w:name="heading 7" w:semiHidden="1" w:uiPriority="9" w:unhideWhenUsed="1" w:qFormat="1"/>
+    <w:lsdException w:name="heading 8" w:semiHidden="1" w:uiPriority="9" w:unhideWhenUsed="1" w:qFormat="1"/>
+    <w:lsdException w:name="heading 9" w:semiHidden="1" w:uiPriority="9" w:unhideWhenUsed="1" w:qFormat="1"/>
+    <w:lsdException w:name="index 1" w:semiHidden="1" w:unhideWhenUsed="1"/>
+    <w:lsdException w:name="index 2" w:semiHidden="1" w:unhideWhenUsed="1"/>
+    <w:lsdException w:name="index 3" w:semiHidden="1" w:unhideWhenUsed="1"/>
+    <w:lsdException w:name="index 4" w:semiHidden="1" w:unhideWhenUsed="1"/>
+    <w:lsdException w:name="index 5" w:semiHidden="1" w:unhideWhenUsed="1"/>
+    <w:lsdException w:name="index 6" w:semiHidden="1" w:unhideWhenUsed="1"/>
+    <w:lsdException w:name="index 7" w:semiHidden="1" w:unhideWhenUsed="1"/>
+    <w:lsdException w:name="index 8" w:semiHidden="1" w:unhideWhenUsed="1"/>
+    <w:lsdException w:name="index 9" w:semiHidden="1" w:unhideWhenUsed="1"/>
+    <w:lsdException w:name="toc 1" w:semiHidden="1" w:uiPriority="39" w:unhideWhenUsed="1"/>
+    <w:lsdException w:name="toc 2" w:semiHidden="1" w:uiPriority="39" w:unhideWhenUsed="1"/>
+    <w:lsdException w:name="toc 3" w:semiHidden="1" w:uiPriority="39" w:unhideWhenUsed="1"/>
+    <w:lsdException w:name="toc 4" w:semiHidden="1" w:uiPriority="39" w:unhideWhenUsed="1"/>
+    <w:lsdException w:name="toc 5" w:semiHidden="1" w:uiPriority="39" w:unhideWhenUsed="1"/>
+    <w:lsdException w:name="toc 6" w:semiHidden="1" w:uiPriority="39" w:unhideWhenUsed="1"/>
+    <w:lsdException w:name="toc 7" w:semiHidden="1" w:uiPriority="39" w:unhideWhenUsed="1"/>
+    <w:lsdException w:name="toc 8" w:semiHidden="1" w:uiPriority="39" w:unhideWhenUsed="1"/>
+    <w:lsdException w:name="toc 9" w:semiHidden="1" w:uiPriority="39" w:unhideWhenUsed="1"/>
+    <w:lsdException w:name="Normal Indent" w:semiHidden="1" w:unhideWhenUsed="1"/>
+    <w:lsdException w:name="footnote text" w:semiHidden="1" w:unhideWhenUsed="1"/>
+    <w:lsdException w:name="annotation text" w:semiHidden="1" w:unhideWhenUsed="1"/>
+    <w:lsdException w:name="header" w:semiHidden="1" w:unhideWhenUsed="1"/>
+    <w:lsdException w:name="footer" w:semiHidden="1" w:unhideWhenUsed="1"/>
+    <w:lsdException w:name="index heading" w:semiHidden="1" w:unhideWhenUsed="1"/>
+    <w:lsdException w:name="caption" w:semiHidden="1" w:uiPriority="35" w:unhideWhenUsed="1" w:qFormat="1"/>
+    <w:lsdException w:name="table of figures" w:semiHidden="1" w:unhideWhenUsed="1"/>
+    <w:lsdException w:name="envelope address" w:semiHidden="1" w:unhideWhenUsed="1"/>
+    <w:lsdException w:name="envelope return" w:semiHidden="1" w:unhideWhenUsed="1"/>
+    <w:lsdException w:name="footnote reference" w:semiHidden="1" w:unhideWhenUsed="1"/>
+    <w:lsdException w:name="annotation reference" w:semiHidden="1" w:unhideWhenUsed="1"/>
+    <w:lsdException w:name="line number" w:semiHidden="1" w:unhideWhenUsed="1"/>
+    <w:lsdException w:name="page number" w:semiHidden="1" w:unhideWhenUsed="1"/>
+    <w:lsdException w:name="endnote reference" w:semiHidden="1" w:unhideWhenUsed="1"/>
+    <w:lsdException w:name="endnote text" w:semiHidden="1" w:unhideWhenUsed="1"/>
+    <w:lsdException w:name="table of authorities" w:semiHidden="1" w:unhideWhenUsed="1"/>
+    <w:lsdException w:name="macro" w:semiHidden="1" w:unhideWhenUsed="1"/>
+    <w:lsdException w:name="toa heading" w:semiHidden="1" w:unhideWhenUsed="1"/>
+    <w:lsdException w:name="List" w:semiHidden="1" w:unhideWhenUsed="1"/>
+    <w:lsdException w:name="List Bullet" w:semiHidden="1" w:unhideWhenUsed="1"/>
+    <w:lsdException w:name="List Number" w:semiHidden="1" w:unhideWhenUsed="1"/>
+    <w:lsdException w:name="List 2" w:semiHidden="1" w:unhideWhenUsed="1"/>
+    <w:lsdException w:name="List 3" w:semiHidden="1" w:unhideWhenUsed="1"/>
+    <w:lsdException w:name="List 4" w:semiHidden="1" w:unhideWhenUsed="1"/>
+    <w:lsdException w:name="List 5" w:semiHidden="1" w:unhideWhenUsed="1"/>
+    <w:lsdException w:name="List Bullet 2" w:semiHidden="1" w:unhideWhenUsed="1"/>
+    <w:lsdException w:name="List Bullet 3" w:semiHidden="1" w:unhideWhenUsed="1"/>
+    <w:lsdException w:name="List Bullet 4" w:semiHidden="1" w:unhideWhenUsed="1"/>
+    <w:lsdException w:name="List Bullet 5" w:semiHidden="1" w:unhideWhenUsed="1"/>
+    <w:lsdException w:name="List Number 2" w:semiHidden="1" w:unhideWhenUsed="1"/>
+    <w:lsdException w:name="List Number 3" w:semiHidden="1" w:unhideWhenUsed="1"/>
+    <w:lsdException w:name="List Number 4" w:semiHidden="1" w:unhideWhenUsed="1"/>
+    <w:lsdException w:name="List Number 5" w:semiHidden="1" w:unhideWhenUsed="1"/>
+    <w:lsdException w:name="Title" w:uiPriority="10" w:qFormat="1"/>
+    <w:lsdException w:name="Closing" w:semiHidden="1" w:unhideWhenUsed="1"/>
+    <w:lsdException w:name="Signature" w:semiHidden="1" w:unhideWhenUsed="1"/>
+    <w:lsdException w:name="Default Paragraph Font" w:semiHidden="1" w:uiPriority="1" w:unhideWhenUsed="1"/>
+    <w:lsdException w:name="Body Text" w:semiHidden="1" w:unhideWhenUsed="1"/>
+    <w:lsdException w:name="Body Text Indent" w:semiHidden="1" w:uiPriority="0" w:unhideWhenUsed="1"/>
+    <w:lsdException w:name="List Continue" w:semiHidden="1" w:unhideWhenUsed="1"/>
+    <w:lsdException w:name="List Continue 2" w:semiHidden="1" w:unhideWhenUsed="1"/>
+    <w:lsdException w:name="List Continue 3" w:semiHidden="1" w:unhideWhenUsed="1"/>
+    <w:lsdException w:name="List Continue 4" w:semiHidden="1" w:unhideWhenUsed="1"/>
+    <w:lsdException w:name="List Continue 5" w:semiHidden="1" w:unhideWhenUsed="1"/>
+    <w:lsdException w:name="Message Header" w:semiHidden="1" w:unhideWhenUsed="1"/>
+    <w:lsdException w:name="Subtitle" w:uiPriority="11" w:qFormat="1"/>
+    <w:lsdException w:name="Salutation" w:semiHidden="1" w:unhideWhenUsed="1"/>
+    <w:lsdException w:name="Date" w:semiHidden="1" w:unhideWhenUsed="1"/>
+    <w:lsdException w:name="Body Text First Indent" w:semiHidden="1" w:unhideWhenUsed="1"/>
+    <w:lsdException w:name="Body Text First Indent 2" w:semiHidden="1" w:unhideWhenUsed="1"/>
+    <w:lsdException w:name="Note Heading" w:semiHidden="1" w:unhideWhenUsed="1"/>
+    <w:lsdException w:name="Body Text 2" w:semiHidden="1" w:unhideWhenUsed="1"/>
+    <w:lsdException w:name="Body Text 3" w:semiHidden="1" w:unhideWhenUsed="1"/>
+    <w:lsdException w:name="Body Text Indent 2" w:semiHidden="1" w:unhideWhenUsed="1"/>
+    <w:lsdException w:name="Body Text Indent 3" w:semiHidden="1" w:unhideWhenUsed="1"/>
+    <w:lsdException w:name="Block Text" w:semiHidden="1" w:unhideWhenUsed="1"/>
+    <w:lsdException w:name="Hyperlink" w:semiHidden="1" w:unhideWhenUsed="1"/>
+    <w:lsdException w:name="FollowedHyperlink" w:semiHidden="1" w:unhideWhenUsed="1"/>
+    <w:lsdException w:name="Strong" w:uiPriority="22" w:qFormat="1"/>
+    <w:lsdException w:name="Emphasis" w:uiPriority="20" w:qFormat="1"/>
+    <w:lsdException w:name="Document Map" w:semiHidden="1" w:unhideWhenUsed="1"/>
+    <w:lsdException w:name="Plain Text" w:semiHidden="1" w:unhideWhenUsed="1"/>
+    <w:lsdException w:name="E-mail Signature" w:semiHidden="1" w:unhideWhenUsed="1"/>
+    <w:lsdException w:name="HTML Top of Form" w:semiHidden="1" w:unhideWhenUsed="1"/>
+    <w:lsdException w:name="HTML Bottom of Form" w:semiHidden="1" w:unhideWhenUsed="1"/>
+    <w:lsdException w:name="Normal (Web)" w:semiHidden="1" w:unhideWhenUsed="1"/>
+    <w:lsdException w:name="HTML Acronym" w:semiHidden="1" w:unhideWhenUsed="1"/>
+    <w:lsdException w:name="HTML Address" w:semiHidden="1" w:unhideWhenUsed="1"/>
+    <w:lsdException w:name="HTML Cite" w:semiHidden="1" w:unhideWhenUsed="1"/>
+    <w:lsdException w:name="HTML Code" w:semiHidden="1" w:unhideWhenUsed="1"/>
+    <w:lsdException w:name="HTML Definition" w:semiHidden="1" w:unhideWhenUsed="1"/>
+    <w:lsdException w:name="HTML Keyboard" w:semiHidden="1" w:unhideWhenUsed="1"/>
+    <w:lsdException w:name="HTML Preformatted" w:semiHidden="1" w:unhideWhenUsed="1"/>
+    <w:lsdException w:name="HTML Sample" w:semiHidden="1" w:unhideWhenUsed="1"/>
+    <w:lsdException w:name="HTML Typewriter" w:semiHidden="1" w:unhideWhenUsed="1"/>
+    <w:lsdException w:name="HTML Variable" w:semiHidden="1" w:unhideWhenUsed="1"/>
+    <w:lsdException w:name="Normal Table" w:semiHidden="1" w:unhideWhenUsed="1"/>
+    <w:lsdException w:name="annotation subject" w:semiHidden="1" w:unhideWhenUsed="1"/>
+    <w:lsdException w:name="No List" w:semiHidden="1" w:unhideWhenUsed="1"/>
+    <w:lsdException w:name="Outline List 1" w:semiHidden="1" w:unhideWhenUsed="1"/>
+    <w:lsdException w:name="Outline List 2" w:semiHidden="1" w:unhideWhenUsed="1"/>
+    <w:lsdException w:name="Outline List 3" w:semiHidden="1" w:unhideWhenUsed="1"/>
+    <w:lsdException w:name="Table Simple 1" w:semiHidden="1" w:unhideWhenUsed="1"/>
+    <w:lsdException w:name="Table Simple 2" w:semiHidden="1" w:unhideWhenUsed="1"/>
+    <w:lsdException w:name="Table Simple 3" w:semiHidden="1" w:unhideWhenUsed="1"/>
+    <w:lsdException w:name="Table Classic 1" w:semiHidden="1" w:unhideWhenUsed="1"/>
+    <w:lsdException w:name="Table Classic 2" w:semiHidden="1" w:unhideWhenUsed="1"/>
+    <w:lsdException w:name="Table Classic 3" w:semiHidden="1" w:unhideWhenUsed="1"/>
+    <w:lsdException w:name="Table Classic 4" w:semiHidden="1" w:unhideWhenUsed="1"/>
+    <w:lsdException w:name="Table Colorful 1" w:semiHidden="1" w:unhideWhenUsed="1"/>
+    <w:lsdException w:name="Table Colorful 2" w:semiHidden="1" w:unhideWhenUsed="1"/>
+    <w:lsdException w:name="Table Colorful 3" w:semiHidden="1" w:unhideWhenUsed="1"/>
+    <w:lsdException w:name="Table Columns 1" w:semiHidden="1" w:unhideWhenUsed="1"/>
+    <w:lsdException w:name="Table Columns 2" w:semiHidden="1" w:unhideWhenUsed="1"/>
+    <w:lsdException w:name="Table Columns 3" w:semiHidden="1" w:unhideWhenUsed="1"/>
+    <w:lsdException w:name="Table Columns 4" w:semiHidden="1" w:unhideWhenUsed="1"/>
+    <w:lsdException w:name="Table Columns 5" w:semiHidden="1" w:unhideWhenUsed="1"/>
+    <w:lsdException w:name="Table Grid 1" w:semiHidden="1" w:unhideWhenUsed="1"/>
+    <w:lsdException w:name="Table Grid 2" w:semiHidden="1" w:unhideWhenUsed="1"/>
+    <w:lsdException w:name="Table Grid 3" w:semiHidden="1" w:unhideWhenUsed="1"/>
+    <w:lsdException w:name="Table Grid 4" w:semiHidden="1" w:unhideWhenUsed="1"/>
+    <w:lsdException w:name="Table Grid 5" w:semiHidden="1" w:unhideWhenUsed="1"/>
+    <w:lsdException w:name="Table Grid 6" w:semiHidden="1" w:unhideWhenUsed="1"/>
+    <w:lsdException w:name="Table Grid 7" w:semiHidden="1" w:unhideWhenUsed="1"/>
+    <w:lsdException w:name="Table Grid 8" w:semiHidden="1" w:unhideWhenUsed="1"/>
+    <w:lsdException w:name="Table List 1" w:semiHidden="1" w:unhideWhenUsed="1"/>
+    <w:lsdException w:name="Table List 2" w:semiHidden="1" w:unhideWhenUsed="1"/>
+    <w:lsdException w:name="Table List 3" w:semiHidden="1" w:unhideWhenUsed="1"/>
+    <w:lsdException w:name="Table List 4" w:semiHidden="1" w:unhideWhenUsed="1"/>
+    <w:lsdException w:name="Table List 5" w:semiHidden="1" w:unhideWhenUsed="1"/>
+    <w:lsdException w:name="Table List 6" w:semiHidden="1" w:unhideWhenUsed="1"/>
+    <w:lsdException w:name="Table List 7" w:semiHidden="1" w:unhideWhenUsed="1"/>
+    <w:lsdException w:name="Table List 8" w:semiHidden="1" w:unhideWhenUsed="1"/>
+    <w:lsdException w:name="Table 3D effects 1" w:semiHidden="1" w:unhideWhenUsed="1"/>
+    <w:lsdException w:name="Table 3D effects 2" w:semiHidden="1" w:unhideWhenUsed="1"/>
+    <w:lsdException w:name="Table 3D effects 3" w:semiHidden="1" w:unhideWhenUsed="1"/>
+    <w:lsdException w:name="Table Contemporary" w:semiHidden="1" w:unhideWhenUsed="1"/>
+    <w:lsdException w:name="Table Elegant" w:semiHidden="1" w:unhideWhenUsed="1"/>
+    <w:lsdException w:name="Table Professional" w:semiHidden="1" w:unhideWhenUsed="1"/>
+    <w:lsdException w:name="Table Subtle 1" w:semiHidden="1" w:unhideWhenUsed="1"/>
+    <w:lsdException w:name="Table Subtle 2" w:semiHidden="1" w:unhideWhenUsed="1"/>
+    <w:lsdException w:name="Table Web 1" w:semiHidden="1" w:unhideWhenUsed="1"/>
+    <w:lsdException w:name="Table Web 2" w:semiHidden="1" w:unhideWhenUsed="1"/>
+    <w:lsdException w:name="Table Web 3" w:semiHidden="1" w:unhideWhenUsed="1"/>
+    <w:lsdException w:name="Balloon Text" w:semiHidden="1" w:unhideWhenUsed="1"/>
+    <w:lsdException w:name="Table Grid" w:uiPriority="59"/>
+    <w:lsdException w:name="Table Theme" w:semiHidden="1" w:unhideWhenUsed="1"/>
+    <w:lsdException w:name="Placeholder Text" w:semiHidden="1"/>
+    <w:lsdException w:name="No Spacing" w:uiPriority="1" w:qFormat="1"/>
+    <w:lsdException w:name="Light Shading" w:uiPriority="60"/>
+    <w:lsdException w:name="Light List" w:uiPriority="61"/>
+    <w:lsdException w:name="Light Grid" w:uiPriority="62"/>
+    <w:lsdException w:name="Medium Shading 1" w:uiPriority="63"/>
+    <w:lsdException w:name="Medium Shading 2" w:uiPriority="64"/>
+    <w:lsdException w:name="Medium List 1" w:uiPriority="65"/>
+    <w:lsdException w:name="Medium List 2" w:uiPriority="66"/>
+    <w:lsdException w:name="Medium Grid 1" w:uiPriority="67"/>
+    <w:lsdException w:name="Medium Grid 2" w:uiPriority="68"/>
+    <w:lsdException w:name="Medium Grid 3" w:uiPriority="69"/>
+    <w:lsdException w:name="Dark List" w:uiPriority="70"/>
+    <w:lsdException w:name="Colorful Shading" w:uiPriority="71"/>
+    <w:lsdException w:name="Colorful List" w:uiPriority="72"/>
+    <w:lsdException w:name="Colorful Grid" w:uiPriority="73"/>
+    <w:lsdException w:name="Light Shading Accent 1" w:uiPriority="60"/>
+    <w:lsdException w:name="Light List Accent 1" w:uiPriority="61"/>
+    <w:lsdException w:name="Light Grid Accent 1" w:uiPriority="62"/>
+    <w:lsdException w:name="Medium Shading 1 Accent 1" w:uiPriority="63"/>
+    <w:lsdException w:name="Medium Shading 2 Accent 1" w:uiPriority="64"/>
+    <w:lsdException w:name="Medium List 1 Accent 1" w:uiPriority="65"/>
+    <w:lsdException w:name="Revision" w:semiHidden="1"/>
+    <w:lsdException w:name="List Paragraph" w:uiPriority="34" w:qFormat="1"/>
+    <w:lsdException w:name="Quote" w:uiPriority="29" w:qFormat="1"/>
+    <w:lsdException w:name="Intense Quote" w:uiPriority="30" w:qFormat="1"/>
+    <w:lsdException w:name="Medium List 2 Accent 1" w:uiPriority="66"/>
+    <w:lsdException w:name="Medium Grid 1 Accent 1" w:uiPriority="67"/>
+    <w:lsdException w:name="Medium Grid 2 Accent 1" w:uiPriority="68"/>
+    <w:lsdException w:name="Medium Grid 3 Accent 1" w:uiPriority="69"/>
+    <w:lsdException w:name="Dark List Accent 1" w:uiPriority="70"/>
+    <w:lsdException w:name="Colorful Shading Accent 1" w:uiPriority="71"/>
+    <w:lsdException w:name="Colorful List Accent 1" w:uiPriority="72"/>
+    <w:lsdException w:name="Colorful Grid Accent 1" w:uiPriority="73"/>
+    <w:lsdException w:name="Light Shading Accent 2" w:uiPriority="60"/>
+    <w:lsdException w:name="Light List Accent 2" w:uiPriority="61"/>
+    <w:lsdException w:name="Light Grid Accent 2" w:uiPriority="62"/>
+    <w:lsdException w:name="Medium Shading 1 Accent 2" w:uiPriority="63"/>
+    <w:lsdException w:name="Medium Shading 2 Accent 2" w:uiPriority="64"/>
+    <w:lsdException w:name="Medium List 1 Accent 2" w:uiPriority="65"/>
+    <w:lsdException w:name="Medium List 2 Accent 2" w:uiPriority="66"/>
+    <w:lsdException w:name="Medium Grid 1 Accent 2" w:uiPriority="67"/>
+    <w:lsdException w:name="Medium Grid 2 Accent 2" w:uiPriority="68"/>
+    <w:lsdException w:name="Medium Grid 3 Accent 2" w:uiPriority="69"/>
+    <w:lsdException w:name="Dark List Accent 2" w:uiPriority="70"/>
+    <w:lsdException w:name="Colorful Shading Accent 2" w:uiPriority="71"/>
+    <w:lsdException w:name="Colorful List Accent 2" w:uiPriority="72"/>
+    <w:lsdException w:name="Colorful Grid Accent 2" w:uiPriority="73"/>
+    <w:lsdException w:name="Light Shading Accent 3" w:uiPriority="60"/>
+    <w:lsdException w:name="Light List Accent 3" w:uiPriority="61"/>
+    <w:lsdException w:name="Light Grid Accent 3" w:uiPriority="62"/>
+    <w:lsdException w:name="Medium Shading 1 Accent 3" w:uiPriority="63"/>
+    <w:lsdException w:name="Medium Shading 2 Accent 3" w:uiPriority="64"/>
+    <w:lsdException w:name="Medium List 1 Accent 3" w:uiPriority="65"/>
+    <w:lsdException w:name="Medium List 2 Accent 3" w:uiPriority="66"/>
+    <w:lsdException w:name="Medium Grid 1 Accent 3" w:uiPriority="67"/>
+    <w:lsdException w:name="Medium Grid 2 Accent 3" w:uiPriority="68"/>
+    <w:lsdException w:name="Medium Grid 3 Accent 3" w:uiPriority="69"/>
+    <w:lsdException w:name="Dark List Accent 3" w:uiPriority="70"/>
+    <w:lsdException w:name="Colorful Shading Accent 3" w:uiPriority="71"/>
+    <w:lsdException w:name="Colorful List Accent 3" w:uiPriority="72"/>
+    <w:lsdException w:name="Colorful Grid Accent 3" w:uiPriority="73"/>
+    <w:lsdException w:name="Light Shading Accent 4" w:uiPriority="60"/>
+    <w:lsdException w:name="Light List Accent 4" w:uiPriority="61"/>
+    <w:lsdException w:name="Light Grid Accent 4" w:uiPriority="62"/>
+    <w:lsdException w:name="Medium Shading 1 Accent 4" w:uiPriority="63"/>
+    <w:lsdException w:name="Medium Shading 2 Accent 4" w:uiPriority="64"/>
+    <w:lsdException w:name="Medium List 1 Accent 4" w:uiPriority="65"/>
+    <w:lsdException w:name="Medium List 2 Accent 4" w:uiPriority="66"/>
+    <w:lsdException w:name="Medium Grid 1 Accent 4" w:uiPriority="67"/>
+    <w:lsdException w:name="Medium Grid 2 Accent 4" w:uiPriority="68"/>
+    <w:lsdException w:name="Medium Grid 3 Accent 4" w:uiPriority="69"/>
+    <w:lsdException w:name="Dark List Accent 4" w:uiPriority="70"/>
+    <w:lsdException w:name="Colorful Shading Accent 4" w:uiPriority="71"/>
+    <w:lsdException w:name="Colorful List Accent 4" w:uiPriority="72"/>
+    <w:lsdException w:name="Colorful Grid Accent 4" w:uiPriority="73"/>
+    <w:lsdException w:name="Light Shading Accent 5" w:uiPriority="60"/>
+    <w:lsdException w:name="Light List Accent 5" w:uiPriority="61"/>
+    <w:lsdException w:name="Light Grid Accent 5" w:uiPriority="62"/>
+    <w:lsdException w:name="Medium Shading 1 Accent 5" w:uiPriority="63"/>
+    <w:lsdException w:name="Medium Shading 2 Accent 5" w:uiPriority="64"/>
+    <w:lsdException w:name="Medium List 1 Accent 5" w:uiPriority="65"/>
+    <w:lsdException w:name="Medium List 2 Accent 5" w:uiPriority="66"/>
+    <w:lsdException w:name="Medium Grid 1 Accent 5" w:uiPriority="67"/>
+    <w:lsdException w:name="Medium Grid 2 Accent 5" w:uiPriority="68"/>
+    <w:lsdException w:name="Medium Grid 3 Accent 5" w:uiPriority="69"/>
+    <w:lsdException w:name="Dark List Accent 5" w:uiPriority="70"/>
+    <w:lsdException w:name="Colorful Shading Accent 5" w:uiPriority="71"/>
+    <w:lsdException w:name="Colorful List Accent 5" w:uiPriority="72"/>
+    <w:lsdException w:name="Colorful Grid Accent 5" w:uiPriority="73"/>
+    <w:lsdException w:name="Light Shading Accent 6" w:uiPriority="60"/>
+    <w:lsdException w:name="Light List Accent 6" w:uiPriority="61"/>
+    <w:lsdException w:name="Light Grid Accent 6" w:uiPriority="62"/>
+    <w:lsdException w:name="Medium Shading 1 Accent 6" w:uiPriority="63"/>
+    <w:lsdException w:name="Medium Shading 2 Accent 6" w:uiPriority="64"/>
+    <w:lsdException w:name="Medium List 1 Accent 6" w:uiPriority="65"/>
+    <w:lsdException w:name="Medium List 2 Accent 6" w:uiPriority="66"/>
+    <w:lsdException w:name="Medium Grid 1 Accent 6" w:uiPriority="67"/>
+    <w:lsdException w:name="Medium Grid 2 Accent 6" w:uiPriority="68"/>
+    <w:lsdException w:name="Medium Grid 3 Accent 6" w:uiPriority="69"/>
+    <w:lsdException w:name="Dark List Accent 6" w:uiPriority="70"/>
+    <w:lsdException w:name="Colorful Shading Accent 6" w:uiPriority="71"/>
+    <w:lsdException w:name="Colorful List Accent 6" w:uiPriority="72"/>
+    <w:lsdException w:name="Colorful Grid Accent 6" w:uiPriority="73"/>
+    <w:lsdException w:name="Subtle Emphasis" w:uiPriority="19" w:qFormat="1"/>
+    <w:lsdException w:name="Intense Emphasis" w:uiPriority="21" w:qFormat="1"/>
+    <w:lsdException w:name="Subtle Reference" w:uiPriority="31" w:qFormat="1"/>
+    <w:lsdException w:name="Intense Reference" w:uiPriority="32" w:qFormat="1"/>
+    <w:lsdException w:name="Book Title" w:uiPriority="33" w:qFormat="1"/>
+    <w:lsdException w:name="Bibliography" w:semiHidden="1" w:uiPriority="37" w:unhideWhenUsed="1"/>
+    <w:lsdException w:name="TOC Heading" w:semiHidden="1" w:uiPriority="39" w:unhideWhenUsed="1" w:qFormat="1"/>
+    <w:lsdException w:name="Plain Table 1" w:uiPriority="41"/>
+    <w:lsdException w:name="Plain Table 2" w:uiPriority="42"/>
+    <w:lsdException w:name="Plain Table 3" w:uiPriority="43"/>
+    <w:lsdException w:name="Plain Table 4" w:uiPriority="44"/>
+    <w:lsdException w:name="Plain Table 5" w:uiPriority="45"/>
+    <w:lsdException w:name="Grid Table Light" w:uiPriority="40"/>
+    <w:lsdException w:name="Grid Table 1 Light" w:uiPriority="46"/>
+    <w:lsdException w:name="Grid Table 2" w:uiPriority="47"/>
+    <w:lsdException w:name="Grid Table 3" w:uiPriority="48"/>
+    <w:lsdException w:name="Grid Table 4" w:uiPriority="49"/>
+    <w:lsdException w:name="Grid Table 5 Dark" w:uiPriority="50"/>
+    <w:lsdException w:name="Grid Table 6 Colorful" w:uiPriority="51"/>
+    <w:lsdException w:name="Grid Table 7 Colorful" w:uiPriority="52"/>
+    <w:lsdException w:name="Grid Table 1 Light Accent 1" w:uiPriority="46"/>
+    <w:lsdException w:name="Grid Table 2 Accent 1" w:uiPriority="47"/>
+    <w:lsdException w:name="Grid Table 3 Accent 1" w:uiPriority="48"/>
+    <w:lsdException w:name="Grid Table 4 Accent 1" w:uiPriority="49"/>
+    <w:lsdException w:name="Grid Table 5 Dark Accent 1" w:uiPriority="50"/>
+    <w:lsdException w:name="Grid Table 6 Colorful Accent 1" w:uiPriority="51"/>
+    <w:lsdException w:name="Grid Table 7 Colorful Accent 1" w:uiPriority="52"/>
+    <w:lsdException w:name="Grid Table 1 Light Accent 2" w:uiPriority="46"/>
+    <w:lsdException w:name="Grid Table 2 Accent 2" w:uiPriority="47"/>
+    <w:lsdException w:name="Grid Table 3 Accent 2" w:uiPriority="48"/>
+    <w:lsdException w:name="Grid Table 4 Accent 2" w:uiPriority="49"/>
+    <w:lsdException w:name="Grid Table 5 Dark Accent 2" w:uiPriority="50"/>
+    <w:lsdException w:name="Grid Table 6 Colorful Accent 2" w:uiPriority="51"/>
+    <w:lsdException w:name="Grid Table 7 Colorful Accent 2" w:uiPriority="52"/>
+    <w:lsdException w:name="Grid Table 1 Light Accent 3" w:uiPriority="46"/>
+    <w:lsdException w:name="Grid Table 2 Accent 3" w:uiPriority="47"/>
+    <w:lsdException w:name="Grid Table 3 Accent 3" w:uiPriority="48"/>
+    <w:lsdException w:name="Grid Table 4 Accent 3" w:uiPriority="49"/>
+    <w:lsdException w:name="Grid Table 5 Dark Accent 3" w:uiPriority="50"/>
+    <w:lsdException w:name="Grid Table 6 Colorful Accent 3" w:uiPriority="51"/>
+    <w:lsdException w:name="Grid Table 7 Colorful Accent 3" w:uiPriority="52"/>
+    <w:lsdException w:name="Grid Table 1 Light Accent 4" w:uiPriority="46"/>
+    <w:lsdException w:name="Grid Table 2 Accent 4" w:uiPriority="47"/>
+    <w:lsdException w:name="Grid Table 3 Accent 4" w:uiPriority="48"/>
+    <w:lsdException w:name="Grid Table 4 Accent 4" w:uiPriority="49"/>
+    <w:lsdException w:name="Grid Table 5 Dark Accent 4" w:uiPriority="50"/>
+    <w:lsdException w:name="Grid Table 6 Colorful Accent 4" w:uiPriority="51"/>
+    <w:lsdException w:name="Grid Table 7 Colorful Accent 4" w:uiPriority="52"/>
+    <w:lsdException w:name="Grid Table 1 Light Accent 5" w:uiPriority="46"/>
+    <w:lsdException w:name="Grid Table 2 Accent 5" w:uiPriority="47"/>
+    <w:lsdException w:name="Grid Table 3 Accent 5" w:uiPriority="48"/>
+    <w:lsdException w:name="Grid Table 4 Accent 5" w:uiPriority="49"/>
+    <w:lsdException w:name="Grid Table 5 Dark Accent 5" w:uiPriority="50"/>
+    <w:lsdException w:name="Grid Table 6 Colorful Accent 5" w:uiPriority="51"/>
+    <w:lsdException w:name="Grid Table 7 Colorful Accent 5" w:uiPriority="52"/>
+    <w:lsdException w:name="Grid Table 1 Light Accent 6" w:uiPriority="46"/>
+    <w:lsdException w:name="Grid Table 2 Accent 6" w:uiPriority="47"/>
+    <w:lsdException w:name="Grid Table 3 Accent 6" w:uiPriority="48"/>
+    <w:lsdException w:name="Grid Table 4 Accent 6" w:uiPriority="49"/>
+    <w:lsdException w:name="Grid Table 5 Dark Accent 6" w:uiPriority="50"/>
+    <w:lsdException w:name="Grid Table 6 Colorful Accent 6" w:uiPriority="51"/>
+    <w:lsdException w:name="Grid Table 7 Colorful Accent 6" w:uiPriority="52"/>
+    <w:lsdException w:name="List Table 1 Light" w:uiPriority="46"/>
+    <w:lsdException w:name="List Table 2" w:uiPriority="47"/>
+    <w:lsdException w:name="List Table 3" w:uiPriority="48"/>
+    <w:lsdException w:name="List Table 4" w:uiPriority="49"/>
+    <w:lsdException w:name="List Table 5 Dark" w:uiPriority="50"/>
+    <w:lsdException w:name="List Table 6 Colorful" w:uiPriority="51"/>
+    <w:lsdException w:name="List Table 7 Colorful" w:uiPriority="52"/>
+    <w:lsdException w:name="List Table 1 Light Accent 1" w:uiPriority="46"/>
+    <w:lsdException w:name="List Table 2 Accent 1" w:uiPriority="47"/>
+    <w:lsdException w:name="List Table 3 Accent 1" w:uiPriority="48"/>
+    <w:lsdException w:name="List Table 4 Accent 1" w:uiPriority="49"/>
+    <w:lsdException w:name="List Table 5 Dark Accent 1" w:uiPriority="50"/>
+    <w:lsdException w:name="List Table 6 Colorful Accent 1" w:uiPriority="51"/>
+    <w:lsdException w:name="List Table 7 Colorful Accent 1" w:uiPriority="52"/>
+    <w:lsdException w:name="List Table 1 Light Accent 2" w:uiPriority="46"/>
+    <w:lsdException w:name="List Table 2 Accent 2" w:uiPriority="47"/>
+    <w:lsdException w:name="List Table 3 Accent 2" w:uiPriority="48"/>
+    <w:lsdException w:name="List Table 4 Accent 2" w:uiPriority="49"/>
+    <w:lsdException w:name="List Table 5 Dark Accent 2" w:uiPriority="50"/>
+    <w:lsdException w:name="List Table 6 Colorful Accent 2" w:uiPriority="51"/>
+    <w:lsdException w:name="List Table 7 Colorful Accent 2" w:uiPriority="52"/>
+    <w:lsdException w:name="List Table 1 Light Accent 3" w:uiPriority="46"/>
+    <w:lsdException w:name="List Table 2 Accent 3" w:uiPriority="47"/>
+    <w:lsdException w:name="List Table 3 Accent 3" w:uiPriority="48"/>
+    <w:lsdException w:name="List Table 4 Accent 3" w:uiPriority="49"/>
+    <w:lsdException w:name="List Table 5 Dark Accent 3" w:uiPriority="50"/>
+    <w:lsdException w:name="List Table 6 Colorful Accent 3" w:uiPriority="51"/>
+    <w:lsdException w:name="List Table 7 Colorful Accent 3" w:uiPriority="52"/>
+    <w:lsdException w:name="List Table 1 Light Accent 4" w:uiPriority="46"/>
+    <w:lsdException w:name="List Table 2 Accent 4" w:uiPriority="47"/>
+    <w:lsdException w:name="List Table 3 Accent 4" w:uiPriority="48"/>
+    <w:lsdException w:name="List Table 4 Accent 4" w:uiPriority="49"/>
+    <w:lsdException w:name="List Table 5 Dark Accent 4" w:uiPriority="50"/>
+    <w:lsdException w:name="List Table 6 Colorful Accent 4" w:uiPriority="51"/>
+    <w:lsdException w:name="List Table 7 Colorful Accent 4" w:uiPriority="52"/>
+    <w:lsdException w:name="List Table 1 Light Accent 5" w:uiPriority="46"/>
+    <w:lsdException w:name="List Table 2 Accent 5" w:uiPriority="47"/>
+    <w:lsdException w:name="List Table 3 Accent 5" w:uiPriority="48"/>
+    <w:lsdException w:name="List Table 4 Accent 5" w:uiPriority="49"/>
+    <w:lsdException w:name="List Table 5 Dark Accent 5" w:uiPriority="50"/>
+    <w:lsdException w:name="List Table 6 Colorful Accent 5" w:uiPriority="51"/>
+    <w:lsdException w:name="List Table 7 Colorful Accent 5" w:uiPriority="52"/>
+    <w:lsdException w:name="List Table 1 Light Accent 6" w:uiPriority="46"/>
+    <w:lsdException w:name="List Table 2 Accent 6" w:uiPriority="47"/>
+    <w:lsdException w:name="List Table 3 Accent 6" w:uiPriority="48"/>
+    <w:lsdException w:name="List Table 4 Accent 6" w:uiPriority="49"/>
+    <w:lsdException w:name="List Table 5 Dark Accent 6" w:uiPriority="50"/>
+    <w:lsdException w:name="List Table 6 Colorful Accent 6" w:uiPriority="51"/>
+    <w:lsdException w:name="List Table 7 Colorful Accent 6" w:uiPriority="52"/>
+    <w:lsdException w:name="Mention" w:semiHidden="1" w:unhideWhenUsed="1"/>
+    <w:lsdException w:name="Smart Hyperlink" w:semiHidden="1" w:unhideWhenUsed="1"/>
+    <w:lsdException w:name="Hashtag" w:semiHidden="1" w:unhideWhenUsed="1"/>
+    <w:lsdException w:name="Unresolved Mention" w:semiHidden="1" w:unhideWhenUsed="1"/>
+    <w:lsdException w:name="Smart Link" w:semiHidden="1" w:unhideWhenUsed="1"/>
   </w:latentStyles>
-  <w:style w:type="paragraph" w:default="1" w:styleId="1">
+  <w:style w:type="paragraph" w:default="1" w:styleId="a">
     <w:name w:val="Normal"/>
     <w:qFormat/>
-    <w:uiPriority w:val="0"/>
+    <w:rsid w:val="00A91DA6"/>
     <w:pPr>
       <w:widowControl w:val="0"/>
       <w:jc w:val="both"/>
     </w:pPr>
     <w:rPr>
-      <w:rFonts w:ascii="Times New Roman" w:hAnsi="Times New Roman" w:eastAsia="宋体" w:cs="Times New Roman"/>
-      <w:kern w:val="2"/>
-      <w:sz w:val="21"/>
+      <w:rFonts w:ascii="Times New Roman" w:eastAsia="宋体" w:hAnsi="Times New Roman" w:cs="Times New Roman"/>
       <w:szCs w:val="24"/>
-      <w:lang w:val="en-US" w:eastAsia="zh-CN" w:bidi="ar-SA"/>
     </w:rPr>
   </w:style>
-  <w:style w:type="character" w:default="1" w:styleId="7">
+  <w:style w:type="character" w:default="1" w:styleId="a0">
     <w:name w:val="Default Paragraph Font"/>
+    <w:uiPriority w:val="1"/>
     <w:semiHidden/>
     <w:unhideWhenUsed/>
-    <w:uiPriority w:val="1"/>
   </w:style>
-  <w:style w:type="table" w:default="1" w:styleId="5">
+  <w:style w:type="table" w:default="1" w:styleId="a1">
     <w:name w:val="Normal Table"/>
+    <w:uiPriority w:val="99"/>
     <w:semiHidden/>
     <w:unhideWhenUsed/>
-    <w:uiPriority w:val="99"/>
     <w:tblPr>
+      <w:tblInd w:w="0" w:type="dxa"/>
       <w:tblCellMar>
         <w:top w:w="0" w:type="dxa"/>
         <w:left w:w="108" w:type="dxa"/>
@@ -1328,25 +3121,70 @@
       </w:tblCellMar>
     </w:tblPr>
   </w:style>
-  <w:style w:type="paragraph" w:styleId="2">
-    <w:name w:val="Body Text Indent"/>
-    <w:basedOn w:val="1"/>
-    <w:link w:val="11"/>
-    <w:uiPriority w:val="0"/>
+  <w:style w:type="numbering" w:default="1" w:styleId="a2">
+    <w:name w:val="No List"/>
+    <w:uiPriority w:val="99"/>
+    <w:semiHidden/>
+    <w:unhideWhenUsed/>
+  </w:style>
+  <w:style w:type="table" w:styleId="a3">
+    <w:name w:val="Table Grid"/>
+    <w:basedOn w:val="a1"/>
+    <w:uiPriority w:val="59"/>
+    <w:rsid w:val="00BF52A4"/>
+    <w:tblPr>
+      <w:tblBorders>
+        <w:top w:val="single" w:sz="4" w:space="0" w:color="auto"/>
+        <w:left w:val="single" w:sz="4" w:space="0" w:color="auto"/>
+        <w:bottom w:val="single" w:sz="4" w:space="0" w:color="auto"/>
+        <w:right w:val="single" w:sz="4" w:space="0" w:color="auto"/>
+        <w:insideH w:val="single" w:sz="4" w:space="0" w:color="auto"/>
+        <w:insideV w:val="single" w:sz="4" w:space="0" w:color="auto"/>
+      </w:tblBorders>
+    </w:tblPr>
+  </w:style>
+  <w:style w:type="paragraph" w:styleId="a4">
+    <w:name w:val="header"/>
+    <w:basedOn w:val="a"/>
+    <w:link w:val="a5"/>
+    <w:uiPriority w:val="99"/>
+    <w:unhideWhenUsed/>
+    <w:rsid w:val="00A91DA6"/>
     <w:pPr>
-      <w:spacing w:line="200" w:lineRule="exact"/>
-      <w:ind w:firstLine="420"/>
+      <w:pBdr>
+        <w:bottom w:val="single" w:sz="6" w:space="1" w:color="auto"/>
+      </w:pBdr>
+      <w:tabs>
+        <w:tab w:val="center" w:pos="4153"/>
+        <w:tab w:val="right" w:pos="8306"/>
+      </w:tabs>
+      <w:snapToGrid w:val="0"/>
+      <w:jc w:val="center"/>
     </w:pPr>
     <w:rPr>
-      <w:rFonts w:ascii="仿宋_GB2312" w:eastAsia="仿宋_GB2312"/>
+      <w:rFonts w:asciiTheme="minorHAnsi" w:eastAsiaTheme="minorEastAsia" w:hAnsiTheme="minorHAnsi" w:cstheme="minorBidi"/>
+      <w:sz w:val="18"/>
+      <w:szCs w:val="18"/>
     </w:rPr>
   </w:style>
-  <w:style w:type="paragraph" w:styleId="3">
+  <w:style w:type="character" w:customStyle="1" w:styleId="a5">
+    <w:name w:val="页眉 字符"/>
+    <w:basedOn w:val="a0"/>
+    <w:link w:val="a4"/>
+    <w:uiPriority w:val="99"/>
+    <w:rsid w:val="00A91DA6"/>
+    <w:rPr>
+      <w:sz w:val="18"/>
+      <w:szCs w:val="18"/>
+    </w:rPr>
+  </w:style>
+  <w:style w:type="paragraph" w:styleId="a6">
     <w:name w:val="footer"/>
-    <w:basedOn w:val="1"/>
-    <w:link w:val="10"/>
+    <w:basedOn w:val="a"/>
+    <w:link w:val="a7"/>
+    <w:uiPriority w:val="99"/>
     <w:unhideWhenUsed/>
-    <w:uiPriority w:val="99"/>
+    <w:rsid w:val="00A91DA6"/>
     <w:pPr>
       <w:tabs>
         <w:tab w:val="center" w:pos="4153"/>
@@ -1356,108 +3194,111 @@
       <w:jc w:val="left"/>
     </w:pPr>
     <w:rPr>
-      <w:rFonts w:asciiTheme="minorHAnsi" w:hAnsiTheme="minorHAnsi" w:eastAsiaTheme="minorEastAsia" w:cstheme="minorBidi"/>
+      <w:rFonts w:asciiTheme="minorHAnsi" w:eastAsiaTheme="minorEastAsia" w:hAnsiTheme="minorHAnsi" w:cstheme="minorBidi"/>
       <w:sz w:val="18"/>
       <w:szCs w:val="18"/>
     </w:rPr>
   </w:style>
-  <w:style w:type="paragraph" w:styleId="4">
-    <w:name w:val="header"/>
-    <w:basedOn w:val="1"/>
-    <w:link w:val="9"/>
-    <w:unhideWhenUsed/>
+  <w:style w:type="character" w:customStyle="1" w:styleId="a7">
+    <w:name w:val="页脚 字符"/>
+    <w:basedOn w:val="a0"/>
+    <w:link w:val="a6"/>
     <w:uiPriority w:val="99"/>
-    <w:pPr>
-      <w:pBdr>
-        <w:bottom w:val="single" w:color="auto" w:sz="6" w:space="1"/>
-      </w:pBdr>
-      <w:tabs>
-        <w:tab w:val="center" w:pos="4153"/>
-        <w:tab w:val="right" w:pos="8306"/>
-      </w:tabs>
-      <w:snapToGrid w:val="0"/>
-      <w:jc w:val="center"/>
-    </w:pPr>
-    <w:rPr>
-      <w:rFonts w:asciiTheme="minorHAnsi" w:hAnsiTheme="minorHAnsi" w:eastAsiaTheme="minorEastAsia" w:cstheme="minorBidi"/>
-      <w:sz w:val="18"/>
-      <w:szCs w:val="18"/>
-    </w:rPr>
-  </w:style>
-  <w:style w:type="table" w:styleId="6">
-    <w:name w:val="Table Grid"/>
-    <w:basedOn w:val="5"/>
-    <w:uiPriority w:val="59"/>
-    <w:tblPr>
-      <w:tblBorders>
-        <w:top w:val="single" w:color="auto" w:sz="4" w:space="0"/>
-        <w:left w:val="single" w:color="auto" w:sz="4" w:space="0"/>
-        <w:bottom w:val="single" w:color="auto" w:sz="4" w:space="0"/>
-        <w:right w:val="single" w:color="auto" w:sz="4" w:space="0"/>
-        <w:insideH w:val="single" w:color="auto" w:sz="4" w:space="0"/>
-        <w:insideV w:val="single" w:color="auto" w:sz="4" w:space="0"/>
-      </w:tblBorders>
-      <w:tblCellMar>
-        <w:top w:w="0" w:type="dxa"/>
-        <w:left w:w="108" w:type="dxa"/>
-        <w:bottom w:w="0" w:type="dxa"/>
-        <w:right w:w="108" w:type="dxa"/>
-      </w:tblCellMar>
-    </w:tblPr>
-  </w:style>
-  <w:style w:type="character" w:styleId="8">
-    <w:name w:val="Hyperlink"/>
-    <w:basedOn w:val="7"/>
-    <w:unhideWhenUsed/>
-    <w:uiPriority w:val="99"/>
-    <w:rPr>
-      <w:color w:val="0000FF" w:themeColor="hyperlink"/>
-      <w:u w:val="single"/>
-      <w14:textFill>
-        <w14:solidFill>
-          <w14:schemeClr w14:val="hlink"/>
-        </w14:solidFill>
-      </w14:textFill>
-    </w:rPr>
-  </w:style>
-  <w:style w:type="character" w:customStyle="1" w:styleId="9">
-    <w:name w:val="页眉 Char"/>
-    <w:basedOn w:val="7"/>
-    <w:link w:val="4"/>
-    <w:uiPriority w:val="99"/>
+    <w:rsid w:val="00A91DA6"/>
     <w:rPr>
       <w:sz w:val="18"/>
       <w:szCs w:val="18"/>
     </w:rPr>
   </w:style>
-  <w:style w:type="character" w:customStyle="1" w:styleId="10">
-    <w:name w:val="页脚 Char"/>
-    <w:basedOn w:val="7"/>
-    <w:link w:val="3"/>
-    <w:uiPriority w:val="99"/>
+  <w:style w:type="paragraph" w:styleId="a8">
+    <w:name w:val="Body Text Indent"/>
+    <w:basedOn w:val="a"/>
+    <w:link w:val="a9"/>
+    <w:rsid w:val="00A91DA6"/>
+    <w:pPr>
+      <w:spacing w:line="200" w:lineRule="exact"/>
+      <w:ind w:firstLine="420"/>
+    </w:pPr>
     <w:rPr>
-      <w:sz w:val="18"/>
-      <w:szCs w:val="18"/>
+      <w:rFonts w:ascii="仿宋_GB2312" w:eastAsia="仿宋_GB2312"/>
     </w:rPr>
   </w:style>
-  <w:style w:type="character" w:customStyle="1" w:styleId="11">
-    <w:name w:val="正文文本缩进 Char"/>
-    <w:basedOn w:val="7"/>
-    <w:link w:val="2"/>
-    <w:uiPriority w:val="0"/>
+  <w:style w:type="character" w:customStyle="1" w:styleId="a9">
+    <w:name w:val="正文文本缩进 字符"/>
+    <w:basedOn w:val="a0"/>
+    <w:link w:val="a8"/>
+    <w:rsid w:val="00A91DA6"/>
     <w:rPr>
-      <w:rFonts w:ascii="仿宋_GB2312" w:hAnsi="Times New Roman" w:eastAsia="仿宋_GB2312" w:cs="Times New Roman"/>
+      <w:rFonts w:ascii="仿宋_GB2312" w:eastAsia="仿宋_GB2312" w:hAnsi="Times New Roman" w:cs="Times New Roman"/>
       <w:szCs w:val="24"/>
     </w:rPr>
   </w:style>
-  <w:style w:type="paragraph" w:styleId="12">
+  <w:style w:type="character" w:styleId="aa">
+    <w:name w:val="Hyperlink"/>
+    <w:basedOn w:val="a0"/>
+    <w:uiPriority w:val="99"/>
+    <w:unhideWhenUsed/>
+    <w:rsid w:val="00A91DA6"/>
+    <w:rPr>
+      <w:color w:val="0000FF" w:themeColor="hyperlink"/>
+      <w:u w:val="single"/>
+    </w:rPr>
+  </w:style>
+  <w:style w:type="paragraph" w:styleId="ab">
     <w:name w:val="List Paragraph"/>
-    <w:basedOn w:val="1"/>
+    <w:basedOn w:val="a"/>
+    <w:uiPriority w:val="34"/>
     <w:qFormat/>
-    <w:uiPriority w:val="34"/>
+    <w:rsid w:val="00A91DA6"/>
     <w:pPr>
-      <w:ind w:firstLine="420" w:firstLineChars="200"/>
+      <w:ind w:firstLineChars="200" w:firstLine="420"/>
     </w:pPr>
+  </w:style>
+  <w:style w:type="character" w:styleId="ac">
+    <w:name w:val="Unresolved Mention"/>
+    <w:basedOn w:val="a0"/>
+    <w:uiPriority w:val="99"/>
+    <w:semiHidden/>
+    <w:unhideWhenUsed/>
+    <w:rsid w:val="006476FC"/>
+    <w:rPr>
+      <w:color w:val="605E5C"/>
+      <w:shd w:val="clear" w:color="auto" w:fill="E1DFDD"/>
+    </w:rPr>
+  </w:style>
+  <w:style w:type="table" w:customStyle="1" w:styleId="1">
+    <w:name w:val="网格型1"/>
+    <w:basedOn w:val="a1"/>
+    <w:next w:val="a3"/>
+    <w:uiPriority w:val="59"/>
+    <w:rsid w:val="006476FC"/>
+    <w:rPr>
+      <w:kern w:val="0"/>
+      <w:sz w:val="20"/>
+      <w:szCs w:val="20"/>
+    </w:rPr>
+    <w:tblPr>
+      <w:tblBorders>
+        <w:top w:val="single" w:sz="4" w:space="0" w:color="auto"/>
+        <w:left w:val="single" w:sz="4" w:space="0" w:color="auto"/>
+        <w:bottom w:val="single" w:sz="4" w:space="0" w:color="auto"/>
+        <w:right w:val="single" w:sz="4" w:space="0" w:color="auto"/>
+        <w:insideH w:val="single" w:sz="4" w:space="0" w:color="auto"/>
+        <w:insideV w:val="single" w:sz="4" w:space="0" w:color="auto"/>
+      </w:tblBorders>
+    </w:tblPr>
+  </w:style>
+  <w:style w:type="character" w:customStyle="1" w:styleId="MTEquationSection">
+    <w:name w:val="MTEquationSection"/>
+    <w:basedOn w:val="a0"/>
+    <w:rsid w:val="006476FC"/>
+    <w:rPr>
+      <w:rFonts w:ascii="仿宋_GB2312" w:eastAsia="仿宋_GB2312"/>
+      <w:bCs/>
+      <w:vanish/>
+      <w:color w:val="FF0000"/>
+      <w:sz w:val="28"/>
+    </w:rPr>
   </w:style>
 </w:styles>
 </file>
@@ -1743,21 +3584,18 @@
     </a:fmtScheme>
   </a:themeElements>
   <a:objectDefaults/>
+  <a:extraClrSchemeLst/>
 </a:theme>
 </file>
 
 <file path=customXml/item1.xml><?xml version="1.0" encoding="utf-8"?>
-<s:customData xmlns="http://www.wps.cn/officeDocument/2013/wpsCustomData" xmlns:s="http://www.wps.cn/officeDocument/2013/wpsCustomData">
-  <customSectProps>
-    <customSectPr/>
-  </customSectProps>
-</s:customData>
+<b:Sources xmlns:b="http://schemas.openxmlformats.org/officeDocument/2006/bibliography" xmlns="http://schemas.openxmlformats.org/officeDocument/2006/bibliography" SelectedStyle="\APASixthEditionOfficeOnline.xsl" StyleName="APA" Version="6"/>
 </file>
 
 <file path=customXml/itemProps1.xml><?xml version="1.0" encoding="utf-8"?>
-<ds:datastoreItem xmlns:ds="http://schemas.openxmlformats.org/officeDocument/2006/customXml" ds:itemID="{B1977F7D-205B-4081-913C-38D41E755F92}">
+<ds:datastoreItem xmlns:ds="http://schemas.openxmlformats.org/officeDocument/2006/customXml" ds:itemID="{E2D5B72D-ECBB-42B1-8D27-7595036C4E9F}">
   <ds:schemaRefs>
-    <ds:schemaRef ds:uri="http://www.wps.cn/officeDocument/2013/wpsCustomData"/>
+    <ds:schemaRef ds:uri="http://schemas.openxmlformats.org/officeDocument/2006/bibliography"/>
   </ds:schemaRefs>
 </ds:datastoreItem>
 </file>